--- a/插件详细手册/17.主菜单/菜单关键字.docx
+++ b/插件详细手册/17.主菜单/菜单关键字.docx
@@ -1,10 +1,13 @@
 
 <file path=word/document.xml><?xml version="1.0" encoding="utf-8"?>
-<w:document xmlns:wpc="http://schemas.microsoft.com/office/word/2010/wordprocessingCanvas" xmlns:cx="http://schemas.microsoft.com/office/drawing/2014/chartex" xmlns:cx1="http://schemas.microsoft.com/office/drawing/2015/9/8/chartex" xmlns:cx2="http://schemas.microsoft.com/office/drawing/2015/10/21/chartex" xmlns:cx3="http://schemas.microsoft.com/office/drawing/2016/5/9/chartex" xmlns:cx4="http://schemas.microsoft.com/office/drawing/2016/5/10/chartex" xmlns:cx5="http://schemas.microsoft.com/office/drawing/2016/5/11/chartex" xmlns:cx6="http://schemas.microsoft.com/office/drawing/2016/5/12/chartex" xmlns:cx7="http://schemas.microsoft.com/office/drawing/2016/5/13/chartex" xmlns:cx8="http://schemas.microsoft.com/office/drawing/2016/5/14/chartex" xmlns:mc="http://schemas.openxmlformats.org/markup-compatibility/2006" xmlns:aink="http://schemas.microsoft.com/office/drawing/2016/ink" xmlns:am3d="http://schemas.microsoft.com/office/drawing/2017/model3d" xmlns:o="urn:schemas-microsoft-com:office:office" xmlns:oel="http://schemas.microsoft.com/office/2019/extlst" xmlns:r="http://schemas.openxmlformats.org/officeDocument/2006/relationships" xmlns:m="http://schemas.openxmlformats.org/officeDocument/2006/math" xmlns:v="urn:schemas-microsoft-com:vml" xmlns:wp14="http://schemas.microsoft.com/office/word/2010/wordprocessingDrawing" xmlns:wp="http://schemas.openxmlformats.org/drawingml/2006/wordprocessingDrawing" xmlns:w10="urn:schemas-microsoft-com:office:word" xmlns:w="http://schemas.openxmlformats.org/wordprocessingml/2006/main" xmlns:w14="http://schemas.microsoft.com/office/word/2010/wordml" xmlns:w15="http://schemas.microsoft.com/office/word/2012/wordml" xmlns:w16cex="http://schemas.microsoft.com/office/word/2018/wordml/cex" xmlns:w16cid="http://schemas.microsoft.com/office/word/2016/wordml/cid" xmlns:w16="http://schemas.microsoft.com/office/word/2018/wordml" xmlns:w16sdtdh="http://schemas.microsoft.com/office/word/2020/wordml/sdtdatahash" xmlns:w16se="http://schemas.microsoft.com/office/word/2015/wordml/symex" xmlns:wpg="http://schemas.microsoft.com/office/word/2010/wordprocessingGroup" xmlns:wpi="http://schemas.microsoft.com/office/word/2010/wordprocessingInk" xmlns:wne="http://schemas.microsoft.com/office/word/2006/wordml" xmlns:wps="http://schemas.microsoft.com/office/word/2010/wordprocessingShape" mc:Ignorable="w14 w15 w16se w16cid w16 w16cex w16sdtdh wp14">
+<w:document xmlns:wpc="http://schemas.microsoft.com/office/word/2010/wordprocessingCanvas" xmlns:cx="http://schemas.microsoft.com/office/drawing/2014/chartex" xmlns:cx1="http://schemas.microsoft.com/office/drawing/2015/9/8/chartex" xmlns:cx2="http://schemas.microsoft.com/office/drawing/2015/10/21/chartex" xmlns:cx3="http://schemas.microsoft.com/office/drawing/2016/5/9/chartex" xmlns:cx4="http://schemas.microsoft.com/office/drawing/2016/5/10/chartex" xmlns:cx5="http://schemas.microsoft.com/office/drawing/2016/5/11/chartex" xmlns:cx6="http://schemas.microsoft.com/office/drawing/2016/5/12/chartex" xmlns:cx7="http://schemas.microsoft.com/office/drawing/2016/5/13/chartex" xmlns:cx8="http://schemas.microsoft.com/office/drawing/2016/5/14/chartex" xmlns:mc="http://schemas.openxmlformats.org/markup-compatibility/2006" xmlns:aink="http://schemas.microsoft.com/office/drawing/2016/ink" xmlns:am3d="http://schemas.microsoft.com/office/drawing/2017/model3d" xmlns:o="urn:schemas-microsoft-com:office:office" xmlns:oel="http://schemas.microsoft.com/office/2019/extlst" xmlns:r="http://schemas.openxmlformats.org/officeDocument/2006/relationships" xmlns:m="http://schemas.openxmlformats.org/officeDocument/2006/math" xmlns:v="urn:schemas-microsoft-com:vml" xmlns:wp14="http://schemas.microsoft.com/office/word/2010/wordprocessingDrawing" xmlns:wp="http://schemas.openxmlformats.org/drawingml/2006/wordprocessingDrawing" xmlns:w10="urn:schemas-microsoft-com:office:word" xmlns:w="http://schemas.openxmlformats.org/wordprocessingml/2006/main" xmlns:w14="http://schemas.microsoft.com/office/word/2010/wordml" xmlns:w15="http://schemas.microsoft.com/office/word/2012/wordml" xmlns:w16cex="http://schemas.microsoft.com/office/word/2018/wordml/cex" xmlns:w16cid="http://schemas.microsoft.com/office/word/2016/wordml/cid" xmlns:w16="http://schemas.microsoft.com/office/word/2018/wordml" xmlns:w16du="http://schemas.microsoft.com/office/word/2023/wordml/word16du" xmlns:w16sdtdh="http://schemas.microsoft.com/office/word/2020/wordml/sdtdatahash" xmlns:w16sdtfl="http://schemas.microsoft.com/office/word/2024/wordml/sdtformatlock" xmlns:w16se="http://schemas.microsoft.com/office/word/2015/wordml/symex" xmlns:wpg="http://schemas.microsoft.com/office/word/2010/wordprocessingGroup" xmlns:wpi="http://schemas.microsoft.com/office/word/2010/wordprocessingInk" xmlns:wne="http://schemas.microsoft.com/office/word/2006/wordml" xmlns:wps="http://schemas.microsoft.com/office/word/2010/wordprocessingShape" mc:Ignorable="w14 w15 w16se w16cid w16 w16cex w16sdtdh w16sdtfl w16du wp14">
   <w:body>
     <w:p>
       <w:pPr>
         <w:pStyle w:val="2"/>
+        <w:rPr>
+          <w:rFonts w:hint="eastAsia"/>
+        </w:rPr>
       </w:pPr>
       <w:r>
         <w:rPr>
@@ -18,7 +21,7 @@
         <w:pStyle w:val="3"/>
         <w:spacing w:before="120" w:after="120" w:line="415" w:lineRule="auto"/>
         <w:rPr>
-          <w:rFonts w:eastAsiaTheme="minorHAnsi" w:cs="Times New Roman"/>
+          <w:rFonts w:eastAsiaTheme="minorHAnsi" w:cs="Times New Roman" w:hint="eastAsia"/>
           <w:sz w:val="28"/>
           <w:szCs w:val="28"/>
         </w:rPr>
@@ -215,6 +218,9 @@
       <w:pPr>
         <w:snapToGrid w:val="0"/>
         <w:jc w:val="center"/>
+        <w:rPr>
+          <w:rFonts w:hint="eastAsia"/>
+        </w:rPr>
       </w:pPr>
       <w:r>
         <w:object w:dxaOrig="7740" w:dyaOrig="1008" w14:anchorId="11F35381">
@@ -237,10 +243,10 @@
             <v:path o:extrusionok="f" gradientshapeok="t" o:connecttype="rect"/>
             <o:lock v:ext="edit" aspectratio="t"/>
           </v:shapetype>
-          <v:shape id="_x0000_i1034" type="#_x0000_t75" style="width:318pt;height:41.4pt" o:ole="">
+          <v:shape id="_x0000_i1025" type="#_x0000_t75" style="width:318pt;height:41.4pt" o:ole="">
             <v:imagedata r:id="rId7" o:title=""/>
           </v:shape>
-          <o:OLEObject Type="Embed" ProgID="Visio.Drawing.15" ShapeID="_x0000_i1034" DrawAspect="Content" ObjectID="_1717681426" r:id="rId8"/>
+          <o:OLEObject Type="Embed" ProgID="Visio.Drawing.15" ShapeID="_x0000_i1025" DrawAspect="Content" ObjectID="_1829661171" r:id="rId8"/>
         </w:object>
       </w:r>
     </w:p>
@@ -445,15 +451,7 @@
           <w:kern w:val="0"/>
           <w:sz w:val="22"/>
         </w:rPr>
-        <w:t>装饰贴图包含</w:t>
-      </w:r>
-      <w:r>
-        <w:rPr>
-          <w:rFonts w:ascii="Tahoma" w:eastAsia="微软雅黑" w:hAnsi="Tahoma" w:hint="eastAsia"/>
-          <w:kern w:val="0"/>
-          <w:sz w:val="22"/>
-        </w:rPr>
-        <w:t>背景</w:t>
+        <w:t>装饰贴图包含背景</w:t>
       </w:r>
       <w:r>
         <w:rPr>
@@ -500,7 +498,7 @@
       <w:pPr>
         <w:snapToGrid w:val="0"/>
         <w:rPr>
-          <w:rFonts w:ascii="Tahoma" w:eastAsia="微软雅黑" w:hAnsi="Tahoma" w:hint="eastAsia"/>
+          <w:rFonts w:ascii="Tahoma" w:eastAsia="微软雅黑" w:hAnsi="Tahoma"/>
           <w:kern w:val="0"/>
           <w:sz w:val="22"/>
         </w:rPr>
@@ -546,6 +544,7 @@
         <w:widowControl/>
         <w:adjustRightInd w:val="0"/>
         <w:snapToGrid w:val="0"/>
+        <w:spacing w:after="200"/>
         <w:jc w:val="center"/>
         <w:rPr>
           <w:rFonts w:ascii="Tahoma" w:eastAsia="微软雅黑" w:hAnsi="Tahoma"/>
@@ -555,16 +554,13 @@
       </w:pPr>
       <w:r>
         <w:rPr>
-          <w:rFonts w:ascii="Tahoma" w:eastAsia="微软雅黑" w:hAnsi="Tahoma"/>
           <w:noProof/>
-          <w:kern w:val="0"/>
-          <w:sz w:val="22"/>
         </w:rPr>
         <w:drawing>
-          <wp:inline distT="0" distB="0" distL="0" distR="0" wp14:anchorId="17FF3197" wp14:editId="6738233B">
-            <wp:extent cx="2577830" cy="1061835"/>
-            <wp:effectExtent l="0" t="0" r="0" b="5080"/>
-            <wp:docPr id="16" name="图片 16"/>
+          <wp:inline distT="0" distB="0" distL="0" distR="0" wp14:anchorId="324E6730" wp14:editId="00BDA022">
+            <wp:extent cx="2460822" cy="1015577"/>
+            <wp:effectExtent l="0" t="0" r="0" b="0"/>
+            <wp:docPr id="668557590" name="图片 1"/>
             <wp:cNvGraphicFramePr>
               <a:graphicFrameLocks xmlns:a="http://schemas.openxmlformats.org/drawingml/2006/main" noChangeAspect="1"/>
             </wp:cNvGraphicFramePr>
@@ -572,23 +568,36 @@
               <a:graphicData uri="http://schemas.openxmlformats.org/drawingml/2006/picture">
                 <pic:pic xmlns:pic="http://schemas.openxmlformats.org/drawingml/2006/picture">
                   <pic:nvPicPr>
-                    <pic:cNvPr id="1" name=""/>
-                    <pic:cNvPicPr/>
+                    <pic:cNvPr id="0" name="Picture 6"/>
+                    <pic:cNvPicPr>
+                      <a:picLocks noChangeAspect="1" noChangeArrowheads="1"/>
+                    </pic:cNvPicPr>
                   </pic:nvPicPr>
                   <pic:blipFill>
-                    <a:blip r:embed="rId9"/>
+                    <a:blip r:embed="rId9">
+                      <a:extLst>
+                        <a:ext uri="{28A0092B-C50C-407E-A947-70E740481C1C}">
+                          <a14:useLocalDpi xmlns:a14="http://schemas.microsoft.com/office/drawing/2010/main" val="0"/>
+                        </a:ext>
+                      </a:extLst>
+                    </a:blip>
+                    <a:srcRect/>
                     <a:stretch>
                       <a:fillRect/>
                     </a:stretch>
                   </pic:blipFill>
-                  <pic:spPr>
+                  <pic:spPr bwMode="auto">
                     <a:xfrm>
                       <a:off x="0" y="0"/>
-                      <a:ext cx="2612733" cy="1076212"/>
+                      <a:ext cx="2467913" cy="1018504"/>
                     </a:xfrm>
                     <a:prstGeom prst="rect">
                       <a:avLst/>
                     </a:prstGeom>
+                    <a:noFill/>
+                    <a:ln>
+                      <a:noFill/>
+                    </a:ln>
                   </pic:spPr>
                 </pic:pic>
               </a:graphicData>
@@ -596,31 +605,15 @@
           </wp:inline>
         </w:drawing>
       </w:r>
-    </w:p>
-    <w:p>
-      <w:pPr>
-        <w:widowControl/>
-        <w:adjustRightInd w:val="0"/>
-        <w:snapToGrid w:val="0"/>
-        <w:jc w:val="center"/>
-        <w:rPr>
-          <w:rFonts w:ascii="Tahoma" w:eastAsia="微软雅黑" w:hAnsi="Tahoma"/>
-          <w:kern w:val="0"/>
-          <w:sz w:val="22"/>
-        </w:rPr>
-      </w:pPr>
-      <w:r>
-        <w:rPr>
-          <w:rFonts w:ascii="Tahoma" w:eastAsia="微软雅黑" w:hAnsi="Tahoma"/>
+      <w:r>
+        <w:rPr>
           <w:noProof/>
-          <w:kern w:val="0"/>
-          <w:sz w:val="22"/>
         </w:rPr>
         <w:drawing>
-          <wp:inline distT="0" distB="0" distL="0" distR="0" wp14:anchorId="5160B329" wp14:editId="08C25D4E">
-            <wp:extent cx="3287949" cy="1362523"/>
-            <wp:effectExtent l="0" t="0" r="8255" b="9525"/>
-            <wp:docPr id="12" name="图片 12"/>
+          <wp:inline distT="0" distB="0" distL="0" distR="0" wp14:anchorId="171EB420" wp14:editId="6E8B7437">
+            <wp:extent cx="2378710" cy="985449"/>
+            <wp:effectExtent l="0" t="0" r="2540" b="5715"/>
+            <wp:docPr id="1145032527" name="图片 4"/>
             <wp:cNvGraphicFramePr>
               <a:graphicFrameLocks xmlns:a="http://schemas.openxmlformats.org/drawingml/2006/main" noChangeAspect="1"/>
             </wp:cNvGraphicFramePr>
@@ -628,7 +621,7 @@
               <a:graphicData uri="http://schemas.openxmlformats.org/drawingml/2006/picture">
                 <pic:pic xmlns:pic="http://schemas.openxmlformats.org/drawingml/2006/picture">
                   <pic:nvPicPr>
-                    <pic:cNvPr id="0" name="Picture 10"/>
+                    <pic:cNvPr id="0" name="Picture 12"/>
                     <pic:cNvPicPr>
                       <a:picLocks noChangeAspect="1" noChangeArrowheads="1"/>
                     </pic:cNvPicPr>
@@ -649,7 +642,7 @@
                   <pic:spPr bwMode="auto">
                     <a:xfrm>
                       <a:off x="0" y="0"/>
-                      <a:ext cx="3316612" cy="1374401"/>
+                      <a:ext cx="2401312" cy="994812"/>
                     </a:xfrm>
                     <a:prstGeom prst="rect">
                       <a:avLst/>
@@ -670,7 +663,7 @@
       <w:pPr>
         <w:snapToGrid w:val="0"/>
         <w:rPr>
-          <w:rFonts w:ascii="Tahoma" w:eastAsia="微软雅黑" w:hAnsi="Tahoma" w:hint="eastAsia"/>
+          <w:rFonts w:ascii="Tahoma" w:eastAsia="微软雅黑" w:hAnsi="Tahoma"/>
           <w:kern w:val="0"/>
           <w:sz w:val="22"/>
         </w:rPr>
@@ -897,6 +890,7 @@
         <w:widowControl/>
         <w:adjustRightInd w:val="0"/>
         <w:snapToGrid w:val="0"/>
+        <w:spacing w:after="200"/>
         <w:jc w:val="center"/>
         <w:rPr>
           <w:rFonts w:ascii="Tahoma" w:eastAsia="微软雅黑" w:hAnsi="Tahoma"/>
@@ -907,15 +901,14 @@
       <w:r>
         <w:rPr>
           <w:rFonts w:ascii="Tahoma" w:eastAsia="微软雅黑" w:hAnsi="Tahoma"/>
-          <w:noProof/>
           <w:kern w:val="0"/>
           <w:sz w:val="22"/>
         </w:rPr>
         <w:drawing>
-          <wp:inline distT="0" distB="0" distL="0" distR="0" wp14:anchorId="6AE9F0B6" wp14:editId="2C2305AC">
-            <wp:extent cx="2644140" cy="787745"/>
-            <wp:effectExtent l="0" t="0" r="3810" b="0"/>
-            <wp:docPr id="17" name="图片 17"/>
+          <wp:inline distT="0" distB="0" distL="0" distR="0" wp14:anchorId="4D486388" wp14:editId="3C41BD3D">
+            <wp:extent cx="2978128" cy="886283"/>
+            <wp:effectExtent l="0" t="0" r="0" b="9525"/>
+            <wp:docPr id="1221318291" name="图片 2"/>
             <wp:cNvGraphicFramePr>
               <a:graphicFrameLocks xmlns:a="http://schemas.openxmlformats.org/drawingml/2006/main" noChangeAspect="1"/>
             </wp:cNvGraphicFramePr>
@@ -923,23 +916,36 @@
               <a:graphicData uri="http://schemas.openxmlformats.org/drawingml/2006/picture">
                 <pic:pic xmlns:pic="http://schemas.openxmlformats.org/drawingml/2006/picture">
                   <pic:nvPicPr>
-                    <pic:cNvPr id="1" name=""/>
-                    <pic:cNvPicPr/>
+                    <pic:cNvPr id="0" name="Picture 8"/>
+                    <pic:cNvPicPr>
+                      <a:picLocks noChangeAspect="1" noChangeArrowheads="1"/>
+                    </pic:cNvPicPr>
                   </pic:nvPicPr>
                   <pic:blipFill>
-                    <a:blip r:embed="rId11"/>
+                    <a:blip r:embed="rId11">
+                      <a:extLst>
+                        <a:ext uri="{28A0092B-C50C-407E-A947-70E740481C1C}">
+                          <a14:useLocalDpi xmlns:a14="http://schemas.microsoft.com/office/drawing/2010/main" val="0"/>
+                        </a:ext>
+                      </a:extLst>
+                    </a:blip>
+                    <a:srcRect/>
                     <a:stretch>
                       <a:fillRect/>
                     </a:stretch>
                   </pic:blipFill>
-                  <pic:spPr>
+                  <pic:spPr bwMode="auto">
                     <a:xfrm>
                       <a:off x="0" y="0"/>
-                      <a:ext cx="2683171" cy="799373"/>
+                      <a:ext cx="2994753" cy="891231"/>
                     </a:xfrm>
                     <a:prstGeom prst="rect">
                       <a:avLst/>
                     </a:prstGeom>
+                    <a:noFill/>
+                    <a:ln>
+                      <a:noFill/>
+                    </a:ln>
                   </pic:spPr>
                 </pic:pic>
               </a:graphicData>
@@ -947,31 +953,25 @@
           </wp:inline>
         </w:drawing>
       </w:r>
-    </w:p>
-    <w:p>
-      <w:pPr>
-        <w:widowControl/>
-        <w:adjustRightInd w:val="0"/>
-        <w:snapToGrid w:val="0"/>
-        <w:jc w:val="center"/>
+      <w:r>
+        <w:rPr>
+          <w:rFonts w:ascii="Tahoma" w:eastAsia="微软雅黑" w:hAnsi="Tahoma" w:hint="eastAsia"/>
+          <w:kern w:val="0"/>
+          <w:sz w:val="22"/>
+        </w:rPr>
+        <w:t xml:space="preserve"> </w:t>
+      </w:r>
+      <w:r>
         <w:rPr>
           <w:rFonts w:ascii="Tahoma" w:eastAsia="微软雅黑" w:hAnsi="Tahoma"/>
           <w:kern w:val="0"/>
           <w:sz w:val="22"/>
         </w:rPr>
-      </w:pPr>
-      <w:r>
-        <w:rPr>
-          <w:rFonts w:ascii="Tahoma" w:eastAsia="微软雅黑" w:hAnsi="Tahoma"/>
-          <w:noProof/>
-          <w:kern w:val="0"/>
-          <w:sz w:val="22"/>
-        </w:rPr>
         <w:drawing>
-          <wp:inline distT="0" distB="0" distL="0" distR="0" wp14:anchorId="689B9239" wp14:editId="2E5E79F9">
-            <wp:extent cx="1251858" cy="1524000"/>
-            <wp:effectExtent l="0" t="0" r="5715" b="0"/>
-            <wp:docPr id="5" name="图片 5"/>
+          <wp:inline distT="0" distB="0" distL="0" distR="0" wp14:anchorId="2CE12FB5" wp14:editId="0BA50867">
+            <wp:extent cx="1746250" cy="2080259"/>
+            <wp:effectExtent l="0" t="0" r="6350" b="0"/>
+            <wp:docPr id="1879323522" name="图片 3"/>
             <wp:cNvGraphicFramePr>
               <a:graphicFrameLocks xmlns:a="http://schemas.openxmlformats.org/drawingml/2006/main" noChangeAspect="1"/>
             </wp:cNvGraphicFramePr>
@@ -979,23 +979,36 @@
               <a:graphicData uri="http://schemas.openxmlformats.org/drawingml/2006/picture">
                 <pic:pic xmlns:pic="http://schemas.openxmlformats.org/drawingml/2006/picture">
                   <pic:nvPicPr>
-                    <pic:cNvPr id="1" name=""/>
-                    <pic:cNvPicPr/>
+                    <pic:cNvPr id="0" name="Picture 10"/>
+                    <pic:cNvPicPr>
+                      <a:picLocks noChangeAspect="1" noChangeArrowheads="1"/>
+                    </pic:cNvPicPr>
                   </pic:nvPicPr>
                   <pic:blipFill>
-                    <a:blip r:embed="rId12"/>
+                    <a:blip r:embed="rId12">
+                      <a:extLst>
+                        <a:ext uri="{28A0092B-C50C-407E-A947-70E740481C1C}">
+                          <a14:useLocalDpi xmlns:a14="http://schemas.microsoft.com/office/drawing/2010/main" val="0"/>
+                        </a:ext>
+                      </a:extLst>
+                    </a:blip>
+                    <a:srcRect/>
                     <a:stretch>
                       <a:fillRect/>
                     </a:stretch>
                   </pic:blipFill>
-                  <pic:spPr>
+                  <pic:spPr bwMode="auto">
                     <a:xfrm>
                       <a:off x="0" y="0"/>
-                      <a:ext cx="1253914" cy="1526504"/>
+                      <a:ext cx="1755721" cy="2091541"/>
                     </a:xfrm>
                     <a:prstGeom prst="rect">
                       <a:avLst/>
                     </a:prstGeom>
+                    <a:noFill/>
+                    <a:ln>
+                      <a:noFill/>
+                    </a:ln>
                   </pic:spPr>
                 </pic:pic>
               </a:graphicData>
@@ -1007,7 +1020,24 @@
     <w:p>
       <w:pPr>
         <w:widowControl/>
+        <w:adjustRightInd w:val="0"/>
+        <w:snapToGrid w:val="0"/>
+        <w:spacing w:after="200"/>
         <w:jc w:val="left"/>
+        <w:rPr>
+          <w:rFonts w:ascii="Tahoma" w:eastAsia="微软雅黑" w:hAnsi="Tahoma"/>
+          <w:kern w:val="0"/>
+          <w:sz w:val="22"/>
+        </w:rPr>
+      </w:pPr>
+    </w:p>
+    <w:p>
+      <w:pPr>
+        <w:widowControl/>
+        <w:jc w:val="left"/>
+        <w:rPr>
+          <w:rFonts w:hint="eastAsia"/>
+        </w:rPr>
         <w:sectPr>
           <w:headerReference w:type="default" r:id="rId13"/>
           <w:pgSz w:w="11906" w:h="16838"/>
@@ -1022,6 +1052,7 @@
         <w:pStyle w:val="3"/>
         <w:spacing w:before="240" w:after="120" w:line="415" w:lineRule="auto"/>
         <w:rPr>
+          <w:rFonts w:hint="eastAsia"/>
           <w:sz w:val="28"/>
         </w:rPr>
       </w:pPr>
@@ -1097,13 +1128,16 @@
       <w:pPr>
         <w:widowControl/>
         <w:jc w:val="left"/>
+        <w:rPr>
+          <w:rFonts w:hint="eastAsia"/>
+        </w:rPr>
       </w:pPr>
       <w:r>
         <w:object w:dxaOrig="18181" w:dyaOrig="6852" w14:anchorId="2A470878">
           <v:shape id="_x0000_i1026" type="#_x0000_t75" style="width:697.2pt;height:262.2pt" o:ole="">
             <v:imagedata r:id="rId14" o:title=""/>
           </v:shape>
-          <o:OLEObject Type="Embed" ProgID="Visio.Drawing.15" ShapeID="_x0000_i1026" DrawAspect="Content" ObjectID="_1717681427" r:id="rId15"/>
+          <o:OLEObject Type="Embed" ProgID="Visio.Drawing.15" ShapeID="_x0000_i1026" DrawAspect="Content" ObjectID="_1829661172" r:id="rId15"/>
         </w:object>
       </w:r>
     </w:p>
@@ -1111,12 +1145,18 @@
       <w:pPr>
         <w:widowControl/>
         <w:jc w:val="left"/>
+        <w:rPr>
+          <w:rFonts w:hint="eastAsia"/>
+        </w:rPr>
       </w:pPr>
     </w:p>
     <w:p>
       <w:pPr>
         <w:widowControl/>
         <w:jc w:val="left"/>
+        <w:rPr>
+          <w:rFonts w:hint="eastAsia"/>
+        </w:rPr>
         <w:sectPr>
           <w:pgSz w:w="16838" w:h="11906" w:orient="landscape"/>
           <w:pgMar w:top="1800" w:right="1440" w:bottom="1800" w:left="1440" w:header="851" w:footer="992" w:gutter="0"/>
@@ -1131,6 +1171,9 @@
     <w:p>
       <w:pPr>
         <w:pStyle w:val="2"/>
+        <w:rPr>
+          <w:rFonts w:hint="eastAsia"/>
+        </w:rPr>
       </w:pPr>
       <w:r>
         <w:rPr>
@@ -1145,6 +1188,7 @@
         <w:pStyle w:val="3"/>
         <w:spacing w:before="240" w:after="120" w:line="415" w:lineRule="auto"/>
         <w:rPr>
+          <w:rFonts w:hint="eastAsia"/>
           <w:sz w:val="28"/>
         </w:rPr>
       </w:pPr>
@@ -1161,16 +1205,30 @@
     <w:p>
       <w:pPr>
         <w:pStyle w:val="4"/>
-        <w:spacing w:before="120" w:after="120" w:line="377" w:lineRule="auto"/>
-        <w:rPr>
-          <w:rFonts w:asciiTheme="minorEastAsia" w:eastAsiaTheme="minorEastAsia" w:hAnsiTheme="minorEastAsia"/>
-          <w:b w:val="0"/>
+        <w:snapToGrid w:val="0"/>
+        <w:spacing w:before="240" w:after="240" w:line="240" w:lineRule="auto"/>
+        <w:rPr>
+          <w:rFonts w:ascii="微软雅黑" w:eastAsia="微软雅黑" w:hAnsi="微软雅黑" w:hint="eastAsia"/>
+          <w:bCs w:val="0"/>
+          <w:sz w:val="22"/>
+          <w:szCs w:val="22"/>
         </w:rPr>
       </w:pPr>
       <w:r>
         <w:rPr>
-          <w:rFonts w:asciiTheme="minorEastAsia" w:eastAsiaTheme="minorEastAsia" w:hAnsiTheme="minorEastAsia" w:hint="eastAsia"/>
-          <w:b w:val="0"/>
+          <w:rFonts w:ascii="微软雅黑" w:eastAsia="微软雅黑" w:hAnsi="微软雅黑" w:hint="eastAsia"/>
+          <w:bCs w:val="0"/>
+          <w:sz w:val="22"/>
+          <w:szCs w:val="22"/>
+        </w:rPr>
+        <w:t>1）</w:t>
+      </w:r>
+      <w:r>
+        <w:rPr>
+          <w:rFonts w:ascii="微软雅黑" w:eastAsia="微软雅黑" w:hAnsi="微软雅黑" w:hint="eastAsia"/>
+          <w:bCs w:val="0"/>
+          <w:sz w:val="22"/>
+          <w:szCs w:val="22"/>
         </w:rPr>
         <w:t>相关插件</w:t>
       </w:r>
@@ -1921,13 +1979,16 @@
         <w:snapToGrid w:val="0"/>
         <w:spacing w:after="200"/>
         <w:jc w:val="center"/>
+        <w:rPr>
+          <w:rFonts w:hint="eastAsia"/>
+        </w:rPr>
       </w:pPr>
       <w:r>
         <w:object w:dxaOrig="11161" w:dyaOrig="3132" w14:anchorId="3B1DC442">
           <v:shape id="_x0000_i1027" type="#_x0000_t75" style="width:402pt;height:112.2pt" o:ole="">
             <v:imagedata r:id="rId16" o:title=""/>
           </v:shape>
-          <o:OLEObject Type="Embed" ProgID="Visio.Drawing.15" ShapeID="_x0000_i1027" DrawAspect="Content" ObjectID="_1717681428" r:id="rId17"/>
+          <o:OLEObject Type="Embed" ProgID="Visio.Drawing.15" ShapeID="_x0000_i1027" DrawAspect="Content" ObjectID="_1829661173" r:id="rId17"/>
         </w:object>
       </w:r>
     </w:p>
@@ -1983,13 +2044,23 @@
         </w:rPr>
         <w:t>添加了一个背景配置，</w:t>
       </w:r>
-      <w:r>
-        <w:rPr>
-          <w:rFonts w:ascii="Tahoma" w:eastAsia="微软雅黑" w:hAnsi="Tahoma" w:hint="eastAsia"/>
-          <w:kern w:val="0"/>
-          <w:sz w:val="22"/>
-        </w:rPr>
-        <w:t>该背景填写了信息面板</w:t>
+      <w:proofErr w:type="gramStart"/>
+      <w:r>
+        <w:rPr>
+          <w:rFonts w:ascii="Tahoma" w:eastAsia="微软雅黑" w:hAnsi="Tahoma" w:hint="eastAsia"/>
+          <w:kern w:val="0"/>
+          <w:sz w:val="22"/>
+        </w:rPr>
+        <w:t>该背景</w:t>
+      </w:r>
+      <w:proofErr w:type="gramEnd"/>
+      <w:r>
+        <w:rPr>
+          <w:rFonts w:ascii="Tahoma" w:eastAsia="微软雅黑" w:hAnsi="Tahoma" w:hint="eastAsia"/>
+          <w:kern w:val="0"/>
+          <w:sz w:val="22"/>
+        </w:rPr>
+        <w:t>填写了信息面板</w:t>
       </w:r>
       <w:r>
         <w:rPr>
@@ -2098,7 +2169,7 @@
         <w:widowControl/>
         <w:jc w:val="center"/>
         <w:rPr>
-          <w:rFonts w:ascii="宋体" w:eastAsia="宋体" w:hAnsi="宋体" w:cs="宋体"/>
+          <w:rFonts w:ascii="宋体" w:eastAsia="宋体" w:hAnsi="宋体" w:cs="宋体" w:hint="eastAsia"/>
           <w:kern w:val="0"/>
           <w:sz w:val="24"/>
           <w:szCs w:val="24"/>
@@ -2106,17 +2177,13 @@
       </w:pPr>
       <w:r>
         <w:rPr>
-          <w:rFonts w:ascii="宋体" w:eastAsia="宋体" w:hAnsi="宋体" w:cs="宋体"/>
           <w:noProof/>
-          <w:kern w:val="0"/>
-          <w:sz w:val="24"/>
-          <w:szCs w:val="24"/>
         </w:rPr>
         <w:drawing>
-          <wp:inline distT="0" distB="0" distL="0" distR="0" wp14:anchorId="30FFB882" wp14:editId="3C5FD5DB">
-            <wp:extent cx="4514850" cy="1040737"/>
+          <wp:inline distT="0" distB="0" distL="0" distR="0" wp14:anchorId="0C62BA20" wp14:editId="67C0E90E">
+            <wp:extent cx="5167630" cy="1192674"/>
             <wp:effectExtent l="0" t="0" r="0" b="7620"/>
-            <wp:docPr id="2" name="图片 2" descr="C:\Users\Administrator\AppData\Roaming\Tencent\Users\1355126171\QQ\WinTemp\RichOle\VXU[{R{R`$@[[K0$FO{L)AL.png"/>
+            <wp:docPr id="2036251217" name="图片 5"/>
             <wp:cNvGraphicFramePr>
               <a:graphicFrameLocks xmlns:a="http://schemas.openxmlformats.org/drawingml/2006/main" noChangeAspect="1"/>
             </wp:cNvGraphicFramePr>
@@ -2124,7 +2191,7 @@
               <a:graphicData uri="http://schemas.openxmlformats.org/drawingml/2006/picture">
                 <pic:pic xmlns:pic="http://schemas.openxmlformats.org/drawingml/2006/picture">
                   <pic:nvPicPr>
-                    <pic:cNvPr id="0" name="Picture 7" descr="C:\Users\Administrator\AppData\Roaming\Tencent\Users\1355126171\QQ\WinTemp\RichOle\VXU[{R{R`$@[[K0$FO{L)AL.png"/>
+                    <pic:cNvPr id="0" name="Picture 14"/>
                     <pic:cNvPicPr>
                       <a:picLocks noChangeAspect="1" noChangeArrowheads="1"/>
                     </pic:cNvPicPr>
@@ -2145,7 +2212,7 @@
                   <pic:spPr bwMode="auto">
                     <a:xfrm>
                       <a:off x="0" y="0"/>
-                      <a:ext cx="4518353" cy="1041544"/>
+                      <a:ext cx="5173493" cy="1194027"/>
                     </a:xfrm>
                     <a:prstGeom prst="rect">
                       <a:avLst/>
@@ -2184,18 +2251,41 @@
     <w:p>
       <w:pPr>
         <w:pStyle w:val="4"/>
-        <w:spacing w:before="120" w:after="120" w:line="377" w:lineRule="auto"/>
-        <w:rPr>
-          <w:rFonts w:asciiTheme="minorEastAsia" w:eastAsiaTheme="minorEastAsia" w:hAnsiTheme="minorEastAsia"/>
-          <w:b w:val="0"/>
+        <w:snapToGrid w:val="0"/>
+        <w:spacing w:before="240" w:after="240" w:line="240" w:lineRule="auto"/>
+        <w:rPr>
+          <w:rFonts w:ascii="微软雅黑" w:eastAsia="微软雅黑" w:hAnsi="微软雅黑" w:hint="eastAsia"/>
+          <w:bCs w:val="0"/>
+          <w:sz w:val="22"/>
+          <w:szCs w:val="22"/>
         </w:rPr>
       </w:pPr>
       <w:r>
         <w:rPr>
-          <w:rFonts w:asciiTheme="minorEastAsia" w:eastAsiaTheme="minorEastAsia" w:hAnsiTheme="minorEastAsia" w:hint="eastAsia"/>
-          <w:b w:val="0"/>
+          <w:rFonts w:ascii="微软雅黑" w:eastAsia="微软雅黑" w:hAnsi="微软雅黑" w:hint="eastAsia"/>
+          <w:bCs w:val="0"/>
+          <w:sz w:val="22"/>
+          <w:szCs w:val="22"/>
         </w:rPr>
         <w:lastRenderedPageBreak/>
+        <w:t>2）</w:t>
+      </w:r>
+      <w:r>
+        <w:rPr>
+          <w:rFonts w:ascii="微软雅黑" w:eastAsia="微软雅黑" w:hAnsi="微软雅黑" w:hint="eastAsia"/>
+          <w:bCs w:val="0"/>
+          <w:sz w:val="22"/>
+          <w:szCs w:val="22"/>
+        </w:rPr>
+        <w:t>关键字</w:t>
+      </w:r>
+      <w:r>
+        <w:rPr>
+          <w:rFonts w:ascii="微软雅黑" w:eastAsia="微软雅黑" w:hAnsi="微软雅黑" w:hint="eastAsia"/>
+          <w:bCs w:val="0"/>
+          <w:sz w:val="22"/>
+          <w:szCs w:val="22"/>
+        </w:rPr>
         <w:t>列表</w:t>
       </w:r>
     </w:p>
@@ -2260,6 +2350,7 @@
         </w:rPr>
         <w:t>（界面的概念可以去看看</w:t>
       </w:r>
+      <w:proofErr w:type="gramStart"/>
       <w:r>
         <w:rPr>
           <w:rFonts w:ascii="Tahoma" w:eastAsia="微软雅黑" w:hAnsi="Tahoma"/>
@@ -2268,6 +2359,7 @@
         </w:rPr>
         <w:t>”</w:t>
       </w:r>
+      <w:proofErr w:type="gramEnd"/>
       <w:r>
         <w:rPr>
           <w:rFonts w:ascii="Tahoma" w:eastAsia="微软雅黑" w:hAnsi="Tahoma"/>
@@ -2322,6 +2414,7 @@
         </w:rPr>
         <w:t>.docx</w:t>
       </w:r>
+      <w:proofErr w:type="gramStart"/>
       <w:r>
         <w:rPr>
           <w:rFonts w:ascii="Tahoma" w:eastAsia="微软雅黑" w:hAnsi="Tahoma"/>
@@ -2330,6 +2423,7 @@
         </w:rPr>
         <w:t>”</w:t>
       </w:r>
+      <w:proofErr w:type="gramEnd"/>
       <w:r>
         <w:rPr>
           <w:rFonts w:ascii="Tahoma" w:eastAsia="微软雅黑" w:hAnsi="Tahoma" w:hint="eastAsia"/>
@@ -3910,6 +4004,7 @@
                 <w:szCs w:val="20"/>
               </w:rPr>
             </w:pPr>
+            <w:proofErr w:type="gramStart"/>
             <w:r>
               <w:rPr>
                 <w:rFonts w:ascii="Tahoma" w:eastAsia="微软雅黑" w:hAnsi="Tahoma" w:hint="eastAsia"/>
@@ -3919,6 +4014,7 @@
               </w:rPr>
               <w:t>读档界面</w:t>
             </w:r>
+            <w:proofErr w:type="gramEnd"/>
           </w:p>
         </w:tc>
         <w:tc>
@@ -4840,6 +4936,7 @@
                 <w:szCs w:val="20"/>
               </w:rPr>
             </w:pPr>
+            <w:proofErr w:type="gramStart"/>
             <w:r>
               <w:rPr>
                 <w:rFonts w:ascii="Tahoma" w:eastAsia="微软雅黑" w:hAnsi="Tahoma" w:hint="eastAsia"/>
@@ -4858,6 +4955,7 @@
               </w:rPr>
               <w:t>界面</w:t>
             </w:r>
+            <w:proofErr w:type="gramEnd"/>
           </w:p>
         </w:tc>
         <w:tc>
@@ -9965,14 +10063,25 @@
                 <w:szCs w:val="20"/>
               </w:rPr>
             </w:pPr>
-            <w:r>
-              <w:rPr>
-                <w:rFonts w:ascii="Tahoma" w:eastAsia="微软雅黑" w:hAnsi="Tahoma" w:hint="eastAsia"/>
-                <w:kern w:val="0"/>
-                <w:sz w:val="20"/>
-                <w:szCs w:val="20"/>
-              </w:rPr>
-              <w:t>小优任务界面</w:t>
+            <w:proofErr w:type="gramStart"/>
+            <w:r>
+              <w:rPr>
+                <w:rFonts w:ascii="Tahoma" w:eastAsia="微软雅黑" w:hAnsi="Tahoma" w:hint="eastAsia"/>
+                <w:kern w:val="0"/>
+                <w:sz w:val="20"/>
+                <w:szCs w:val="20"/>
+              </w:rPr>
+              <w:t>小优任务</w:t>
+            </w:r>
+            <w:proofErr w:type="gramEnd"/>
+            <w:r>
+              <w:rPr>
+                <w:rFonts w:ascii="Tahoma" w:eastAsia="微软雅黑" w:hAnsi="Tahoma" w:hint="eastAsia"/>
+                <w:kern w:val="0"/>
+                <w:sz w:val="20"/>
+                <w:szCs w:val="20"/>
+              </w:rPr>
+              <w:t>界面</w:t>
             </w:r>
           </w:p>
         </w:tc>
@@ -10387,23 +10496,7 @@
           <w:kern w:val="0"/>
           <w:sz w:val="22"/>
         </w:rPr>
-        <w:t>1</w:t>
-      </w:r>
-      <w:r>
-        <w:rPr>
-          <w:rFonts w:ascii="Tahoma" w:eastAsia="微软雅黑" w:hAnsi="Tahoma"/>
-          <w:kern w:val="0"/>
-          <w:sz w:val="22"/>
-        </w:rPr>
-        <w:t>.</w:t>
-      </w:r>
-      <w:r>
-        <w:rPr>
-          <w:rFonts w:ascii="Tahoma" w:eastAsia="微软雅黑" w:hAnsi="Tahoma"/>
-          <w:kern w:val="0"/>
-          <w:sz w:val="22"/>
-        </w:rPr>
-        <w:t xml:space="preserve"> </w:t>
+        <w:t>》</w:t>
       </w:r>
       <w:r>
         <w:rPr>
@@ -10532,27 +10625,37 @@
       </w:pPr>
       <w:r>
         <w:rPr>
-          <w:rFonts w:ascii="Tahoma" w:eastAsia="微软雅黑" w:hAnsi="Tahoma"/>
-          <w:kern w:val="0"/>
-          <w:sz w:val="22"/>
-        </w:rPr>
-        <w:t>2.</w:t>
-      </w:r>
-      <w:r>
-        <w:rPr>
-          <w:rFonts w:ascii="Tahoma" w:eastAsia="微软雅黑" w:hAnsi="Tahoma"/>
-          <w:kern w:val="0"/>
-          <w:sz w:val="22"/>
-        </w:rPr>
-        <w:t xml:space="preserve"> </w:t>
-      </w:r>
-      <w:r>
-        <w:rPr>
-          <w:rFonts w:ascii="Tahoma" w:eastAsia="微软雅黑" w:hAnsi="Tahoma" w:hint="eastAsia"/>
-          <w:kern w:val="0"/>
-          <w:sz w:val="22"/>
-        </w:rPr>
-        <w:t>存档界面和读档界面是两个界面，但是由于功能和结构都一样，所以基本注意不到其区别，不过你可以把他们分别装饰。</w:t>
+          <w:rFonts w:ascii="Tahoma" w:eastAsia="微软雅黑" w:hAnsi="Tahoma" w:hint="eastAsia"/>
+          <w:kern w:val="0"/>
+          <w:sz w:val="22"/>
+        </w:rPr>
+        <w:t>》</w:t>
+      </w:r>
+      <w:r>
+        <w:rPr>
+          <w:rFonts w:ascii="Tahoma" w:eastAsia="微软雅黑" w:hAnsi="Tahoma" w:hint="eastAsia"/>
+          <w:kern w:val="0"/>
+          <w:sz w:val="22"/>
+        </w:rPr>
+        <w:t>存档界面</w:t>
+      </w:r>
+      <w:proofErr w:type="gramStart"/>
+      <w:r>
+        <w:rPr>
+          <w:rFonts w:ascii="Tahoma" w:eastAsia="微软雅黑" w:hAnsi="Tahoma" w:hint="eastAsia"/>
+          <w:kern w:val="0"/>
+          <w:sz w:val="22"/>
+        </w:rPr>
+        <w:t>和读档界面</w:t>
+      </w:r>
+      <w:proofErr w:type="gramEnd"/>
+      <w:r>
+        <w:rPr>
+          <w:rFonts w:ascii="Tahoma" w:eastAsia="微软雅黑" w:hAnsi="Tahoma" w:hint="eastAsia"/>
+          <w:kern w:val="0"/>
+          <w:sz w:val="22"/>
+        </w:rPr>
+        <w:t>是两个界面，但是由于功能和结构都一样，所以基本注意不到其区别，不过你可以把他们分别装饰。</w:t>
       </w:r>
     </w:p>
     <w:p>
@@ -10573,23 +10676,7 @@
           <w:kern w:val="0"/>
           <w:sz w:val="22"/>
         </w:rPr>
-        <w:t>3</w:t>
-      </w:r>
-      <w:r>
-        <w:rPr>
-          <w:rFonts w:ascii="Tahoma" w:eastAsia="微软雅黑" w:hAnsi="Tahoma"/>
-          <w:kern w:val="0"/>
-          <w:sz w:val="22"/>
-        </w:rPr>
-        <w:t>.</w:t>
-      </w:r>
-      <w:r>
-        <w:rPr>
-          <w:rFonts w:ascii="Tahoma" w:eastAsia="微软雅黑" w:hAnsi="Tahoma"/>
-          <w:kern w:val="0"/>
-          <w:sz w:val="22"/>
-        </w:rPr>
-        <w:t xml:space="preserve"> </w:t>
+        <w:t>》</w:t>
       </w:r>
       <w:r>
         <w:rPr>
@@ -10666,7 +10753,15 @@
           <w:kern w:val="0"/>
           <w:sz w:val="22"/>
         </w:rPr>
-        <w:t>4</w:t>
+        <w:t>》</w:t>
+      </w:r>
+      <w:r>
+        <w:rPr>
+          <w:rFonts w:ascii="Tahoma" w:eastAsia="微软雅黑" w:hAnsi="Tahoma" w:hint="eastAsia"/>
+          <w:kern w:val="0"/>
+          <w:sz w:val="22"/>
+        </w:rPr>
+        <w:t>输入名称界面，即：</w:t>
       </w:r>
       <w:r>
         <w:rPr>
@@ -10674,15 +10769,31 @@
           <w:kern w:val="0"/>
           <w:sz w:val="22"/>
         </w:rPr>
-        <w:t xml:space="preserve">. </w:t>
-      </w:r>
-      <w:r>
-        <w:rPr>
-          <w:rFonts w:ascii="Tahoma" w:eastAsia="微软雅黑" w:hAnsi="Tahoma" w:hint="eastAsia"/>
-          <w:kern w:val="0"/>
-          <w:sz w:val="22"/>
-        </w:rPr>
-        <w:t>输入名称界面，即：</w:t>
+        <w:t>”</w:t>
+      </w:r>
+      <w:r>
+        <w:rPr>
+          <w:rFonts w:ascii="Tahoma" w:eastAsia="微软雅黑" w:hAnsi="Tahoma" w:hint="eastAsia"/>
+          <w:kern w:val="0"/>
+          <w:sz w:val="22"/>
+        </w:rPr>
+        <w:t>事件指令</w:t>
+      </w:r>
+      <w:r>
+        <w:rPr>
+          <w:rFonts w:ascii="Tahoma" w:eastAsia="微软雅黑" w:hAnsi="Tahoma" w:hint="eastAsia"/>
+          <w:kern w:val="0"/>
+          <w:sz w:val="22"/>
+        </w:rPr>
+        <w:t>&gt;</w:t>
+      </w:r>
+      <w:r>
+        <w:rPr>
+          <w:rFonts w:ascii="Tahoma" w:eastAsia="微软雅黑" w:hAnsi="Tahoma" w:hint="eastAsia"/>
+          <w:kern w:val="0"/>
+          <w:sz w:val="22"/>
+        </w:rPr>
+        <w:t>场景控制</w:t>
       </w:r>
       <w:r>
         <w:rPr>
@@ -10690,56 +10801,26 @@
           <w:kern w:val="0"/>
           <w:sz w:val="22"/>
         </w:rPr>
+        <w:t>&gt;</w:t>
+      </w:r>
+      <w:r>
+        <w:rPr>
+          <w:rFonts w:ascii="Tahoma" w:eastAsia="微软雅黑" w:hAnsi="Tahoma" w:hint="eastAsia"/>
+          <w:kern w:val="0"/>
+          <w:sz w:val="22"/>
+        </w:rPr>
+        <w:t>名字输入处理</w:t>
+      </w:r>
+      <w:proofErr w:type="gramStart"/>
+      <w:r>
+        <w:rPr>
+          <w:rFonts w:ascii="Tahoma" w:eastAsia="微软雅黑" w:hAnsi="Tahoma"/>
+          <w:kern w:val="0"/>
+          <w:sz w:val="22"/>
+        </w:rPr>
         <w:t>”</w:t>
       </w:r>
-      <w:r>
-        <w:rPr>
-          <w:rFonts w:ascii="Tahoma" w:eastAsia="微软雅黑" w:hAnsi="Tahoma" w:hint="eastAsia"/>
-          <w:kern w:val="0"/>
-          <w:sz w:val="22"/>
-        </w:rPr>
-        <w:t>事件指令</w:t>
-      </w:r>
-      <w:r>
-        <w:rPr>
-          <w:rFonts w:ascii="Tahoma" w:eastAsia="微软雅黑" w:hAnsi="Tahoma" w:hint="eastAsia"/>
-          <w:kern w:val="0"/>
-          <w:sz w:val="22"/>
-        </w:rPr>
-        <w:t>&gt;</w:t>
-      </w:r>
-      <w:r>
-        <w:rPr>
-          <w:rFonts w:ascii="Tahoma" w:eastAsia="微软雅黑" w:hAnsi="Tahoma" w:hint="eastAsia"/>
-          <w:kern w:val="0"/>
-          <w:sz w:val="22"/>
-        </w:rPr>
-        <w:t>场景控制</w:t>
-      </w:r>
-      <w:r>
-        <w:rPr>
-          <w:rFonts w:ascii="Tahoma" w:eastAsia="微软雅黑" w:hAnsi="Tahoma"/>
-          <w:kern w:val="0"/>
-          <w:sz w:val="22"/>
-        </w:rPr>
-        <w:t>&gt;</w:t>
-      </w:r>
-      <w:r>
-        <w:rPr>
-          <w:rFonts w:ascii="Tahoma" w:eastAsia="微软雅黑" w:hAnsi="Tahoma" w:hint="eastAsia"/>
-          <w:kern w:val="0"/>
-          <w:sz w:val="22"/>
-        </w:rPr>
-        <w:t>名字输入处理</w:t>
-      </w:r>
-      <w:r>
-        <w:rPr>
-          <w:rFonts w:ascii="Tahoma" w:eastAsia="微软雅黑" w:hAnsi="Tahoma"/>
-          <w:kern w:val="0"/>
-          <w:sz w:val="22"/>
-        </w:rPr>
-        <w:t>”</w:t>
-      </w:r>
+      <w:proofErr w:type="gramEnd"/>
       <w:r>
         <w:rPr>
           <w:rFonts w:ascii="Tahoma" w:eastAsia="微软雅黑" w:hAnsi="Tahoma" w:hint="eastAsia"/>
@@ -10763,19 +10844,29 @@
       </w:pPr>
       <w:r>
         <w:rPr>
-          <w:rFonts w:ascii="Tahoma" w:eastAsia="微软雅黑" w:hAnsi="Tahoma"/>
-          <w:kern w:val="0"/>
-          <w:sz w:val="22"/>
-        </w:rPr>
-        <w:t xml:space="preserve">5. </w:t>
-      </w:r>
-      <w:r>
-        <w:rPr>
-          <w:rFonts w:ascii="Tahoma" w:eastAsia="微软雅黑" w:hAnsi="Tahoma" w:hint="eastAsia"/>
-          <w:kern w:val="0"/>
-          <w:sz w:val="22"/>
-        </w:rPr>
-        <w:t>测试查值界面，即在测试游戏时，按</w:t>
+          <w:rFonts w:ascii="Tahoma" w:eastAsia="微软雅黑" w:hAnsi="Tahoma" w:hint="eastAsia"/>
+          <w:kern w:val="0"/>
+          <w:sz w:val="22"/>
+        </w:rPr>
+        <w:t>》</w:t>
+      </w:r>
+      <w:proofErr w:type="gramStart"/>
+      <w:r>
+        <w:rPr>
+          <w:rFonts w:ascii="Tahoma" w:eastAsia="微软雅黑" w:hAnsi="Tahoma" w:hint="eastAsia"/>
+          <w:kern w:val="0"/>
+          <w:sz w:val="22"/>
+        </w:rPr>
+        <w:t>测试查值界面</w:t>
+      </w:r>
+      <w:proofErr w:type="gramEnd"/>
+      <w:r>
+        <w:rPr>
+          <w:rFonts w:ascii="Tahoma" w:eastAsia="微软雅黑" w:hAnsi="Tahoma" w:hint="eastAsia"/>
+          <w:kern w:val="0"/>
+          <w:sz w:val="22"/>
+        </w:rPr>
+        <w:t>，即在测试游戏时，按</w:t>
       </w:r>
       <w:r>
         <w:rPr>
@@ -10816,27 +10907,11 @@
       </w:pPr>
       <w:r>
         <w:rPr>
-          <w:rFonts w:ascii="Tahoma" w:eastAsia="微软雅黑" w:hAnsi="Tahoma"/>
-          <w:kern w:val="0"/>
-          <w:sz w:val="22"/>
-        </w:rPr>
-        <w:t>6</w:t>
-      </w:r>
-      <w:r>
-        <w:rPr>
-          <w:rFonts w:ascii="Tahoma" w:eastAsia="微软雅黑" w:hAnsi="Tahoma"/>
-          <w:kern w:val="0"/>
-          <w:sz w:val="22"/>
-        </w:rPr>
-        <w:t>.</w:t>
-      </w:r>
-      <w:r>
-        <w:rPr>
-          <w:rFonts w:ascii="Tahoma" w:eastAsia="微软雅黑" w:hAnsi="Tahoma" w:hint="eastAsia"/>
-          <w:kern w:val="0"/>
-          <w:sz w:val="22"/>
-        </w:rPr>
-        <w:t xml:space="preserve"> </w:t>
+          <w:rFonts w:ascii="Tahoma" w:eastAsia="微软雅黑" w:hAnsi="Tahoma" w:hint="eastAsia"/>
+          <w:kern w:val="0"/>
+          <w:sz w:val="22"/>
+        </w:rPr>
+        <w:t>》</w:t>
       </w:r>
       <w:r>
         <w:rPr>
@@ -10920,6 +10995,9 @@
       <w:pPr>
         <w:widowControl/>
         <w:jc w:val="left"/>
+        <w:rPr>
+          <w:rFonts w:hint="eastAsia"/>
+        </w:rPr>
       </w:pPr>
       <w:r>
         <w:br w:type="page"/>
@@ -10930,6 +11008,7 @@
         <w:pStyle w:val="3"/>
         <w:spacing w:before="240" w:after="120" w:line="415" w:lineRule="auto"/>
         <w:rPr>
+          <w:rFonts w:hint="eastAsia"/>
           <w:sz w:val="28"/>
         </w:rPr>
       </w:pPr>
@@ -10967,16 +11046,30 @@
     <w:p>
       <w:pPr>
         <w:pStyle w:val="4"/>
-        <w:spacing w:before="120" w:after="120" w:line="377" w:lineRule="auto"/>
-        <w:rPr>
-          <w:rFonts w:asciiTheme="minorEastAsia" w:eastAsiaTheme="minorEastAsia" w:hAnsiTheme="minorEastAsia"/>
-          <w:b w:val="0"/>
+        <w:snapToGrid w:val="0"/>
+        <w:spacing w:before="240" w:after="240" w:line="240" w:lineRule="auto"/>
+        <w:rPr>
+          <w:rFonts w:ascii="微软雅黑" w:eastAsia="微软雅黑" w:hAnsi="微软雅黑" w:hint="eastAsia"/>
+          <w:bCs w:val="0"/>
+          <w:sz w:val="22"/>
+          <w:szCs w:val="22"/>
         </w:rPr>
       </w:pPr>
       <w:r>
         <w:rPr>
-          <w:rFonts w:asciiTheme="minorEastAsia" w:eastAsiaTheme="minorEastAsia" w:hAnsiTheme="minorEastAsia" w:hint="eastAsia"/>
-          <w:b w:val="0"/>
+          <w:rFonts w:ascii="微软雅黑" w:eastAsia="微软雅黑" w:hAnsi="微软雅黑" w:hint="eastAsia"/>
+          <w:bCs w:val="0"/>
+          <w:sz w:val="22"/>
+          <w:szCs w:val="22"/>
+        </w:rPr>
+        <w:t>1）</w:t>
+      </w:r>
+      <w:r>
+        <w:rPr>
+          <w:rFonts w:ascii="微软雅黑" w:eastAsia="微软雅黑" w:hAnsi="微软雅黑" w:hint="eastAsia"/>
+          <w:bCs w:val="0"/>
+          <w:sz w:val="22"/>
+          <w:szCs w:val="22"/>
         </w:rPr>
         <w:t>相关插件</w:t>
       </w:r>
@@ -11331,7 +11424,6 @@
       <w:r>
         <w:rPr>
           <w:rFonts w:ascii="Tahoma" w:eastAsia="微软雅黑" w:hAnsi="Tahoma" w:hint="eastAsia"/>
-          <w:color w:val="0070C0"/>
           <w:kern w:val="0"/>
           <w:sz w:val="22"/>
         </w:rPr>
@@ -11340,28 +11432,20 @@
       <w:r>
         <w:rPr>
           <w:rFonts w:ascii="Tahoma" w:eastAsia="微软雅黑" w:hAnsi="Tahoma" w:hint="eastAsia"/>
-          <w:color w:val="0070C0"/>
-          <w:kern w:val="0"/>
-          <w:sz w:val="22"/>
-        </w:rPr>
-        <w:t>已添加到主菜单</w:t>
-      </w:r>
-      <w:r>
-        <w:rPr>
-          <w:rFonts w:ascii="Tahoma" w:eastAsia="微软雅黑" w:hAnsi="Tahoma" w:hint="eastAsia"/>
-          <w:color w:val="0070C0"/>
-          <w:kern w:val="0"/>
-          <w:sz w:val="22"/>
-        </w:rPr>
-        <w:t xml:space="preserve"> </w:t>
-      </w:r>
-      <w:r>
-        <w:rPr>
-          <w:rFonts w:ascii="Tahoma" w:eastAsia="微软雅黑" w:hAnsi="Tahoma" w:hint="eastAsia"/>
-          <w:kern w:val="0"/>
-          <w:sz w:val="22"/>
-        </w:rPr>
-        <w:t>的按钮。</w:t>
+          <w:b/>
+          <w:bCs/>
+          <w:kern w:val="0"/>
+          <w:sz w:val="22"/>
+        </w:rPr>
+        <w:t>已添加到主菜单的按钮</w:t>
+      </w:r>
+      <w:r>
+        <w:rPr>
+          <w:rFonts w:ascii="Tahoma" w:eastAsia="微软雅黑" w:hAnsi="Tahoma" w:hint="eastAsia"/>
+          <w:kern w:val="0"/>
+          <w:sz w:val="22"/>
+        </w:rPr>
+        <w:t>。</w:t>
       </w:r>
     </w:p>
     <w:p>
@@ -11463,14 +11547,17 @@
         <w:adjustRightInd w:val="0"/>
         <w:snapToGrid w:val="0"/>
         <w:spacing w:line="360" w:lineRule="auto"/>
-        <w:jc w:val="left"/>
+        <w:jc w:val="center"/>
+        <w:rPr>
+          <w:rFonts w:hint="eastAsia"/>
+        </w:rPr>
       </w:pPr>
       <w:r>
         <w:object w:dxaOrig="12432" w:dyaOrig="4704" w14:anchorId="59E3B820">
-          <v:shape id="_x0000_i1028" type="#_x0000_t75" style="width:415.2pt;height:156.6pt" o:ole="">
+          <v:shape id="_x0000_i1028" type="#_x0000_t75" style="width:397.8pt;height:150pt" o:ole="">
             <v:imagedata r:id="rId19" o:title=""/>
           </v:shape>
-          <o:OLEObject Type="Embed" ProgID="Visio.Drawing.15" ShapeID="_x0000_i1028" DrawAspect="Content" ObjectID="_1717681429" r:id="rId20"/>
+          <o:OLEObject Type="Embed" ProgID="Visio.Drawing.15" ShapeID="_x0000_i1028" DrawAspect="Content" ObjectID="_1829661174" r:id="rId20"/>
         </w:object>
       </w:r>
     </w:p>
@@ -11481,6 +11568,9 @@
         <w:snapToGrid w:val="0"/>
         <w:spacing w:line="360" w:lineRule="auto"/>
         <w:jc w:val="left"/>
+        <w:rPr>
+          <w:rFonts w:hint="eastAsia"/>
+        </w:rPr>
       </w:pPr>
     </w:p>
     <w:p>
@@ -11501,8 +11591,18 @@
           <w:kern w:val="0"/>
           <w:sz w:val="22"/>
         </w:rPr>
-        <w:t>主菜单本身</w:t>
-      </w:r>
+        <w:t>主菜</w:t>
+      </w:r>
+      <w:proofErr w:type="gramStart"/>
+      <w:r>
+        <w:rPr>
+          <w:rFonts w:ascii="Tahoma" w:eastAsia="微软雅黑" w:hAnsi="Tahoma" w:hint="eastAsia"/>
+          <w:kern w:val="0"/>
+          <w:sz w:val="22"/>
+        </w:rPr>
+        <w:t>单本身</w:t>
+      </w:r>
+      <w:proofErr w:type="gramEnd"/>
       <w:r>
         <w:rPr>
           <w:rFonts w:ascii="Tahoma" w:eastAsia="微软雅黑" w:hAnsi="Tahoma" w:hint="eastAsia"/>
@@ -11686,13 +11786,13 @@
       </w:r>
       <w:r>
         <w:rPr>
-          <w:rFonts w:ascii="Tahoma" w:eastAsia="微软雅黑" w:hAnsi="Tahoma"/>
+          <w:rFonts w:ascii="Tahoma" w:eastAsia="微软雅黑" w:hAnsi="Tahoma" w:hint="eastAsia"/>
           <w:b/>
           <w:bCs/>
           <w:kern w:val="0"/>
           <w:sz w:val="22"/>
         </w:rPr>
-        <w:t>”</w:t>
+        <w:t xml:space="preserve"> </w:t>
       </w:r>
       <w:r>
         <w:rPr>
@@ -11706,13 +11806,13 @@
       </w:r>
       <w:r>
         <w:rPr>
-          <w:rFonts w:ascii="Tahoma" w:eastAsia="微软雅黑" w:hAnsi="Tahoma"/>
+          <w:rFonts w:ascii="Tahoma" w:eastAsia="微软雅黑" w:hAnsi="Tahoma" w:hint="eastAsia"/>
           <w:b/>
           <w:bCs/>
           <w:kern w:val="0"/>
           <w:sz w:val="22"/>
         </w:rPr>
-        <w:t>”</w:t>
+        <w:t xml:space="preserve"> </w:t>
       </w:r>
       <w:r>
         <w:rPr>
@@ -11805,10 +11905,10 @@
           <w:noProof/>
         </w:rPr>
         <w:drawing>
-          <wp:inline distT="0" distB="0" distL="0" distR="0" wp14:anchorId="016C28E7" wp14:editId="2D69E3BC">
-            <wp:extent cx="2255175" cy="729615"/>
-            <wp:effectExtent l="0" t="0" r="0" b="0"/>
-            <wp:docPr id="7" name="图片 7"/>
+          <wp:inline distT="0" distB="0" distL="0" distR="0" wp14:anchorId="3F87FFFC" wp14:editId="26DB9522">
+            <wp:extent cx="2392076" cy="771802"/>
+            <wp:effectExtent l="0" t="0" r="8255" b="9525"/>
+            <wp:docPr id="641568478" name="图片 7"/>
             <wp:cNvGraphicFramePr>
               <a:graphicFrameLocks xmlns:a="http://schemas.openxmlformats.org/drawingml/2006/main" noChangeAspect="1"/>
             </wp:cNvGraphicFramePr>
@@ -11816,23 +11916,36 @@
               <a:graphicData uri="http://schemas.openxmlformats.org/drawingml/2006/picture">
                 <pic:pic xmlns:pic="http://schemas.openxmlformats.org/drawingml/2006/picture">
                   <pic:nvPicPr>
-                    <pic:cNvPr id="1" name=""/>
-                    <pic:cNvPicPr/>
+                    <pic:cNvPr id="0" name="Picture 18"/>
+                    <pic:cNvPicPr>
+                      <a:picLocks noChangeAspect="1" noChangeArrowheads="1"/>
+                    </pic:cNvPicPr>
                   </pic:nvPicPr>
                   <pic:blipFill>
-                    <a:blip r:embed="rId21"/>
+                    <a:blip r:embed="rId21">
+                      <a:extLst>
+                        <a:ext uri="{28A0092B-C50C-407E-A947-70E740481C1C}">
+                          <a14:useLocalDpi xmlns:a14="http://schemas.microsoft.com/office/drawing/2010/main" val="0"/>
+                        </a:ext>
+                      </a:extLst>
+                    </a:blip>
+                    <a:srcRect/>
                     <a:stretch>
                       <a:fillRect/>
                     </a:stretch>
                   </pic:blipFill>
-                  <pic:spPr>
+                  <pic:spPr bwMode="auto">
                     <a:xfrm>
                       <a:off x="0" y="0"/>
-                      <a:ext cx="2285794" cy="739521"/>
+                      <a:ext cx="2413237" cy="778629"/>
                     </a:xfrm>
                     <a:prstGeom prst="rect">
                       <a:avLst/>
                     </a:prstGeom>
+                    <a:noFill/>
+                    <a:ln>
+                      <a:noFill/>
+                    </a:ln>
                   </pic:spPr>
                 </pic:pic>
               </a:graphicData>
@@ -11853,10 +11966,10 @@
           <w:noProof/>
         </w:rPr>
         <w:drawing>
-          <wp:inline distT="0" distB="0" distL="0" distR="0" wp14:anchorId="52527784" wp14:editId="40BFEE97">
-            <wp:extent cx="2522439" cy="746825"/>
-            <wp:effectExtent l="0" t="0" r="0" b="0"/>
-            <wp:docPr id="9" name="图片 9"/>
+          <wp:inline distT="0" distB="0" distL="0" distR="0" wp14:anchorId="742DC7A0" wp14:editId="6F7AB937">
+            <wp:extent cx="2644140" cy="785577"/>
+            <wp:effectExtent l="0" t="0" r="3810" b="0"/>
+            <wp:docPr id="611832653" name="图片 8"/>
             <wp:cNvGraphicFramePr>
               <a:graphicFrameLocks xmlns:a="http://schemas.openxmlformats.org/drawingml/2006/main" noChangeAspect="1"/>
             </wp:cNvGraphicFramePr>
@@ -11864,23 +11977,36 @@
               <a:graphicData uri="http://schemas.openxmlformats.org/drawingml/2006/picture">
                 <pic:pic xmlns:pic="http://schemas.openxmlformats.org/drawingml/2006/picture">
                   <pic:nvPicPr>
-                    <pic:cNvPr id="1" name=""/>
-                    <pic:cNvPicPr/>
+                    <pic:cNvPr id="0" name="Picture 20"/>
+                    <pic:cNvPicPr>
+                      <a:picLocks noChangeAspect="1" noChangeArrowheads="1"/>
+                    </pic:cNvPicPr>
                   </pic:nvPicPr>
                   <pic:blipFill>
-                    <a:blip r:embed="rId22"/>
+                    <a:blip r:embed="rId22">
+                      <a:extLst>
+                        <a:ext uri="{28A0092B-C50C-407E-A947-70E740481C1C}">
+                          <a14:useLocalDpi xmlns:a14="http://schemas.microsoft.com/office/drawing/2010/main" val="0"/>
+                        </a:ext>
+                      </a:extLst>
+                    </a:blip>
+                    <a:srcRect/>
                     <a:stretch>
                       <a:fillRect/>
                     </a:stretch>
                   </pic:blipFill>
-                  <pic:spPr>
+                  <pic:spPr bwMode="auto">
                     <a:xfrm>
                       <a:off x="0" y="0"/>
-                      <a:ext cx="2522439" cy="746825"/>
+                      <a:ext cx="2687029" cy="798319"/>
                     </a:xfrm>
                     <a:prstGeom prst="rect">
                       <a:avLst/>
                     </a:prstGeom>
+                    <a:noFill/>
+                    <a:ln>
+                      <a:noFill/>
+                    </a:ln>
                   </pic:spPr>
                 </pic:pic>
               </a:graphicData>
@@ -11957,6 +12083,19 @@
         </w:rPr>
         <w:t>，</w:t>
       </w:r>
+    </w:p>
+    <w:p>
+      <w:pPr>
+        <w:widowControl/>
+        <w:adjustRightInd w:val="0"/>
+        <w:snapToGrid w:val="0"/>
+        <w:jc w:val="left"/>
+        <w:rPr>
+          <w:rFonts w:ascii="Tahoma" w:eastAsia="微软雅黑" w:hAnsi="Tahoma"/>
+          <w:kern w:val="0"/>
+          <w:sz w:val="22"/>
+        </w:rPr>
+      </w:pPr>
       <w:r>
         <w:rPr>
           <w:rFonts w:ascii="Tahoma" w:eastAsia="微软雅黑" w:hAnsi="Tahoma" w:hint="eastAsia"/>
@@ -11989,7 +12128,25 @@
             <w:kern w:val="0"/>
             <w:sz w:val="22"/>
           </w:rPr>
-          <w:t>外来的面板插件如何看关键字</w:t>
+          <w:t>外来的面板插件</w:t>
+        </w:r>
+        <w:r>
+          <w:rPr>
+            <w:rStyle w:val="a4"/>
+            <w:rFonts w:ascii="Tahoma" w:eastAsia="微软雅黑" w:hAnsi="Tahoma" w:hint="eastAsia"/>
+            <w:kern w:val="0"/>
+            <w:sz w:val="22"/>
+          </w:rPr>
+          <w:t>如</w:t>
+        </w:r>
+        <w:r>
+          <w:rPr>
+            <w:rStyle w:val="a4"/>
+            <w:rFonts w:ascii="Tahoma" w:eastAsia="微软雅黑" w:hAnsi="Tahoma" w:hint="eastAsia"/>
+            <w:kern w:val="0"/>
+            <w:sz w:val="22"/>
+          </w:rPr>
+          <w:t>何看关键字</w:t>
         </w:r>
       </w:hyperlink>
       <w:r>
@@ -12031,20 +12188,43 @@
     <w:p>
       <w:pPr>
         <w:pStyle w:val="4"/>
-        <w:spacing w:before="120" w:after="120" w:line="377" w:lineRule="auto"/>
-        <w:rPr>
-          <w:rFonts w:asciiTheme="minorEastAsia" w:eastAsiaTheme="minorEastAsia" w:hAnsiTheme="minorEastAsia"/>
-          <w:b w:val="0"/>
+        <w:snapToGrid w:val="0"/>
+        <w:spacing w:before="240" w:after="240" w:line="240" w:lineRule="auto"/>
+        <w:rPr>
+          <w:rFonts w:ascii="微软雅黑" w:eastAsia="微软雅黑" w:hAnsi="微软雅黑" w:hint="eastAsia"/>
+          <w:bCs w:val="0"/>
+          <w:sz w:val="22"/>
+          <w:szCs w:val="22"/>
         </w:rPr>
       </w:pPr>
       <w:bookmarkStart w:id="2" w:name="_列表"/>
       <w:bookmarkEnd w:id="2"/>
       <w:r>
         <w:rPr>
-          <w:rFonts w:asciiTheme="minorEastAsia" w:eastAsiaTheme="minorEastAsia" w:hAnsiTheme="minorEastAsia" w:hint="eastAsia"/>
-          <w:b w:val="0"/>
+          <w:rFonts w:ascii="微软雅黑" w:eastAsia="微软雅黑" w:hAnsi="微软雅黑" w:hint="eastAsia"/>
+          <w:bCs w:val="0"/>
+          <w:sz w:val="22"/>
+          <w:szCs w:val="22"/>
         </w:rPr>
         <w:lastRenderedPageBreak/>
+        <w:t>2）</w:t>
+      </w:r>
+      <w:r>
+        <w:rPr>
+          <w:rFonts w:ascii="微软雅黑" w:eastAsia="微软雅黑" w:hAnsi="微软雅黑" w:hint="eastAsia"/>
+          <w:bCs w:val="0"/>
+          <w:sz w:val="22"/>
+          <w:szCs w:val="22"/>
+        </w:rPr>
+        <w:t>关键字</w:t>
+      </w:r>
+      <w:r>
+        <w:rPr>
+          <w:rFonts w:ascii="微软雅黑" w:eastAsia="微软雅黑" w:hAnsi="微软雅黑" w:hint="eastAsia"/>
+          <w:bCs w:val="0"/>
+          <w:sz w:val="22"/>
+          <w:szCs w:val="22"/>
+        </w:rPr>
         <w:t>列表</w:t>
       </w:r>
     </w:p>
@@ -12144,12 +12324,21 @@
           <w:kern w:val="0"/>
           <w:sz w:val="22"/>
         </w:rPr>
-        <w:t>，必须完全匹配。</w:t>
-      </w:r>
-      <w:r>
-        <w:rPr>
-          <w:rFonts w:ascii="Tahoma" w:eastAsia="微软雅黑" w:hAnsi="Tahoma" w:hint="eastAsia"/>
-          <w:color w:val="0070C0"/>
+        <w:t>，必须完全匹</w:t>
+      </w:r>
+      <w:r>
+        <w:rPr>
+          <w:rFonts w:ascii="Tahoma" w:eastAsia="微软雅黑" w:hAnsi="Tahoma" w:hint="eastAsia"/>
+          <w:kern w:val="0"/>
+          <w:sz w:val="22"/>
+        </w:rPr>
+        <w:t>配。</w:t>
+      </w:r>
+      <w:r>
+        <w:rPr>
+          <w:rFonts w:ascii="Tahoma" w:eastAsia="微软雅黑" w:hAnsi="Tahoma" w:hint="eastAsia"/>
+          <w:b/>
+          <w:bCs/>
           <w:kern w:val="0"/>
           <w:sz w:val="22"/>
         </w:rPr>
@@ -12158,7 +12347,48 @@
       <w:r>
         <w:rPr>
           <w:rFonts w:ascii="Tahoma" w:eastAsia="微软雅黑" w:hAnsi="Tahoma" w:hint="eastAsia"/>
-          <w:color w:val="0070C0"/>
+          <w:b/>
+          <w:bCs/>
+          <w:kern w:val="0"/>
+          <w:sz w:val="22"/>
+        </w:rPr>
+        <w:t>“</w:t>
+      </w:r>
+      <w:r>
+        <w:rPr>
+          <w:rFonts w:ascii="Tahoma" w:eastAsia="微软雅黑" w:hAnsi="Tahoma"/>
+          <w:b/>
+          <w:bCs/>
+          <w:kern w:val="0"/>
+          <w:sz w:val="22"/>
+        </w:rPr>
+        <w:t>Button_</w:t>
+      </w:r>
+      <w:r>
+        <w:rPr>
+          <w:rFonts w:ascii="Tahoma" w:eastAsia="微软雅黑" w:hAnsi="Tahoma" w:hint="eastAsia"/>
+          <w:b/>
+          <w:bCs/>
+          <w:kern w:val="0"/>
+          <w:sz w:val="22"/>
+        </w:rPr>
+        <w:t>”</w:t>
+      </w:r>
+      <w:r>
+        <w:rPr>
+          <w:rFonts w:ascii="Tahoma" w:eastAsia="微软雅黑" w:hAnsi="Tahoma" w:hint="eastAsia"/>
+          <w:b/>
+          <w:bCs/>
+          <w:kern w:val="0"/>
+          <w:sz w:val="22"/>
+        </w:rPr>
+        <w:t>或者</w:t>
+      </w:r>
+      <w:r>
+        <w:rPr>
+          <w:rFonts w:ascii="Tahoma" w:eastAsia="微软雅黑" w:hAnsi="Tahoma" w:hint="eastAsia"/>
+          <w:b/>
+          <w:bCs/>
           <w:kern w:val="0"/>
           <w:sz w:val="22"/>
         </w:rPr>
@@ -12166,17 +12396,19 @@
       </w:r>
       <w:r>
         <w:rPr>
-          <w:rFonts w:ascii="Tahoma" w:eastAsia="微软雅黑" w:hAnsi="Tahoma"/>
-          <w:color w:val="0070C0"/>
-          <w:kern w:val="0"/>
-          <w:sz w:val="22"/>
-        </w:rPr>
-        <w:t>”Button_”</w:t>
-      </w:r>
-      <w:r>
-        <w:rPr>
-          <w:rFonts w:ascii="Tahoma" w:eastAsia="微软雅黑" w:hAnsi="Tahoma"/>
-          <w:color w:val="0070C0"/>
+          <w:rFonts w:ascii="Tahoma" w:eastAsia="微软雅黑" w:hAnsi="Tahoma" w:hint="eastAsia"/>
+          <w:b/>
+          <w:bCs/>
+          <w:kern w:val="0"/>
+          <w:sz w:val="22"/>
+        </w:rPr>
+        <w:t>不加</w:t>
+      </w:r>
+      <w:r>
+        <w:rPr>
+          <w:rFonts w:ascii="Tahoma" w:eastAsia="微软雅黑" w:hAnsi="Tahoma" w:hint="eastAsia"/>
+          <w:b/>
+          <w:bCs/>
           <w:kern w:val="0"/>
           <w:sz w:val="22"/>
         </w:rPr>
@@ -12185,43 +12417,8 @@
       <w:r>
         <w:rPr>
           <w:rFonts w:ascii="Tahoma" w:eastAsia="微软雅黑" w:hAnsi="Tahoma" w:hint="eastAsia"/>
-          <w:color w:val="0070C0"/>
-          <w:kern w:val="0"/>
-          <w:sz w:val="22"/>
-        </w:rPr>
-        <w:t>或者</w:t>
-      </w:r>
-      <w:r>
-        <w:rPr>
-          <w:rFonts w:ascii="Tahoma" w:eastAsia="微软雅黑" w:hAnsi="Tahoma" w:hint="eastAsia"/>
-          <w:color w:val="0070C0"/>
-          <w:kern w:val="0"/>
-          <w:sz w:val="22"/>
-        </w:rPr>
-        <w:t xml:space="preserve"> </w:t>
-      </w:r>
-      <w:r>
-        <w:rPr>
-          <w:rFonts w:ascii="Tahoma" w:eastAsia="微软雅黑" w:hAnsi="Tahoma" w:hint="eastAsia"/>
-          <w:color w:val="0070C0"/>
-          <w:kern w:val="0"/>
-          <w:sz w:val="22"/>
-        </w:rPr>
-        <w:t>不加</w:t>
-      </w:r>
-      <w:r>
-        <w:rPr>
-          <w:rFonts w:ascii="Tahoma" w:eastAsia="微软雅黑" w:hAnsi="Tahoma" w:hint="eastAsia"/>
-          <w:color w:val="0070C0"/>
-          <w:kern w:val="0"/>
-          <w:sz w:val="22"/>
-        </w:rPr>
-        <w:t xml:space="preserve"> </w:t>
-      </w:r>
-      <w:r>
-        <w:rPr>
-          <w:rFonts w:ascii="Tahoma" w:eastAsia="微软雅黑" w:hAnsi="Tahoma" w:hint="eastAsia"/>
-          <w:color w:val="0070C0"/>
+          <w:b/>
+          <w:bCs/>
           <w:kern w:val="0"/>
           <w:sz w:val="22"/>
         </w:rPr>
@@ -14720,6 +14917,7 @@
                 <w:szCs w:val="20"/>
               </w:rPr>
             </w:pPr>
+            <w:proofErr w:type="gramStart"/>
             <w:r>
               <w:rPr>
                 <w:rFonts w:ascii="Tahoma" w:eastAsia="微软雅黑" w:hAnsi="Tahoma" w:hint="eastAsia"/>
@@ -14729,6 +14927,7 @@
               </w:rPr>
               <w:t>测试查值界面</w:t>
             </w:r>
+            <w:proofErr w:type="gramEnd"/>
           </w:p>
         </w:tc>
         <w:tc>
@@ -19468,14 +19667,25 @@
                 <w:szCs w:val="20"/>
               </w:rPr>
             </w:pPr>
-            <w:r>
-              <w:rPr>
-                <w:rFonts w:ascii="Tahoma" w:eastAsia="微软雅黑" w:hAnsi="Tahoma" w:hint="eastAsia"/>
-                <w:kern w:val="0"/>
-                <w:sz w:val="20"/>
-                <w:szCs w:val="20"/>
-              </w:rPr>
-              <w:t>小优任务界面</w:t>
+            <w:proofErr w:type="gramStart"/>
+            <w:r>
+              <w:rPr>
+                <w:rFonts w:ascii="Tahoma" w:eastAsia="微软雅黑" w:hAnsi="Tahoma" w:hint="eastAsia"/>
+                <w:kern w:val="0"/>
+                <w:sz w:val="20"/>
+                <w:szCs w:val="20"/>
+              </w:rPr>
+              <w:t>小优任务</w:t>
+            </w:r>
+            <w:proofErr w:type="gramEnd"/>
+            <w:r>
+              <w:rPr>
+                <w:rFonts w:ascii="Tahoma" w:eastAsia="微软雅黑" w:hAnsi="Tahoma" w:hint="eastAsia"/>
+                <w:kern w:val="0"/>
+                <w:sz w:val="20"/>
+                <w:szCs w:val="20"/>
+              </w:rPr>
+              <w:t>界面</w:t>
             </w:r>
           </w:p>
         </w:tc>
@@ -19895,10 +20105,13 @@
     <w:p>
       <w:pPr>
         <w:pStyle w:val="4"/>
-        <w:spacing w:before="120" w:after="120" w:line="377" w:lineRule="auto"/>
-        <w:rPr>
-          <w:rFonts w:asciiTheme="minorEastAsia" w:eastAsiaTheme="minorEastAsia" w:hAnsiTheme="minorEastAsia"/>
-          <w:b w:val="0"/>
+        <w:snapToGrid w:val="0"/>
+        <w:spacing w:before="240" w:after="240" w:line="240" w:lineRule="auto"/>
+        <w:rPr>
+          <w:rFonts w:ascii="微软雅黑" w:eastAsia="微软雅黑" w:hAnsi="微软雅黑" w:hint="eastAsia"/>
+          <w:bCs w:val="0"/>
+          <w:sz w:val="22"/>
+          <w:szCs w:val="22"/>
         </w:rPr>
       </w:pPr>
       <w:bookmarkStart w:id="3" w:name="_主菜单按钮关联方法"/>
@@ -19906,16 +20119,29 @@
       <w:bookmarkEnd w:id="3"/>
       <w:r>
         <w:rPr>
-          <w:rFonts w:asciiTheme="minorEastAsia" w:eastAsiaTheme="minorEastAsia" w:hAnsiTheme="minorEastAsia" w:hint="eastAsia"/>
-          <w:b w:val="0"/>
+          <w:rFonts w:ascii="微软雅黑" w:eastAsia="微软雅黑" w:hAnsi="微软雅黑" w:hint="eastAsia"/>
+          <w:bCs w:val="0"/>
+          <w:sz w:val="22"/>
+          <w:szCs w:val="22"/>
         </w:rPr>
         <w:lastRenderedPageBreak/>
+        <w:t>3）</w:t>
+      </w:r>
+      <w:r>
+        <w:rPr>
+          <w:rFonts w:ascii="微软雅黑" w:eastAsia="微软雅黑" w:hAnsi="微软雅黑" w:hint="eastAsia"/>
+          <w:bCs w:val="0"/>
+          <w:sz w:val="22"/>
+          <w:szCs w:val="22"/>
+        </w:rPr>
         <w:t>主菜单按钮关联</w:t>
       </w:r>
       <w:r>
         <w:rPr>
-          <w:rFonts w:asciiTheme="minorEastAsia" w:eastAsiaTheme="minorEastAsia" w:hAnsiTheme="minorEastAsia" w:hint="eastAsia"/>
-          <w:b w:val="0"/>
+          <w:rFonts w:ascii="微软雅黑" w:eastAsia="微软雅黑" w:hAnsi="微软雅黑" w:hint="eastAsia"/>
+          <w:bCs w:val="0"/>
+          <w:sz w:val="22"/>
+          <w:szCs w:val="22"/>
         </w:rPr>
         <w:t>方法</w:t>
       </w:r>
@@ -19940,7 +20166,7 @@
           <w:kern w:val="0"/>
           <w:sz w:val="22"/>
         </w:rPr>
-        <w:t>1</w:t>
+        <w:t>a</w:t>
       </w:r>
       <w:r>
         <w:rPr>
@@ -20031,10 +20257,10 @@
           <w:noProof/>
         </w:rPr>
         <w:drawing>
-          <wp:inline distT="0" distB="0" distL="0" distR="0" wp14:anchorId="29C97EC9" wp14:editId="3211B9FD">
-            <wp:extent cx="3177815" cy="868755"/>
-            <wp:effectExtent l="0" t="0" r="3810" b="7620"/>
-            <wp:docPr id="1" name="图片 1"/>
+          <wp:inline distT="0" distB="0" distL="0" distR="0" wp14:anchorId="20D71775" wp14:editId="467C7CFA">
+            <wp:extent cx="3970020" cy="1089660"/>
+            <wp:effectExtent l="0" t="0" r="0" b="0"/>
+            <wp:docPr id="341884783" name="图片 9"/>
             <wp:cNvGraphicFramePr>
               <a:graphicFrameLocks xmlns:a="http://schemas.openxmlformats.org/drawingml/2006/main" noChangeAspect="1"/>
             </wp:cNvGraphicFramePr>
@@ -20042,23 +20268,36 @@
               <a:graphicData uri="http://schemas.openxmlformats.org/drawingml/2006/picture">
                 <pic:pic xmlns:pic="http://schemas.openxmlformats.org/drawingml/2006/picture">
                   <pic:nvPicPr>
-                    <pic:cNvPr id="1" name=""/>
-                    <pic:cNvPicPr/>
+                    <pic:cNvPr id="0" name="Picture 22"/>
+                    <pic:cNvPicPr>
+                      <a:picLocks noChangeAspect="1" noChangeArrowheads="1"/>
+                    </pic:cNvPicPr>
                   </pic:nvPicPr>
                   <pic:blipFill>
-                    <a:blip r:embed="rId23"/>
+                    <a:blip r:embed="rId23">
+                      <a:extLst>
+                        <a:ext uri="{28A0092B-C50C-407E-A947-70E740481C1C}">
+                          <a14:useLocalDpi xmlns:a14="http://schemas.microsoft.com/office/drawing/2010/main" val="0"/>
+                        </a:ext>
+                      </a:extLst>
+                    </a:blip>
+                    <a:srcRect/>
                     <a:stretch>
                       <a:fillRect/>
                     </a:stretch>
                   </pic:blipFill>
-                  <pic:spPr>
+                  <pic:spPr bwMode="auto">
                     <a:xfrm>
                       <a:off x="0" y="0"/>
-                      <a:ext cx="3177815" cy="868755"/>
+                      <a:ext cx="3970020" cy="1089660"/>
                     </a:xfrm>
                     <a:prstGeom prst="rect">
                       <a:avLst/>
                     </a:prstGeom>
+                    <a:noFill/>
+                    <a:ln>
+                      <a:noFill/>
+                    </a:ln>
                   </pic:spPr>
                 </pic:pic>
               </a:graphicData>
@@ -20086,7 +20325,7 @@
           <w:kern w:val="0"/>
           <w:sz w:val="22"/>
         </w:rPr>
-        <w:t>2</w:t>
+        <w:t>b</w:t>
       </w:r>
       <w:r>
         <w:rPr>
@@ -20167,16 +20406,13 @@
       </w:pPr>
       <w:r>
         <w:rPr>
-          <w:rFonts w:ascii="Tahoma" w:eastAsia="微软雅黑" w:hAnsi="Tahoma"/>
           <w:noProof/>
-          <w:kern w:val="0"/>
-          <w:sz w:val="22"/>
         </w:rPr>
         <w:drawing>
-          <wp:inline distT="0" distB="0" distL="0" distR="0" wp14:anchorId="6D18F7FF" wp14:editId="71EEF0B6">
-            <wp:extent cx="3040380" cy="1266825"/>
-            <wp:effectExtent l="0" t="0" r="7620" b="9525"/>
-            <wp:docPr id="4" name="图片 4"/>
+          <wp:inline distT="0" distB="0" distL="0" distR="0" wp14:anchorId="79D17C70" wp14:editId="613804EF">
+            <wp:extent cx="3230880" cy="1344745"/>
+            <wp:effectExtent l="0" t="0" r="7620" b="8255"/>
+            <wp:docPr id="133375777" name="图片 10"/>
             <wp:cNvGraphicFramePr>
               <a:graphicFrameLocks xmlns:a="http://schemas.openxmlformats.org/drawingml/2006/main" noChangeAspect="1"/>
             </wp:cNvGraphicFramePr>
@@ -20184,23 +20420,36 @@
               <a:graphicData uri="http://schemas.openxmlformats.org/drawingml/2006/picture">
                 <pic:pic xmlns:pic="http://schemas.openxmlformats.org/drawingml/2006/picture">
                   <pic:nvPicPr>
-                    <pic:cNvPr id="1" name=""/>
-                    <pic:cNvPicPr/>
+                    <pic:cNvPr id="0" name="Picture 24"/>
+                    <pic:cNvPicPr>
+                      <a:picLocks noChangeAspect="1" noChangeArrowheads="1"/>
+                    </pic:cNvPicPr>
                   </pic:nvPicPr>
                   <pic:blipFill>
-                    <a:blip r:embed="rId24"/>
+                    <a:blip r:embed="rId24">
+                      <a:extLst>
+                        <a:ext uri="{28A0092B-C50C-407E-A947-70E740481C1C}">
+                          <a14:useLocalDpi xmlns:a14="http://schemas.microsoft.com/office/drawing/2010/main" val="0"/>
+                        </a:ext>
+                      </a:extLst>
+                    </a:blip>
+                    <a:srcRect/>
                     <a:stretch>
                       <a:fillRect/>
                     </a:stretch>
                   </pic:blipFill>
-                  <pic:spPr>
+                  <pic:spPr bwMode="auto">
                     <a:xfrm>
                       <a:off x="0" y="0"/>
-                      <a:ext cx="3040651" cy="1266938"/>
+                      <a:ext cx="3241304" cy="1349083"/>
                     </a:xfrm>
                     <a:prstGeom prst="rect">
                       <a:avLst/>
                     </a:prstGeom>
+                    <a:noFill/>
+                    <a:ln>
+                      <a:noFill/>
+                    </a:ln>
                   </pic:spPr>
                 </pic:pic>
               </a:graphicData>
@@ -20227,10 +20476,10 @@
           <w:noProof/>
         </w:rPr>
         <w:drawing>
-          <wp:inline distT="0" distB="0" distL="0" distR="0" wp14:anchorId="769578B7" wp14:editId="5F44F565">
-            <wp:extent cx="3886537" cy="2286198"/>
-            <wp:effectExtent l="0" t="0" r="0" b="0"/>
-            <wp:docPr id="3" name="图片 3"/>
+          <wp:inline distT="0" distB="0" distL="0" distR="0" wp14:anchorId="6FBC349F" wp14:editId="2879A535">
+            <wp:extent cx="4046220" cy="2378264"/>
+            <wp:effectExtent l="0" t="0" r="0" b="3810"/>
+            <wp:docPr id="1971825048" name="图片 11"/>
             <wp:cNvGraphicFramePr>
               <a:graphicFrameLocks xmlns:a="http://schemas.openxmlformats.org/drawingml/2006/main" noChangeAspect="1"/>
             </wp:cNvGraphicFramePr>
@@ -20238,23 +20487,36 @@
               <a:graphicData uri="http://schemas.openxmlformats.org/drawingml/2006/picture">
                 <pic:pic xmlns:pic="http://schemas.openxmlformats.org/drawingml/2006/picture">
                   <pic:nvPicPr>
-                    <pic:cNvPr id="1" name=""/>
-                    <pic:cNvPicPr/>
+                    <pic:cNvPr id="0" name="Picture 26"/>
+                    <pic:cNvPicPr>
+                      <a:picLocks noChangeAspect="1" noChangeArrowheads="1"/>
+                    </pic:cNvPicPr>
                   </pic:nvPicPr>
                   <pic:blipFill>
-                    <a:blip r:embed="rId25"/>
+                    <a:blip r:embed="rId25">
+                      <a:extLst>
+                        <a:ext uri="{28A0092B-C50C-407E-A947-70E740481C1C}">
+                          <a14:useLocalDpi xmlns:a14="http://schemas.microsoft.com/office/drawing/2010/main" val="0"/>
+                        </a:ext>
+                      </a:extLst>
+                    </a:blip>
+                    <a:srcRect/>
                     <a:stretch>
                       <a:fillRect/>
                     </a:stretch>
                   </pic:blipFill>
-                  <pic:spPr>
+                  <pic:spPr bwMode="auto">
                     <a:xfrm>
                       <a:off x="0" y="0"/>
-                      <a:ext cx="3886537" cy="2286198"/>
+                      <a:ext cx="4046220" cy="2378264"/>
                     </a:xfrm>
                     <a:prstGeom prst="rect">
                       <a:avLst/>
                     </a:prstGeom>
+                    <a:noFill/>
+                    <a:ln>
+                      <a:noFill/>
+                    </a:ln>
                   </pic:spPr>
                 </pic:pic>
               </a:graphicData>
@@ -20277,11 +20539,11 @@
       </w:pPr>
       <w:r>
         <w:rPr>
-          <w:rFonts w:ascii="Tahoma" w:eastAsia="微软雅黑" w:hAnsi="Tahoma"/>
-          <w:kern w:val="0"/>
-          <w:sz w:val="22"/>
-        </w:rPr>
-        <w:t>3</w:t>
+          <w:rFonts w:ascii="Tahoma" w:eastAsia="微软雅黑" w:hAnsi="Tahoma" w:hint="eastAsia"/>
+          <w:kern w:val="0"/>
+          <w:sz w:val="22"/>
+        </w:rPr>
+        <w:t>c</w:t>
       </w:r>
       <w:r>
         <w:rPr>
@@ -20464,6 +20726,134 @@
           <w:sz w:val="22"/>
         </w:rPr>
         <w:t>图片的按钮。</w:t>
+      </w:r>
+    </w:p>
+    <w:p>
+      <w:pPr>
+        <w:widowControl/>
+        <w:adjustRightInd w:val="0"/>
+        <w:snapToGrid w:val="0"/>
+        <w:spacing w:before="120" w:after="120"/>
+        <w:jc w:val="center"/>
+        <w:rPr>
+          <w:rFonts w:ascii="Tahoma" w:eastAsia="微软雅黑" w:hAnsi="Tahoma" w:hint="eastAsia"/>
+          <w:kern w:val="0"/>
+          <w:sz w:val="22"/>
+        </w:rPr>
+      </w:pPr>
+      <w:r>
+        <w:rPr>
+          <w:noProof/>
+        </w:rPr>
+        <w:drawing>
+          <wp:inline distT="0" distB="0" distL="0" distR="0" wp14:anchorId="309E931E" wp14:editId="4E7EC38F">
+            <wp:extent cx="2392076" cy="771802"/>
+            <wp:effectExtent l="0" t="0" r="8255" b="9525"/>
+            <wp:docPr id="1994123521" name="图片 7"/>
+            <wp:cNvGraphicFramePr>
+              <a:graphicFrameLocks xmlns:a="http://schemas.openxmlformats.org/drawingml/2006/main" noChangeAspect="1"/>
+            </wp:cNvGraphicFramePr>
+            <a:graphic xmlns:a="http://schemas.openxmlformats.org/drawingml/2006/main">
+              <a:graphicData uri="http://schemas.openxmlformats.org/drawingml/2006/picture">
+                <pic:pic xmlns:pic="http://schemas.openxmlformats.org/drawingml/2006/picture">
+                  <pic:nvPicPr>
+                    <pic:cNvPr id="0" name="Picture 18"/>
+                    <pic:cNvPicPr>
+                      <a:picLocks noChangeAspect="1" noChangeArrowheads="1"/>
+                    </pic:cNvPicPr>
+                  </pic:nvPicPr>
+                  <pic:blipFill>
+                    <a:blip r:embed="rId21">
+                      <a:extLst>
+                        <a:ext uri="{28A0092B-C50C-407E-A947-70E740481C1C}">
+                          <a14:useLocalDpi xmlns:a14="http://schemas.microsoft.com/office/drawing/2010/main" val="0"/>
+                        </a:ext>
+                      </a:extLst>
+                    </a:blip>
+                    <a:srcRect/>
+                    <a:stretch>
+                      <a:fillRect/>
+                    </a:stretch>
+                  </pic:blipFill>
+                  <pic:spPr bwMode="auto">
+                    <a:xfrm>
+                      <a:off x="0" y="0"/>
+                      <a:ext cx="2413237" cy="778629"/>
+                    </a:xfrm>
+                    <a:prstGeom prst="rect">
+                      <a:avLst/>
+                    </a:prstGeom>
+                    <a:noFill/>
+                    <a:ln>
+                      <a:noFill/>
+                    </a:ln>
+                  </pic:spPr>
+                </pic:pic>
+              </a:graphicData>
+            </a:graphic>
+          </wp:inline>
+        </w:drawing>
+      </w:r>
+      <w:r>
+        <w:rPr>
+          <w:rFonts w:ascii="Tahoma" w:eastAsia="微软雅黑" w:hAnsi="Tahoma" w:hint="eastAsia"/>
+          <w:kern w:val="0"/>
+          <w:sz w:val="22"/>
+        </w:rPr>
+        <w:t xml:space="preserve"> </w:t>
+      </w:r>
+      <w:r>
+        <w:rPr>
+          <w:noProof/>
+        </w:rPr>
+        <w:drawing>
+          <wp:inline distT="0" distB="0" distL="0" distR="0" wp14:anchorId="702120BC" wp14:editId="41F1B9B1">
+            <wp:extent cx="2644140" cy="785577"/>
+            <wp:effectExtent l="0" t="0" r="3810" b="0"/>
+            <wp:docPr id="1529195638" name="图片 8"/>
+            <wp:cNvGraphicFramePr>
+              <a:graphicFrameLocks xmlns:a="http://schemas.openxmlformats.org/drawingml/2006/main" noChangeAspect="1"/>
+            </wp:cNvGraphicFramePr>
+            <a:graphic xmlns:a="http://schemas.openxmlformats.org/drawingml/2006/main">
+              <a:graphicData uri="http://schemas.openxmlformats.org/drawingml/2006/picture">
+                <pic:pic xmlns:pic="http://schemas.openxmlformats.org/drawingml/2006/picture">
+                  <pic:nvPicPr>
+                    <pic:cNvPr id="0" name="Picture 20"/>
+                    <pic:cNvPicPr>
+                      <a:picLocks noChangeAspect="1" noChangeArrowheads="1"/>
+                    </pic:cNvPicPr>
+                  </pic:nvPicPr>
+                  <pic:blipFill>
+                    <a:blip r:embed="rId22">
+                      <a:extLst>
+                        <a:ext uri="{28A0092B-C50C-407E-A947-70E740481C1C}">
+                          <a14:useLocalDpi xmlns:a14="http://schemas.microsoft.com/office/drawing/2010/main" val="0"/>
+                        </a:ext>
+                      </a:extLst>
+                    </a:blip>
+                    <a:srcRect/>
+                    <a:stretch>
+                      <a:fillRect/>
+                    </a:stretch>
+                  </pic:blipFill>
+                  <pic:spPr bwMode="auto">
+                    <a:xfrm>
+                      <a:off x="0" y="0"/>
+                      <a:ext cx="2687029" cy="798319"/>
+                    </a:xfrm>
+                    <a:prstGeom prst="rect">
+                      <a:avLst/>
+                    </a:prstGeom>
+                    <a:noFill/>
+                    <a:ln>
+                      <a:noFill/>
+                    </a:ln>
+                  </pic:spPr>
+                </pic:pic>
+              </a:graphicData>
+            </a:graphic>
+          </wp:inline>
+        </w:drawing>
       </w:r>
     </w:p>
     <w:p>
@@ -20483,11 +20873,12 @@
         <w:rPr>
           <w:noProof/>
         </w:rPr>
+        <w:lastRenderedPageBreak/>
         <w:drawing>
-          <wp:inline distT="0" distB="0" distL="0" distR="0" wp14:anchorId="0AE00B59" wp14:editId="502010C0">
-            <wp:extent cx="2468880" cy="798755"/>
-            <wp:effectExtent l="0" t="0" r="7620" b="1905"/>
-            <wp:docPr id="6" name="图片 6"/>
+          <wp:inline distT="0" distB="0" distL="0" distR="0" wp14:anchorId="5BAD81C5" wp14:editId="0F90BAA1">
+            <wp:extent cx="2160970" cy="1470660"/>
+            <wp:effectExtent l="0" t="0" r="0" b="0"/>
+            <wp:docPr id="1745224149" name="图片 12"/>
             <wp:cNvGraphicFramePr>
               <a:graphicFrameLocks xmlns:a="http://schemas.openxmlformats.org/drawingml/2006/main" noChangeAspect="1"/>
             </wp:cNvGraphicFramePr>
@@ -20495,23 +20886,36 @@
               <a:graphicData uri="http://schemas.openxmlformats.org/drawingml/2006/picture">
                 <pic:pic xmlns:pic="http://schemas.openxmlformats.org/drawingml/2006/picture">
                   <pic:nvPicPr>
-                    <pic:cNvPr id="1" name=""/>
-                    <pic:cNvPicPr/>
+                    <pic:cNvPr id="0" name="Picture 28"/>
+                    <pic:cNvPicPr>
+                      <a:picLocks noChangeAspect="1" noChangeArrowheads="1"/>
+                    </pic:cNvPicPr>
                   </pic:nvPicPr>
                   <pic:blipFill>
-                    <a:blip r:embed="rId21"/>
+                    <a:blip r:embed="rId26">
+                      <a:extLst>
+                        <a:ext uri="{28A0092B-C50C-407E-A947-70E740481C1C}">
+                          <a14:useLocalDpi xmlns:a14="http://schemas.microsoft.com/office/drawing/2010/main" val="0"/>
+                        </a:ext>
+                      </a:extLst>
+                    </a:blip>
+                    <a:srcRect/>
                     <a:stretch>
                       <a:fillRect/>
                     </a:stretch>
                   </pic:blipFill>
-                  <pic:spPr>
+                  <pic:spPr bwMode="auto">
                     <a:xfrm>
                       <a:off x="0" y="0"/>
-                      <a:ext cx="2487967" cy="804930"/>
+                      <a:ext cx="2162919" cy="1471986"/>
                     </a:xfrm>
                     <a:prstGeom prst="rect">
                       <a:avLst/>
                     </a:prstGeom>
+                    <a:noFill/>
+                    <a:ln>
+                      <a:noFill/>
+                    </a:ln>
                   </pic:spPr>
                 </pic:pic>
               </a:graphicData>
@@ -20519,45 +20923,95 @@
           </wp:inline>
         </w:drawing>
       </w:r>
-      <w:r>
-        <w:rPr>
-          <w:noProof/>
-        </w:rPr>
-        <w:drawing>
-          <wp:inline distT="0" distB="0" distL="0" distR="0" wp14:anchorId="792F7129" wp14:editId="2C1522D0">
-            <wp:extent cx="2522439" cy="746825"/>
-            <wp:effectExtent l="0" t="0" r="0" b="0"/>
-            <wp:docPr id="8" name="图片 8"/>
-            <wp:cNvGraphicFramePr>
-              <a:graphicFrameLocks xmlns:a="http://schemas.openxmlformats.org/drawingml/2006/main" noChangeAspect="1"/>
-            </wp:cNvGraphicFramePr>
-            <a:graphic xmlns:a="http://schemas.openxmlformats.org/drawingml/2006/main">
-              <a:graphicData uri="http://schemas.openxmlformats.org/drawingml/2006/picture">
-                <pic:pic xmlns:pic="http://schemas.openxmlformats.org/drawingml/2006/picture">
-                  <pic:nvPicPr>
-                    <pic:cNvPr id="1" name=""/>
-                    <pic:cNvPicPr/>
-                  </pic:nvPicPr>
-                  <pic:blipFill>
-                    <a:blip r:embed="rId22"/>
-                    <a:stretch>
-                      <a:fillRect/>
-                    </a:stretch>
-                  </pic:blipFill>
-                  <pic:spPr>
-                    <a:xfrm>
-                      <a:off x="0" y="0"/>
-                      <a:ext cx="2522439" cy="746825"/>
-                    </a:xfrm>
-                    <a:prstGeom prst="rect">
-                      <a:avLst/>
-                    </a:prstGeom>
-                  </pic:spPr>
-                </pic:pic>
-              </a:graphicData>
-            </a:graphic>
-          </wp:inline>
-        </w:drawing>
+    </w:p>
+    <w:p>
+      <w:pPr>
+        <w:widowControl/>
+        <w:adjustRightInd w:val="0"/>
+        <w:snapToGrid w:val="0"/>
+        <w:jc w:val="left"/>
+        <w:rPr>
+          <w:rFonts w:ascii="Tahoma" w:eastAsia="微软雅黑" w:hAnsi="Tahoma"/>
+          <w:kern w:val="0"/>
+          <w:sz w:val="22"/>
+        </w:rPr>
+      </w:pPr>
+      <w:r>
+        <w:rPr>
+          <w:rFonts w:ascii="Tahoma" w:eastAsia="微软雅黑" w:hAnsi="Tahoma" w:hint="eastAsia"/>
+          <w:kern w:val="0"/>
+          <w:sz w:val="22"/>
+        </w:rPr>
+        <w:t>关掉</w:t>
+      </w:r>
+      <w:r>
+        <w:rPr>
+          <w:rFonts w:ascii="Tahoma" w:eastAsia="微软雅黑" w:hAnsi="Tahoma" w:hint="eastAsia"/>
+          <w:kern w:val="0"/>
+          <w:sz w:val="22"/>
+        </w:rPr>
+        <w:t xml:space="preserve"> </w:t>
+      </w:r>
+      <w:r>
+        <w:rPr>
+          <w:rFonts w:ascii="Tahoma" w:eastAsia="微软雅黑" w:hAnsi="Tahoma"/>
+          <w:kern w:val="0"/>
+          <w:sz w:val="22"/>
+        </w:rPr>
+        <w:t>全自定义主菜单</w:t>
+      </w:r>
+      <w:r>
+        <w:rPr>
+          <w:rFonts w:ascii="Tahoma" w:eastAsia="微软雅黑" w:hAnsi="Tahoma" w:hint="eastAsia"/>
+          <w:kern w:val="0"/>
+          <w:sz w:val="22"/>
+        </w:rPr>
+        <w:t xml:space="preserve"> </w:t>
+      </w:r>
+      <w:r>
+        <w:rPr>
+          <w:rFonts w:ascii="Tahoma" w:eastAsia="微软雅黑" w:hAnsi="Tahoma" w:hint="eastAsia"/>
+          <w:kern w:val="0"/>
+          <w:sz w:val="22"/>
+        </w:rPr>
+        <w:t>插件是这样的：</w:t>
+      </w:r>
+    </w:p>
+    <w:p>
+      <w:pPr>
+        <w:widowControl/>
+        <w:adjustRightInd w:val="0"/>
+        <w:snapToGrid w:val="0"/>
+        <w:jc w:val="left"/>
+        <w:rPr>
+          <w:rFonts w:ascii="Tahoma" w:eastAsia="微软雅黑" w:hAnsi="Tahoma"/>
+          <w:kern w:val="0"/>
+          <w:sz w:val="22"/>
+        </w:rPr>
+      </w:pPr>
+      <w:r>
+        <w:rPr>
+          <w:rFonts w:ascii="Tahoma" w:eastAsia="微软雅黑" w:hAnsi="Tahoma" w:hint="eastAsia"/>
+          <w:kern w:val="0"/>
+          <w:sz w:val="22"/>
+        </w:rPr>
+        <w:t>（关掉插件时，直接显示文本，所以不需要对应</w:t>
+      </w:r>
+      <w:r>
+        <w:rPr>
+          <w:rFonts w:ascii="Tahoma" w:eastAsia="微软雅黑" w:hAnsi="Tahoma" w:hint="eastAsia"/>
+          <w:kern w:val="0"/>
+          <w:sz w:val="22"/>
+        </w:rPr>
+        <w:t>按钮图片</w:t>
+      </w:r>
+      <w:r>
+        <w:rPr>
+          <w:rFonts w:ascii="Tahoma" w:eastAsia="微软雅黑" w:hAnsi="Tahoma" w:hint="eastAsia"/>
+          <w:kern w:val="0"/>
+          <w:sz w:val="22"/>
+        </w:rPr>
+        <w:t>。）</w:t>
       </w:r>
     </w:p>
     <w:p>
@@ -20577,12 +21031,11 @@
         <w:rPr>
           <w:noProof/>
         </w:rPr>
-        <w:lastRenderedPageBreak/>
         <w:drawing>
-          <wp:inline distT="0" distB="0" distL="0" distR="0" wp14:anchorId="4D18F6A4" wp14:editId="10F94C1D">
-            <wp:extent cx="1912620" cy="1301644"/>
+          <wp:inline distT="0" distB="0" distL="0" distR="0" wp14:anchorId="3BB1B284" wp14:editId="2635D6E3">
+            <wp:extent cx="2575560" cy="2879988"/>
             <wp:effectExtent l="0" t="0" r="0" b="0"/>
-            <wp:docPr id="10" name="图片 10"/>
+            <wp:docPr id="162463499" name="图片 13"/>
             <wp:cNvGraphicFramePr>
               <a:graphicFrameLocks xmlns:a="http://schemas.openxmlformats.org/drawingml/2006/main" noChangeAspect="1"/>
             </wp:cNvGraphicFramePr>
@@ -20590,23 +21043,36 @@
               <a:graphicData uri="http://schemas.openxmlformats.org/drawingml/2006/picture">
                 <pic:pic xmlns:pic="http://schemas.openxmlformats.org/drawingml/2006/picture">
                   <pic:nvPicPr>
-                    <pic:cNvPr id="1" name=""/>
-                    <pic:cNvPicPr/>
+                    <pic:cNvPr id="0" name="Picture 30"/>
+                    <pic:cNvPicPr>
+                      <a:picLocks noChangeAspect="1" noChangeArrowheads="1"/>
+                    </pic:cNvPicPr>
                   </pic:nvPicPr>
                   <pic:blipFill>
-                    <a:blip r:embed="rId26"/>
+                    <a:blip r:embed="rId27">
+                      <a:extLst>
+                        <a:ext uri="{28A0092B-C50C-407E-A947-70E740481C1C}">
+                          <a14:useLocalDpi xmlns:a14="http://schemas.microsoft.com/office/drawing/2010/main" val="0"/>
+                        </a:ext>
+                      </a:extLst>
+                    </a:blip>
+                    <a:srcRect/>
                     <a:stretch>
                       <a:fillRect/>
                     </a:stretch>
                   </pic:blipFill>
-                  <pic:spPr>
+                  <pic:spPr bwMode="auto">
                     <a:xfrm>
                       <a:off x="0" y="0"/>
-                      <a:ext cx="1919576" cy="1306378"/>
+                      <a:ext cx="2578220" cy="2882962"/>
                     </a:xfrm>
                     <a:prstGeom prst="rect">
                       <a:avLst/>
                     </a:prstGeom>
+                    <a:noFill/>
+                    <a:ln>
+                      <a:noFill/>
+                    </a:ln>
                   </pic:spPr>
                 </pic:pic>
               </a:graphicData>
@@ -20633,7 +21099,23 @@
           <w:kern w:val="0"/>
           <w:sz w:val="22"/>
         </w:rPr>
-        <w:t>关掉</w:t>
+        <w:t>d</w:t>
+      </w:r>
+      <w:r>
+        <w:rPr>
+          <w:rFonts w:ascii="Tahoma" w:eastAsia="微软雅黑" w:hAnsi="Tahoma" w:hint="eastAsia"/>
+          <w:kern w:val="0"/>
+          <w:sz w:val="22"/>
+        </w:rPr>
+        <w:t>）</w:t>
+      </w:r>
+      <w:r>
+        <w:rPr>
+          <w:rFonts w:ascii="Tahoma" w:eastAsia="微软雅黑" w:hAnsi="Tahoma" w:hint="eastAsia"/>
+          <w:kern w:val="0"/>
+          <w:sz w:val="22"/>
+        </w:rPr>
+        <w:t>下图为</w:t>
       </w:r>
       <w:r>
         <w:rPr>
@@ -20645,11 +21127,35 @@
       </w:r>
       <w:r>
         <w:rPr>
+          <w:rFonts w:ascii="Tahoma" w:eastAsia="微软雅黑" w:hAnsi="Tahoma" w:hint="eastAsia"/>
+          <w:kern w:val="0"/>
+          <w:sz w:val="22"/>
+        </w:rPr>
+        <w:t>菜单选项按钮组</w:t>
+      </w:r>
+      <w:r>
+        <w:rPr>
+          <w:rFonts w:ascii="Tahoma" w:eastAsia="微软雅黑" w:hAnsi="Tahoma" w:hint="eastAsia"/>
+          <w:kern w:val="0"/>
+          <w:sz w:val="22"/>
+        </w:rPr>
+        <w:t xml:space="preserve"> </w:t>
+      </w:r>
+      <w:r>
+        <w:rPr>
           <w:rFonts w:ascii="Tahoma" w:eastAsia="微软雅黑" w:hAnsi="Tahoma"/>
           <w:kern w:val="0"/>
           <w:sz w:val="22"/>
         </w:rPr>
-        <w:t>全自定义主菜单</w:t>
+        <w:t xml:space="preserve">&gt; </w:t>
+      </w:r>
+      <w:r>
+        <w:rPr>
+          <w:rFonts w:ascii="Tahoma" w:eastAsia="微软雅黑" w:hAnsi="Tahoma" w:hint="eastAsia"/>
+          <w:kern w:val="0"/>
+          <w:sz w:val="22"/>
+        </w:rPr>
+        <w:t>按钮贴图序列</w:t>
       </w:r>
       <w:r>
         <w:rPr>
@@ -20665,7 +21171,108 @@
           <w:kern w:val="0"/>
           <w:sz w:val="22"/>
         </w:rPr>
-        <w:t>插件是这样的：</w:t>
+        <w:t>的</w:t>
+      </w:r>
+      <w:r>
+        <w:rPr>
+          <w:rFonts w:ascii="Tahoma" w:eastAsia="微软雅黑" w:hAnsi="Tahoma" w:hint="eastAsia"/>
+          <w:kern w:val="0"/>
+          <w:sz w:val="22"/>
+        </w:rPr>
+        <w:t xml:space="preserve"> </w:t>
+      </w:r>
+      <w:r>
+        <w:rPr>
+          <w:rFonts w:ascii="Tahoma" w:eastAsia="微软雅黑" w:hAnsi="Tahoma" w:hint="eastAsia"/>
+          <w:b/>
+          <w:bCs/>
+          <w:kern w:val="0"/>
+          <w:sz w:val="22"/>
+        </w:rPr>
+        <w:t>贴图关联</w:t>
+      </w:r>
+      <w:r>
+        <w:rPr>
+          <w:rFonts w:ascii="Tahoma" w:eastAsia="微软雅黑" w:hAnsi="Tahoma" w:hint="eastAsia"/>
+          <w:kern w:val="0"/>
+          <w:sz w:val="22"/>
+        </w:rPr>
+        <w:t xml:space="preserve"> </w:t>
+      </w:r>
+      <w:r>
+        <w:rPr>
+          <w:rFonts w:ascii="Tahoma" w:eastAsia="微软雅黑" w:hAnsi="Tahoma" w:hint="eastAsia"/>
+          <w:kern w:val="0"/>
+          <w:sz w:val="22"/>
+        </w:rPr>
+        <w:t>配置。</w:t>
+      </w:r>
+    </w:p>
+    <w:p>
+      <w:pPr>
+        <w:widowControl/>
+        <w:adjustRightInd w:val="0"/>
+        <w:snapToGrid w:val="0"/>
+        <w:spacing w:after="200"/>
+        <w:jc w:val="center"/>
+        <w:rPr>
+          <w:rFonts w:ascii="Tahoma" w:eastAsia="微软雅黑" w:hAnsi="Tahoma"/>
+          <w:kern w:val="0"/>
+          <w:sz w:val="22"/>
+        </w:rPr>
+      </w:pPr>
+      <w:r>
+        <w:rPr>
+          <w:noProof/>
+        </w:rPr>
+        <w:drawing>
+          <wp:inline distT="0" distB="0" distL="0" distR="0" wp14:anchorId="54C08114" wp14:editId="70FD52F6">
+            <wp:extent cx="5175250" cy="2385126"/>
+            <wp:effectExtent l="0" t="0" r="6350" b="0"/>
+            <wp:docPr id="1253285866" name="图片 14"/>
+            <wp:cNvGraphicFramePr>
+              <a:graphicFrameLocks xmlns:a="http://schemas.openxmlformats.org/drawingml/2006/main" noChangeAspect="1"/>
+            </wp:cNvGraphicFramePr>
+            <a:graphic xmlns:a="http://schemas.openxmlformats.org/drawingml/2006/main">
+              <a:graphicData uri="http://schemas.openxmlformats.org/drawingml/2006/picture">
+                <pic:pic xmlns:pic="http://schemas.openxmlformats.org/drawingml/2006/picture">
+                  <pic:nvPicPr>
+                    <pic:cNvPr id="0" name="Picture 32"/>
+                    <pic:cNvPicPr>
+                      <a:picLocks noChangeAspect="1" noChangeArrowheads="1"/>
+                    </pic:cNvPicPr>
+                  </pic:nvPicPr>
+                  <pic:blipFill>
+                    <a:blip r:embed="rId28">
+                      <a:extLst>
+                        <a:ext uri="{28A0092B-C50C-407E-A947-70E740481C1C}">
+                          <a14:useLocalDpi xmlns:a14="http://schemas.microsoft.com/office/drawing/2010/main" val="0"/>
+                        </a:ext>
+                      </a:extLst>
+                    </a:blip>
+                    <a:srcRect/>
+                    <a:stretch>
+                      <a:fillRect/>
+                    </a:stretch>
+                  </pic:blipFill>
+                  <pic:spPr bwMode="auto">
+                    <a:xfrm>
+                      <a:off x="0" y="0"/>
+                      <a:ext cx="5176658" cy="2385775"/>
+                    </a:xfrm>
+                    <a:prstGeom prst="rect">
+                      <a:avLst/>
+                    </a:prstGeom>
+                    <a:noFill/>
+                    <a:ln>
+                      <a:noFill/>
+                    </a:ln>
+                  </pic:spPr>
+                </pic:pic>
+              </a:graphicData>
+            </a:graphic>
+          </wp:inline>
+        </w:drawing>
       </w:r>
     </w:p>
     <w:p>
@@ -20686,23 +21293,571 @@
           <w:kern w:val="0"/>
           <w:sz w:val="22"/>
         </w:rPr>
-        <w:t>（关掉插件时，直接显示文本，所以不需要对应</w:t>
-      </w:r>
-      <w:r>
-        <w:rPr>
-          <w:rFonts w:ascii="Tahoma" w:eastAsia="微软雅黑" w:hAnsi="Tahoma" w:hint="eastAsia"/>
-          <w:kern w:val="0"/>
-          <w:sz w:val="22"/>
-        </w:rPr>
-        <w:t>按钮图片</w:t>
-      </w:r>
-      <w:r>
-        <w:rPr>
-          <w:rFonts w:ascii="Tahoma" w:eastAsia="微软雅黑" w:hAnsi="Tahoma" w:hint="eastAsia"/>
-          <w:kern w:val="0"/>
-          <w:sz w:val="22"/>
-        </w:rPr>
-        <w:t>。）</w:t>
+        <w:t>如果需要对应按钮图片，你</w:t>
+      </w:r>
+      <w:r>
+        <w:rPr>
+          <w:rFonts w:ascii="Tahoma" w:eastAsia="微软雅黑" w:hAnsi="Tahoma" w:hint="eastAsia"/>
+          <w:kern w:val="0"/>
+          <w:sz w:val="22"/>
+        </w:rPr>
+        <w:t>可以</w:t>
+      </w:r>
+      <w:r>
+        <w:rPr>
+          <w:rFonts w:ascii="Tahoma" w:eastAsia="微软雅黑" w:hAnsi="Tahoma" w:hint="eastAsia"/>
+          <w:kern w:val="0"/>
+          <w:sz w:val="22"/>
+        </w:rPr>
+        <w:t>在</w:t>
+      </w:r>
+      <w:r>
+        <w:rPr>
+          <w:rFonts w:ascii="Tahoma" w:eastAsia="微软雅黑" w:hAnsi="Tahoma" w:hint="eastAsia"/>
+          <w:kern w:val="0"/>
+          <w:sz w:val="22"/>
+        </w:rPr>
+        <w:t>按钮</w:t>
+      </w:r>
+      <w:r>
+        <w:rPr>
+          <w:rFonts w:ascii="Tahoma" w:eastAsia="微软雅黑" w:hAnsi="Tahoma" w:hint="eastAsia"/>
+          <w:kern w:val="0"/>
+          <w:sz w:val="22"/>
+        </w:rPr>
+        <w:t>关键字的基础上额外加</w:t>
+      </w:r>
+      <w:proofErr w:type="gramStart"/>
+      <w:r>
+        <w:rPr>
+          <w:rFonts w:ascii="Tahoma" w:eastAsia="微软雅黑" w:hAnsi="Tahoma"/>
+          <w:kern w:val="0"/>
+          <w:sz w:val="22"/>
+        </w:rPr>
+        <w:t>”</w:t>
+      </w:r>
+      <w:proofErr w:type="gramEnd"/>
+      <w:r>
+        <w:rPr>
+          <w:rFonts w:ascii="Tahoma" w:eastAsia="微软雅黑" w:hAnsi="Tahoma" w:hint="eastAsia"/>
+          <w:kern w:val="0"/>
+          <w:sz w:val="22"/>
+        </w:rPr>
+        <w:t>Button</w:t>
+      </w:r>
+      <w:r>
+        <w:rPr>
+          <w:rFonts w:ascii="Tahoma" w:eastAsia="微软雅黑" w:hAnsi="Tahoma"/>
+          <w:kern w:val="0"/>
+          <w:sz w:val="22"/>
+        </w:rPr>
+        <w:t>_</w:t>
+      </w:r>
+      <w:proofErr w:type="gramStart"/>
+      <w:r>
+        <w:rPr>
+          <w:rFonts w:ascii="Tahoma" w:eastAsia="微软雅黑" w:hAnsi="Tahoma"/>
+          <w:kern w:val="0"/>
+          <w:sz w:val="22"/>
+        </w:rPr>
+        <w:t>”</w:t>
+      </w:r>
+      <w:proofErr w:type="gramEnd"/>
+      <w:r>
+        <w:rPr>
+          <w:rFonts w:ascii="Tahoma" w:eastAsia="微软雅黑" w:hAnsi="Tahoma" w:hint="eastAsia"/>
+          <w:kern w:val="0"/>
+          <w:sz w:val="22"/>
+        </w:rPr>
+        <w:t>前缀。（</w:t>
+      </w:r>
+      <w:r>
+        <w:rPr>
+          <w:rFonts w:ascii="Tahoma" w:eastAsia="微软雅黑" w:hAnsi="Tahoma" w:hint="eastAsia"/>
+          <w:kern w:val="0"/>
+          <w:sz w:val="22"/>
+        </w:rPr>
+        <w:t>Drill</w:t>
+      </w:r>
+      <w:r>
+        <w:rPr>
+          <w:rFonts w:ascii="Tahoma" w:eastAsia="微软雅黑" w:hAnsi="Tahoma"/>
+          <w:kern w:val="0"/>
+          <w:sz w:val="22"/>
+        </w:rPr>
+        <w:t>_SceneMain</w:t>
+      </w:r>
+      <w:r>
+        <w:rPr>
+          <w:rFonts w:ascii="Tahoma" w:eastAsia="微软雅黑" w:hAnsi="Tahoma" w:hint="eastAsia"/>
+          <w:kern w:val="0"/>
+          <w:sz w:val="22"/>
+        </w:rPr>
+        <w:t>插件</w:t>
+      </w:r>
+      <w:r>
+        <w:rPr>
+          <w:rFonts w:ascii="Tahoma" w:eastAsia="微软雅黑" w:hAnsi="Tahoma" w:hint="eastAsia"/>
+          <w:kern w:val="0"/>
+          <w:sz w:val="22"/>
+        </w:rPr>
+        <w:t>中</w:t>
+      </w:r>
+      <w:r>
+        <w:rPr>
+          <w:rFonts w:ascii="Tahoma" w:eastAsia="微软雅黑" w:hAnsi="Tahoma" w:hint="eastAsia"/>
+          <w:kern w:val="0"/>
+          <w:sz w:val="22"/>
+        </w:rPr>
+        <w:t>可加可不加）</w:t>
+      </w:r>
+    </w:p>
+    <w:p>
+      <w:pPr>
+        <w:widowControl/>
+        <w:adjustRightInd w:val="0"/>
+        <w:snapToGrid w:val="0"/>
+        <w:jc w:val="left"/>
+        <w:rPr>
+          <w:rFonts w:ascii="Tahoma" w:eastAsia="微软雅黑" w:hAnsi="Tahoma"/>
+          <w:kern w:val="0"/>
+          <w:sz w:val="22"/>
+        </w:rPr>
+      </w:pPr>
+      <w:r>
+        <w:rPr>
+          <w:rFonts w:ascii="Tahoma" w:eastAsia="微软雅黑" w:hAnsi="Tahoma" w:hint="eastAsia"/>
+          <w:kern w:val="0"/>
+          <w:sz w:val="22"/>
+        </w:rPr>
+        <w:t>比如信息面板的按钮关键字为</w:t>
+      </w:r>
+      <w:r>
+        <w:rPr>
+          <w:rFonts w:ascii="Tahoma" w:eastAsia="微软雅黑" w:hAnsi="Tahoma"/>
+          <w:kern w:val="0"/>
+          <w:sz w:val="22"/>
+        </w:rPr>
+        <w:t>Drill_SSpA</w:t>
+      </w:r>
+      <w:r>
+        <w:rPr>
+          <w:rFonts w:ascii="Tahoma" w:eastAsia="微软雅黑" w:hAnsi="Tahoma" w:hint="eastAsia"/>
+          <w:kern w:val="0"/>
+          <w:sz w:val="22"/>
+        </w:rPr>
+        <w:t>，那么你要写</w:t>
+      </w:r>
+      <w:r>
+        <w:rPr>
+          <w:rFonts w:ascii="Tahoma" w:eastAsia="微软雅黑" w:hAnsi="Tahoma" w:hint="eastAsia"/>
+          <w:kern w:val="0"/>
+          <w:sz w:val="22"/>
+        </w:rPr>
+        <w:t>Button</w:t>
+      </w:r>
+      <w:r>
+        <w:rPr>
+          <w:rFonts w:ascii="Tahoma" w:eastAsia="微软雅黑" w:hAnsi="Tahoma"/>
+          <w:kern w:val="0"/>
+          <w:sz w:val="22"/>
+        </w:rPr>
+        <w:t>_</w:t>
+      </w:r>
+      <w:r>
+        <w:rPr>
+          <w:rFonts w:ascii="Tahoma" w:eastAsia="微软雅黑" w:hAnsi="Tahoma"/>
+          <w:kern w:val="0"/>
+          <w:sz w:val="22"/>
+        </w:rPr>
+        <w:t>Drill_SSpA</w:t>
+      </w:r>
+      <w:r>
+        <w:rPr>
+          <w:rFonts w:ascii="Tahoma" w:eastAsia="微软雅黑" w:hAnsi="Tahoma" w:hint="eastAsia"/>
+          <w:kern w:val="0"/>
+          <w:sz w:val="22"/>
+        </w:rPr>
+        <w:t>。</w:t>
+      </w:r>
+    </w:p>
+    <w:p>
+      <w:pPr>
+        <w:widowControl/>
+        <w:jc w:val="left"/>
+        <w:rPr>
+          <w:rFonts w:ascii="Tahoma" w:eastAsia="微软雅黑" w:hAnsi="Tahoma"/>
+          <w:kern w:val="0"/>
+          <w:sz w:val="22"/>
+        </w:rPr>
+      </w:pPr>
+      <w:r>
+        <w:rPr>
+          <w:rFonts w:ascii="Tahoma" w:eastAsia="微软雅黑" w:hAnsi="Tahoma"/>
+          <w:kern w:val="0"/>
+          <w:sz w:val="22"/>
+        </w:rPr>
+        <w:br w:type="page"/>
+      </w:r>
+    </w:p>
+    <w:p>
+      <w:pPr>
+        <w:pStyle w:val="3"/>
+        <w:spacing w:before="240" w:after="120" w:line="415" w:lineRule="auto"/>
+        <w:rPr>
+          <w:rFonts w:hint="eastAsia"/>
+          <w:sz w:val="28"/>
+        </w:rPr>
+      </w:pPr>
+      <w:bookmarkStart w:id="5" w:name="_按钮关键字_-_标题面板"/>
+      <w:bookmarkEnd w:id="5"/>
+      <w:r>
+        <w:rPr>
+          <w:rFonts w:hint="eastAsia"/>
+          <w:sz w:val="28"/>
+        </w:rPr>
+        <w:lastRenderedPageBreak/>
+        <w:t>按钮关键字</w:t>
+      </w:r>
+      <w:r>
+        <w:rPr>
+          <w:rFonts w:hint="eastAsia"/>
+          <w:sz w:val="28"/>
+        </w:rPr>
+        <w:t xml:space="preserve"> -</w:t>
+      </w:r>
+      <w:r>
+        <w:rPr>
+          <w:sz w:val="28"/>
+        </w:rPr>
+        <w:t xml:space="preserve"> </w:t>
+      </w:r>
+      <w:r>
+        <w:rPr>
+          <w:rFonts w:hint="eastAsia"/>
+          <w:sz w:val="28"/>
+        </w:rPr>
+        <w:t>标题</w:t>
+      </w:r>
+      <w:r>
+        <w:rPr>
+          <w:rFonts w:hint="eastAsia"/>
+          <w:sz w:val="28"/>
+        </w:rPr>
+        <w:t>面板</w:t>
+      </w:r>
+    </w:p>
+    <w:p>
+      <w:pPr>
+        <w:pStyle w:val="4"/>
+        <w:snapToGrid w:val="0"/>
+        <w:spacing w:before="240" w:after="240" w:line="240" w:lineRule="auto"/>
+        <w:rPr>
+          <w:rFonts w:ascii="微软雅黑" w:eastAsia="微软雅黑" w:hAnsi="微软雅黑" w:hint="eastAsia"/>
+          <w:bCs w:val="0"/>
+          <w:sz w:val="22"/>
+          <w:szCs w:val="22"/>
+        </w:rPr>
+      </w:pPr>
+      <w:r>
+        <w:rPr>
+          <w:rFonts w:ascii="微软雅黑" w:eastAsia="微软雅黑" w:hAnsi="微软雅黑" w:hint="eastAsia"/>
+          <w:bCs w:val="0"/>
+          <w:sz w:val="22"/>
+          <w:szCs w:val="22"/>
+        </w:rPr>
+        <w:t>1）</w:t>
+      </w:r>
+      <w:r>
+        <w:rPr>
+          <w:rFonts w:ascii="微软雅黑" w:eastAsia="微软雅黑" w:hAnsi="微软雅黑" w:hint="eastAsia"/>
+          <w:bCs w:val="0"/>
+          <w:sz w:val="22"/>
+          <w:szCs w:val="22"/>
+        </w:rPr>
+        <w:t>相关插件</w:t>
+      </w:r>
+    </w:p>
+    <w:p>
+      <w:pPr>
+        <w:widowControl/>
+        <w:adjustRightInd w:val="0"/>
+        <w:jc w:val="left"/>
+        <w:rPr>
+          <w:rFonts w:ascii="Tahoma" w:eastAsia="微软雅黑" w:hAnsi="Tahoma"/>
+          <w:kern w:val="0"/>
+          <w:sz w:val="22"/>
+        </w:rPr>
+      </w:pPr>
+      <w:r>
+        <w:rPr>
+          <w:rFonts w:ascii="Tahoma" w:eastAsia="微软雅黑" w:hAnsi="Tahoma" w:hint="eastAsia"/>
+          <w:kern w:val="0"/>
+          <w:sz w:val="22"/>
+        </w:rPr>
+        <w:t>标题面板中，</w:t>
+      </w:r>
+      <w:r>
+        <w:rPr>
+          <w:rFonts w:ascii="Tahoma" w:eastAsia="微软雅黑" w:hAnsi="Tahoma" w:hint="eastAsia"/>
+          <w:kern w:val="0"/>
+          <w:sz w:val="22"/>
+        </w:rPr>
+        <w:t>按钮</w:t>
+      </w:r>
+      <w:r>
+        <w:rPr>
+          <w:rFonts w:ascii="Tahoma" w:eastAsia="微软雅黑" w:hAnsi="Tahoma" w:hint="eastAsia"/>
+          <w:kern w:val="0"/>
+          <w:sz w:val="22"/>
+        </w:rPr>
+        <w:t>关键字</w:t>
+      </w:r>
+      <w:r>
+        <w:rPr>
+          <w:rFonts w:ascii="Tahoma" w:eastAsia="微软雅黑" w:hAnsi="Tahoma" w:hint="eastAsia"/>
+          <w:kern w:val="0"/>
+          <w:sz w:val="22"/>
+        </w:rPr>
+        <w:t>的</w:t>
+      </w:r>
+      <w:r>
+        <w:rPr>
+          <w:rFonts w:ascii="Tahoma" w:eastAsia="微软雅黑" w:hAnsi="Tahoma" w:hint="eastAsia"/>
+          <w:kern w:val="0"/>
+          <w:sz w:val="22"/>
+        </w:rPr>
+        <w:t>相关</w:t>
+      </w:r>
+      <w:r>
+        <w:rPr>
+          <w:rFonts w:ascii="Tahoma" w:eastAsia="微软雅黑" w:hAnsi="Tahoma" w:hint="eastAsia"/>
+          <w:kern w:val="0"/>
+          <w:sz w:val="22"/>
+        </w:rPr>
+        <w:t>插件如下：</w:t>
+      </w:r>
+    </w:p>
+    <w:p>
+      <w:pPr>
+        <w:widowControl/>
+        <w:adjustRightInd w:val="0"/>
+        <w:snapToGrid w:val="0"/>
+        <w:jc w:val="left"/>
+        <w:rPr>
+          <w:rFonts w:ascii="Tahoma" w:eastAsia="微软雅黑" w:hAnsi="Tahoma"/>
+          <w:kern w:val="0"/>
+          <w:sz w:val="22"/>
+        </w:rPr>
+      </w:pPr>
+      <w:r>
+        <w:rPr>
+          <w:rFonts w:ascii="Tahoma" w:eastAsia="微软雅黑" w:hAnsi="Tahoma"/>
+          <w:kern w:val="0"/>
+          <w:sz w:val="22"/>
+        </w:rPr>
+        <w:tab/>
+      </w:r>
+      <w:r>
+        <w:rPr>
+          <w:rFonts w:ascii="Tahoma" w:eastAsia="微软雅黑" w:hAnsi="Tahoma" w:hint="eastAsia"/>
+          <w:kern w:val="0"/>
+          <w:sz w:val="22"/>
+        </w:rPr>
+        <w:t>◆</w:t>
+      </w:r>
+      <w:r>
+        <w:rPr>
+          <w:rFonts w:ascii="Tahoma" w:eastAsia="微软雅黑" w:hAnsi="Tahoma"/>
+          <w:kern w:val="0"/>
+          <w:sz w:val="22"/>
+        </w:rPr>
+        <w:t>Drill_</w:t>
+      </w:r>
+      <w:r>
+        <w:rPr>
+          <w:rFonts w:ascii="Tahoma" w:eastAsia="微软雅黑" w:hAnsi="Tahoma" w:hint="eastAsia"/>
+          <w:kern w:val="0"/>
+          <w:sz w:val="22"/>
+        </w:rPr>
+        <w:t>Title</w:t>
+      </w:r>
+      <w:r>
+        <w:rPr>
+          <w:rFonts w:ascii="Tahoma" w:eastAsia="微软雅黑" w:hAnsi="Tahoma"/>
+          <w:kern w:val="0"/>
+          <w:sz w:val="22"/>
+        </w:rPr>
+        <w:t>Scene</w:t>
+      </w:r>
+      <w:r>
+        <w:rPr>
+          <w:rFonts w:ascii="Tahoma" w:eastAsia="微软雅黑" w:hAnsi="Tahoma"/>
+          <w:kern w:val="0"/>
+          <w:sz w:val="22"/>
+        </w:rPr>
+        <w:tab/>
+      </w:r>
+      <w:r>
+        <w:rPr>
+          <w:rFonts w:ascii="Tahoma" w:eastAsia="微软雅黑" w:hAnsi="Tahoma"/>
+          <w:kern w:val="0"/>
+          <w:sz w:val="22"/>
+        </w:rPr>
+        <w:tab/>
+      </w:r>
+      <w:r>
+        <w:rPr>
+          <w:rFonts w:ascii="Tahoma" w:eastAsia="微软雅黑" w:hAnsi="Tahoma"/>
+          <w:kern w:val="0"/>
+          <w:sz w:val="22"/>
+        </w:rPr>
+        <w:tab/>
+      </w:r>
+      <w:r>
+        <w:rPr>
+          <w:rFonts w:ascii="Tahoma" w:eastAsia="微软雅黑" w:hAnsi="Tahoma"/>
+          <w:kern w:val="0"/>
+          <w:sz w:val="22"/>
+        </w:rPr>
+        <w:tab/>
+      </w:r>
+      <w:r>
+        <w:rPr>
+          <w:rFonts w:ascii="Tahoma" w:eastAsia="微软雅黑" w:hAnsi="Tahoma"/>
+          <w:kern w:val="0"/>
+          <w:sz w:val="22"/>
+        </w:rPr>
+        <w:tab/>
+      </w:r>
+      <w:r>
+        <w:rPr>
+          <w:rFonts w:ascii="Tahoma" w:eastAsia="微软雅黑" w:hAnsi="Tahoma" w:hint="eastAsia"/>
+          <w:kern w:val="0"/>
+          <w:sz w:val="22"/>
+        </w:rPr>
+        <w:t>面板</w:t>
+      </w:r>
+      <w:r>
+        <w:rPr>
+          <w:rFonts w:ascii="Tahoma" w:eastAsia="微软雅黑" w:hAnsi="Tahoma"/>
+          <w:kern w:val="0"/>
+          <w:sz w:val="22"/>
+        </w:rPr>
+        <w:t xml:space="preserve"> - </w:t>
+      </w:r>
+      <w:r>
+        <w:rPr>
+          <w:rFonts w:ascii="Tahoma" w:eastAsia="微软雅黑" w:hAnsi="Tahoma" w:hint="eastAsia"/>
+          <w:kern w:val="0"/>
+          <w:sz w:val="22"/>
+        </w:rPr>
+        <w:t>全自定义标题界面</w:t>
+      </w:r>
+    </w:p>
+    <w:p>
+      <w:pPr>
+        <w:widowControl/>
+        <w:adjustRightInd w:val="0"/>
+        <w:snapToGrid w:val="0"/>
+        <w:spacing w:before="200"/>
+        <w:jc w:val="left"/>
+        <w:rPr>
+          <w:rFonts w:ascii="Tahoma" w:eastAsia="微软雅黑" w:hAnsi="Tahoma"/>
+          <w:kern w:val="0"/>
+          <w:sz w:val="22"/>
+        </w:rPr>
+      </w:pPr>
+      <w:r>
+        <w:rPr>
+          <w:rFonts w:ascii="Tahoma" w:eastAsia="微软雅黑" w:hAnsi="Tahoma" w:hint="eastAsia"/>
+          <w:kern w:val="0"/>
+          <w:sz w:val="22"/>
+        </w:rPr>
+        <w:t>面板插件可以使用</w:t>
+      </w:r>
+      <w:r>
+        <w:rPr>
+          <w:rFonts w:ascii="Tahoma" w:eastAsia="微软雅黑" w:hAnsi="Tahoma" w:hint="eastAsia"/>
+          <w:kern w:val="0"/>
+          <w:sz w:val="22"/>
+        </w:rPr>
+        <w:t xml:space="preserve"> </w:t>
+      </w:r>
+      <w:r>
+        <w:rPr>
+          <w:rFonts w:ascii="Tahoma" w:eastAsia="微软雅黑" w:hAnsi="Tahoma" w:hint="eastAsia"/>
+          <w:kern w:val="0"/>
+          <w:sz w:val="22"/>
+        </w:rPr>
+        <w:t>按钮关键字</w:t>
+      </w:r>
+      <w:r>
+        <w:rPr>
+          <w:rFonts w:ascii="Tahoma" w:eastAsia="微软雅黑" w:hAnsi="Tahoma" w:hint="eastAsia"/>
+          <w:kern w:val="0"/>
+          <w:sz w:val="22"/>
+        </w:rPr>
+        <w:t xml:space="preserve"> </w:t>
+      </w:r>
+      <w:r>
+        <w:rPr>
+          <w:rFonts w:ascii="Tahoma" w:eastAsia="微软雅黑" w:hAnsi="Tahoma" w:hint="eastAsia"/>
+          <w:kern w:val="0"/>
+          <w:sz w:val="22"/>
+        </w:rPr>
+        <w:t>将按钮组的贴图资源</w:t>
+      </w:r>
+      <w:r>
+        <w:rPr>
+          <w:rFonts w:ascii="Tahoma" w:eastAsia="微软雅黑" w:hAnsi="Tahoma" w:hint="eastAsia"/>
+          <w:kern w:val="0"/>
+          <w:sz w:val="22"/>
+        </w:rPr>
+        <w:t xml:space="preserve"> </w:t>
+      </w:r>
+      <w:r>
+        <w:rPr>
+          <w:rFonts w:ascii="Tahoma" w:eastAsia="微软雅黑" w:hAnsi="Tahoma" w:hint="eastAsia"/>
+          <w:kern w:val="0"/>
+          <w:sz w:val="22"/>
+        </w:rPr>
+        <w:t>关联</w:t>
+      </w:r>
+      <w:r>
+        <w:rPr>
+          <w:rFonts w:ascii="Tahoma" w:eastAsia="微软雅黑" w:hAnsi="Tahoma" w:hint="eastAsia"/>
+          <w:color w:val="0070C0"/>
+          <w:kern w:val="0"/>
+          <w:sz w:val="22"/>
+        </w:rPr>
+        <w:t xml:space="preserve"> </w:t>
+      </w:r>
+      <w:r>
+        <w:rPr>
+          <w:rFonts w:ascii="Tahoma" w:eastAsia="微软雅黑" w:hAnsi="Tahoma" w:hint="eastAsia"/>
+          <w:color w:val="0070C0"/>
+          <w:kern w:val="0"/>
+          <w:sz w:val="22"/>
+        </w:rPr>
+        <w:t>已添加到标题</w:t>
+      </w:r>
+      <w:r>
+        <w:rPr>
+          <w:rFonts w:ascii="Tahoma" w:eastAsia="微软雅黑" w:hAnsi="Tahoma" w:hint="eastAsia"/>
+          <w:color w:val="0070C0"/>
+          <w:kern w:val="0"/>
+          <w:sz w:val="22"/>
+        </w:rPr>
+        <w:t xml:space="preserve"> </w:t>
+      </w:r>
+      <w:r>
+        <w:rPr>
+          <w:rFonts w:ascii="Tahoma" w:eastAsia="微软雅黑" w:hAnsi="Tahoma" w:hint="eastAsia"/>
+          <w:kern w:val="0"/>
+          <w:sz w:val="22"/>
+        </w:rPr>
+        <w:t>的按钮。</w:t>
       </w:r>
     </w:p>
     <w:p>
@@ -20713,813 +21868,15 @@
         <w:spacing w:line="360" w:lineRule="auto"/>
         <w:jc w:val="center"/>
         <w:rPr>
-          <w:rFonts w:ascii="Tahoma" w:eastAsia="微软雅黑" w:hAnsi="Tahoma"/>
-          <w:kern w:val="0"/>
-          <w:sz w:val="22"/>
-        </w:rPr>
-      </w:pPr>
-      <w:r>
-        <w:rPr>
-          <w:noProof/>
-        </w:rPr>
-        <w:drawing>
-          <wp:inline distT="0" distB="0" distL="0" distR="0" wp14:anchorId="6EB9D676" wp14:editId="59EE207B">
-            <wp:extent cx="2247900" cy="2517015"/>
-            <wp:effectExtent l="0" t="0" r="0" b="0"/>
-            <wp:docPr id="11" name="图片 11"/>
-            <wp:cNvGraphicFramePr>
-              <a:graphicFrameLocks xmlns:a="http://schemas.openxmlformats.org/drawingml/2006/main" noChangeAspect="1"/>
-            </wp:cNvGraphicFramePr>
-            <a:graphic xmlns:a="http://schemas.openxmlformats.org/drawingml/2006/main">
-              <a:graphicData uri="http://schemas.openxmlformats.org/drawingml/2006/picture">
-                <pic:pic xmlns:pic="http://schemas.openxmlformats.org/drawingml/2006/picture">
-                  <pic:nvPicPr>
-                    <pic:cNvPr id="1" name=""/>
-                    <pic:cNvPicPr/>
-                  </pic:nvPicPr>
-                  <pic:blipFill>
-                    <a:blip r:embed="rId27"/>
-                    <a:stretch>
-                      <a:fillRect/>
-                    </a:stretch>
-                  </pic:blipFill>
-                  <pic:spPr>
-                    <a:xfrm>
-                      <a:off x="0" y="0"/>
-                      <a:ext cx="2257062" cy="2527274"/>
-                    </a:xfrm>
-                    <a:prstGeom prst="rect">
-                      <a:avLst/>
-                    </a:prstGeom>
-                  </pic:spPr>
-                </pic:pic>
-              </a:graphicData>
-            </a:graphic>
-          </wp:inline>
-        </w:drawing>
-      </w:r>
-    </w:p>
-    <w:p>
-      <w:pPr>
-        <w:widowControl/>
-        <w:adjustRightInd w:val="0"/>
-        <w:snapToGrid w:val="0"/>
-        <w:jc w:val="left"/>
-        <w:rPr>
-          <w:rFonts w:ascii="Tahoma" w:eastAsia="微软雅黑" w:hAnsi="Tahoma"/>
-          <w:kern w:val="0"/>
-          <w:sz w:val="22"/>
-        </w:rPr>
-      </w:pPr>
-      <w:r>
-        <w:rPr>
-          <w:rFonts w:ascii="Tahoma" w:eastAsia="微软雅黑" w:hAnsi="Tahoma" w:hint="eastAsia"/>
-          <w:kern w:val="0"/>
-          <w:sz w:val="22"/>
-        </w:rPr>
-        <w:t>4</w:t>
-      </w:r>
-      <w:r>
-        <w:rPr>
-          <w:rFonts w:ascii="Tahoma" w:eastAsia="微软雅黑" w:hAnsi="Tahoma" w:hint="eastAsia"/>
-          <w:kern w:val="0"/>
-          <w:sz w:val="22"/>
-        </w:rPr>
-        <w:t>）</w:t>
-      </w:r>
-      <w:r>
-        <w:rPr>
-          <w:rFonts w:ascii="Tahoma" w:eastAsia="微软雅黑" w:hAnsi="Tahoma" w:hint="eastAsia"/>
-          <w:kern w:val="0"/>
-          <w:sz w:val="22"/>
-        </w:rPr>
-        <w:t>下图为</w:t>
-      </w:r>
-      <w:r>
-        <w:rPr>
-          <w:rFonts w:ascii="Tahoma" w:eastAsia="微软雅黑" w:hAnsi="Tahoma" w:hint="eastAsia"/>
-          <w:kern w:val="0"/>
-          <w:sz w:val="22"/>
-        </w:rPr>
-        <w:t xml:space="preserve"> </w:t>
-      </w:r>
-      <w:r>
-        <w:rPr>
-          <w:rFonts w:ascii="Tahoma" w:eastAsia="微软雅黑" w:hAnsi="Tahoma" w:hint="eastAsia"/>
-          <w:kern w:val="0"/>
-          <w:sz w:val="22"/>
-        </w:rPr>
-        <w:t>菜单选项按钮组</w:t>
-      </w:r>
-      <w:r>
-        <w:rPr>
-          <w:rFonts w:ascii="Tahoma" w:eastAsia="微软雅黑" w:hAnsi="Tahoma" w:hint="eastAsia"/>
-          <w:kern w:val="0"/>
-          <w:sz w:val="22"/>
-        </w:rPr>
-        <w:t xml:space="preserve"> </w:t>
-      </w:r>
-      <w:r>
-        <w:rPr>
-          <w:rFonts w:ascii="Tahoma" w:eastAsia="微软雅黑" w:hAnsi="Tahoma"/>
-          <w:kern w:val="0"/>
-          <w:sz w:val="22"/>
-        </w:rPr>
-        <w:t xml:space="preserve">&gt; </w:t>
-      </w:r>
-      <w:r>
-        <w:rPr>
-          <w:rFonts w:ascii="Tahoma" w:eastAsia="微软雅黑" w:hAnsi="Tahoma" w:hint="eastAsia"/>
-          <w:kern w:val="0"/>
-          <w:sz w:val="22"/>
-        </w:rPr>
-        <w:t>按钮贴图序列</w:t>
-      </w:r>
-      <w:r>
-        <w:rPr>
-          <w:rFonts w:ascii="Tahoma" w:eastAsia="微软雅黑" w:hAnsi="Tahoma" w:hint="eastAsia"/>
-          <w:kern w:val="0"/>
-          <w:sz w:val="22"/>
-        </w:rPr>
-        <w:t xml:space="preserve"> </w:t>
-      </w:r>
-      <w:r>
-        <w:rPr>
-          <w:rFonts w:ascii="Tahoma" w:eastAsia="微软雅黑" w:hAnsi="Tahoma" w:hint="eastAsia"/>
-          <w:kern w:val="0"/>
-          <w:sz w:val="22"/>
-        </w:rPr>
-        <w:t>的</w:t>
-      </w:r>
-      <w:r>
-        <w:rPr>
-          <w:rFonts w:ascii="Tahoma" w:eastAsia="微软雅黑" w:hAnsi="Tahoma" w:hint="eastAsia"/>
-          <w:kern w:val="0"/>
-          <w:sz w:val="22"/>
-        </w:rPr>
-        <w:t xml:space="preserve"> </w:t>
-      </w:r>
-      <w:r>
-        <w:rPr>
-          <w:rFonts w:ascii="Tahoma" w:eastAsia="微软雅黑" w:hAnsi="Tahoma" w:hint="eastAsia"/>
-          <w:b/>
-          <w:bCs/>
-          <w:kern w:val="0"/>
-          <w:sz w:val="22"/>
-        </w:rPr>
-        <w:t>贴图关联</w:t>
-      </w:r>
-      <w:r>
-        <w:rPr>
-          <w:rFonts w:ascii="Tahoma" w:eastAsia="微软雅黑" w:hAnsi="Tahoma" w:hint="eastAsia"/>
-          <w:kern w:val="0"/>
-          <w:sz w:val="22"/>
-        </w:rPr>
-        <w:t xml:space="preserve"> </w:t>
-      </w:r>
-      <w:r>
-        <w:rPr>
-          <w:rFonts w:ascii="Tahoma" w:eastAsia="微软雅黑" w:hAnsi="Tahoma" w:hint="eastAsia"/>
-          <w:kern w:val="0"/>
-          <w:sz w:val="22"/>
-        </w:rPr>
-        <w:t>配置。</w:t>
-      </w:r>
-    </w:p>
-    <w:p>
-      <w:pPr>
-        <w:widowControl/>
-        <w:adjustRightInd w:val="0"/>
-        <w:snapToGrid w:val="0"/>
-        <w:spacing w:after="200"/>
-        <w:jc w:val="center"/>
-        <w:rPr>
-          <w:rFonts w:ascii="Tahoma" w:eastAsia="微软雅黑" w:hAnsi="Tahoma"/>
-          <w:kern w:val="0"/>
-          <w:sz w:val="22"/>
-        </w:rPr>
-      </w:pPr>
-      <w:r>
-        <w:rPr>
-          <w:noProof/>
-        </w:rPr>
-        <w:drawing>
-          <wp:inline distT="0" distB="0" distL="0" distR="0" wp14:anchorId="01F54A4D" wp14:editId="57B70B2C">
-            <wp:extent cx="5128260" cy="2362235"/>
-            <wp:effectExtent l="0" t="0" r="0" b="0"/>
-            <wp:docPr id="13" name="图片 13"/>
-            <wp:cNvGraphicFramePr>
-              <a:graphicFrameLocks xmlns:a="http://schemas.openxmlformats.org/drawingml/2006/main" noChangeAspect="1"/>
-            </wp:cNvGraphicFramePr>
-            <a:graphic xmlns:a="http://schemas.openxmlformats.org/drawingml/2006/main">
-              <a:graphicData uri="http://schemas.openxmlformats.org/drawingml/2006/picture">
-                <pic:pic xmlns:pic="http://schemas.openxmlformats.org/drawingml/2006/picture">
-                  <pic:nvPicPr>
-                    <pic:cNvPr id="1" name=""/>
-                    <pic:cNvPicPr/>
-                  </pic:nvPicPr>
-                  <pic:blipFill>
-                    <a:blip r:embed="rId28"/>
-                    <a:stretch>
-                      <a:fillRect/>
-                    </a:stretch>
-                  </pic:blipFill>
-                  <pic:spPr>
-                    <a:xfrm>
-                      <a:off x="0" y="0"/>
-                      <a:ext cx="5139126" cy="2367240"/>
-                    </a:xfrm>
-                    <a:prstGeom prst="rect">
-                      <a:avLst/>
-                    </a:prstGeom>
-                  </pic:spPr>
-                </pic:pic>
-              </a:graphicData>
-            </a:graphic>
-          </wp:inline>
-        </w:drawing>
-      </w:r>
-    </w:p>
-    <w:p>
-      <w:pPr>
-        <w:widowControl/>
-        <w:adjustRightInd w:val="0"/>
-        <w:snapToGrid w:val="0"/>
-        <w:jc w:val="left"/>
-        <w:rPr>
-          <w:rFonts w:ascii="Tahoma" w:eastAsia="微软雅黑" w:hAnsi="Tahoma"/>
-          <w:kern w:val="0"/>
-          <w:sz w:val="22"/>
-        </w:rPr>
-      </w:pPr>
-      <w:r>
-        <w:rPr>
-          <w:rFonts w:ascii="Tahoma" w:eastAsia="微软雅黑" w:hAnsi="Tahoma" w:hint="eastAsia"/>
-          <w:kern w:val="0"/>
-          <w:sz w:val="22"/>
-        </w:rPr>
-        <w:t>如果需要对应按钮图片，你</w:t>
-      </w:r>
-      <w:r>
-        <w:rPr>
-          <w:rFonts w:ascii="Tahoma" w:eastAsia="微软雅黑" w:hAnsi="Tahoma" w:hint="eastAsia"/>
-          <w:kern w:val="0"/>
-          <w:sz w:val="22"/>
-        </w:rPr>
-        <w:t>可以</w:t>
-      </w:r>
-      <w:r>
-        <w:rPr>
-          <w:rFonts w:ascii="Tahoma" w:eastAsia="微软雅黑" w:hAnsi="Tahoma" w:hint="eastAsia"/>
-          <w:kern w:val="0"/>
-          <w:sz w:val="22"/>
-        </w:rPr>
-        <w:t>在</w:t>
-      </w:r>
-      <w:r>
-        <w:rPr>
-          <w:rFonts w:ascii="Tahoma" w:eastAsia="微软雅黑" w:hAnsi="Tahoma" w:hint="eastAsia"/>
-          <w:kern w:val="0"/>
-          <w:sz w:val="22"/>
-        </w:rPr>
-        <w:t>按钮</w:t>
-      </w:r>
-      <w:r>
-        <w:rPr>
-          <w:rFonts w:ascii="Tahoma" w:eastAsia="微软雅黑" w:hAnsi="Tahoma" w:hint="eastAsia"/>
-          <w:kern w:val="0"/>
-          <w:sz w:val="22"/>
-        </w:rPr>
-        <w:t>关键字的基础上额外加</w:t>
-      </w:r>
-      <w:r>
-        <w:rPr>
-          <w:rFonts w:ascii="Tahoma" w:eastAsia="微软雅黑" w:hAnsi="Tahoma"/>
-          <w:kern w:val="0"/>
-          <w:sz w:val="22"/>
-        </w:rPr>
-        <w:t>”</w:t>
-      </w:r>
-      <w:r>
-        <w:rPr>
-          <w:rFonts w:ascii="Tahoma" w:eastAsia="微软雅黑" w:hAnsi="Tahoma" w:hint="eastAsia"/>
-          <w:kern w:val="0"/>
-          <w:sz w:val="22"/>
-        </w:rPr>
-        <w:t>Button</w:t>
-      </w:r>
-      <w:r>
-        <w:rPr>
-          <w:rFonts w:ascii="Tahoma" w:eastAsia="微软雅黑" w:hAnsi="Tahoma"/>
-          <w:kern w:val="0"/>
-          <w:sz w:val="22"/>
-        </w:rPr>
-        <w:t>_”</w:t>
-      </w:r>
-      <w:r>
-        <w:rPr>
-          <w:rFonts w:ascii="Tahoma" w:eastAsia="微软雅黑" w:hAnsi="Tahoma" w:hint="eastAsia"/>
-          <w:kern w:val="0"/>
-          <w:sz w:val="22"/>
-        </w:rPr>
-        <w:t>前缀。（</w:t>
-      </w:r>
-      <w:r>
-        <w:rPr>
-          <w:rFonts w:ascii="Tahoma" w:eastAsia="微软雅黑" w:hAnsi="Tahoma" w:hint="eastAsia"/>
-          <w:kern w:val="0"/>
-          <w:sz w:val="22"/>
-        </w:rPr>
-        <w:t>Drill</w:t>
-      </w:r>
-      <w:r>
-        <w:rPr>
-          <w:rFonts w:ascii="Tahoma" w:eastAsia="微软雅黑" w:hAnsi="Tahoma"/>
-          <w:kern w:val="0"/>
-          <w:sz w:val="22"/>
-        </w:rPr>
-        <w:t>_SceneMain</w:t>
-      </w:r>
-      <w:r>
-        <w:rPr>
-          <w:rFonts w:ascii="Tahoma" w:eastAsia="微软雅黑" w:hAnsi="Tahoma" w:hint="eastAsia"/>
-          <w:kern w:val="0"/>
-          <w:sz w:val="22"/>
-        </w:rPr>
-        <w:t>插件</w:t>
-      </w:r>
-      <w:r>
-        <w:rPr>
-          <w:rFonts w:ascii="Tahoma" w:eastAsia="微软雅黑" w:hAnsi="Tahoma" w:hint="eastAsia"/>
-          <w:kern w:val="0"/>
-          <w:sz w:val="22"/>
-        </w:rPr>
-        <w:t>中</w:t>
-      </w:r>
-      <w:r>
-        <w:rPr>
-          <w:rFonts w:ascii="Tahoma" w:eastAsia="微软雅黑" w:hAnsi="Tahoma" w:hint="eastAsia"/>
-          <w:kern w:val="0"/>
-          <w:sz w:val="22"/>
-        </w:rPr>
-        <w:t>可加可不加）</w:t>
-      </w:r>
-    </w:p>
-    <w:p>
-      <w:pPr>
-        <w:widowControl/>
-        <w:adjustRightInd w:val="0"/>
-        <w:snapToGrid w:val="0"/>
-        <w:jc w:val="left"/>
-        <w:rPr>
-          <w:rFonts w:ascii="Tahoma" w:eastAsia="微软雅黑" w:hAnsi="Tahoma"/>
-          <w:kern w:val="0"/>
-          <w:sz w:val="22"/>
-        </w:rPr>
-      </w:pPr>
-      <w:r>
-        <w:rPr>
-          <w:rFonts w:ascii="Tahoma" w:eastAsia="微软雅黑" w:hAnsi="Tahoma" w:hint="eastAsia"/>
-          <w:kern w:val="0"/>
-          <w:sz w:val="22"/>
-        </w:rPr>
-        <w:t>比如信息面板的按钮关键字为</w:t>
-      </w:r>
-      <w:r>
-        <w:rPr>
-          <w:rFonts w:ascii="Tahoma" w:eastAsia="微软雅黑" w:hAnsi="Tahoma"/>
-          <w:kern w:val="0"/>
-          <w:sz w:val="22"/>
-        </w:rPr>
-        <w:t>Drill_SSpA</w:t>
-      </w:r>
-      <w:r>
-        <w:rPr>
-          <w:rFonts w:ascii="Tahoma" w:eastAsia="微软雅黑" w:hAnsi="Tahoma" w:hint="eastAsia"/>
-          <w:kern w:val="0"/>
-          <w:sz w:val="22"/>
-        </w:rPr>
-        <w:t>，那么你要写</w:t>
-      </w:r>
-      <w:r>
-        <w:rPr>
-          <w:rFonts w:ascii="Tahoma" w:eastAsia="微软雅黑" w:hAnsi="Tahoma" w:hint="eastAsia"/>
-          <w:kern w:val="0"/>
-          <w:sz w:val="22"/>
-        </w:rPr>
-        <w:t>Button</w:t>
-      </w:r>
-      <w:r>
-        <w:rPr>
-          <w:rFonts w:ascii="Tahoma" w:eastAsia="微软雅黑" w:hAnsi="Tahoma"/>
-          <w:kern w:val="0"/>
-          <w:sz w:val="22"/>
-        </w:rPr>
-        <w:t>_</w:t>
-      </w:r>
-      <w:r>
-        <w:rPr>
-          <w:rFonts w:ascii="Tahoma" w:eastAsia="微软雅黑" w:hAnsi="Tahoma"/>
-          <w:kern w:val="0"/>
-          <w:sz w:val="22"/>
-        </w:rPr>
-        <w:t>Drill_SSpA</w:t>
-      </w:r>
-      <w:r>
-        <w:rPr>
-          <w:rFonts w:ascii="Tahoma" w:eastAsia="微软雅黑" w:hAnsi="Tahoma" w:hint="eastAsia"/>
-          <w:kern w:val="0"/>
-          <w:sz w:val="22"/>
-        </w:rPr>
-        <w:t>。</w:t>
-      </w:r>
-    </w:p>
-    <w:p>
-      <w:pPr>
-        <w:widowControl/>
-        <w:jc w:val="left"/>
-        <w:rPr>
-          <w:rFonts w:ascii="Tahoma" w:eastAsia="微软雅黑" w:hAnsi="Tahoma"/>
-          <w:kern w:val="0"/>
-          <w:sz w:val="22"/>
-        </w:rPr>
-      </w:pPr>
-      <w:r>
-        <w:rPr>
-          <w:rFonts w:ascii="Tahoma" w:eastAsia="微软雅黑" w:hAnsi="Tahoma"/>
-          <w:kern w:val="0"/>
-          <w:sz w:val="22"/>
-        </w:rPr>
-        <w:br w:type="page"/>
-      </w:r>
-    </w:p>
-    <w:p>
-      <w:pPr>
-        <w:pStyle w:val="3"/>
-        <w:spacing w:before="240" w:after="120" w:line="415" w:lineRule="auto"/>
-        <w:rPr>
-          <w:sz w:val="28"/>
-        </w:rPr>
-      </w:pPr>
-      <w:bookmarkStart w:id="5" w:name="_按钮关键字_-_标题面板"/>
-      <w:bookmarkEnd w:id="5"/>
-      <w:r>
-        <w:rPr>
           <w:rFonts w:hint="eastAsia"/>
-          <w:sz w:val="28"/>
-        </w:rPr>
-        <w:lastRenderedPageBreak/>
-        <w:t>按钮关键字</w:t>
-      </w:r>
-      <w:r>
-        <w:rPr>
-          <w:rFonts w:hint="eastAsia"/>
-          <w:sz w:val="28"/>
-        </w:rPr>
-        <w:t xml:space="preserve"> -</w:t>
-      </w:r>
-      <w:r>
-        <w:rPr>
-          <w:sz w:val="28"/>
-        </w:rPr>
-        <w:t xml:space="preserve"> </w:t>
-      </w:r>
-      <w:r>
-        <w:rPr>
-          <w:rFonts w:hint="eastAsia"/>
-          <w:sz w:val="28"/>
-        </w:rPr>
-        <w:t>标题</w:t>
-      </w:r>
-      <w:r>
-        <w:rPr>
-          <w:rFonts w:hint="eastAsia"/>
-          <w:sz w:val="28"/>
-        </w:rPr>
-        <w:t>面板</w:t>
-      </w:r>
-    </w:p>
-    <w:p>
-      <w:pPr>
-        <w:pStyle w:val="4"/>
-        <w:spacing w:before="120" w:after="120" w:line="377" w:lineRule="auto"/>
-        <w:rPr>
-          <w:rFonts w:asciiTheme="minorEastAsia" w:eastAsiaTheme="minorEastAsia" w:hAnsiTheme="minorEastAsia"/>
-          <w:b w:val="0"/>
-        </w:rPr>
-      </w:pPr>
-      <w:r>
-        <w:rPr>
-          <w:rFonts w:asciiTheme="minorEastAsia" w:eastAsiaTheme="minorEastAsia" w:hAnsiTheme="minorEastAsia" w:hint="eastAsia"/>
-          <w:b w:val="0"/>
-        </w:rPr>
-        <w:t>相关插件</w:t>
-      </w:r>
-    </w:p>
-    <w:p>
-      <w:pPr>
-        <w:widowControl/>
-        <w:adjustRightInd w:val="0"/>
-        <w:jc w:val="left"/>
-        <w:rPr>
-          <w:rFonts w:ascii="Tahoma" w:eastAsia="微软雅黑" w:hAnsi="Tahoma"/>
-          <w:kern w:val="0"/>
-          <w:sz w:val="22"/>
-        </w:rPr>
-      </w:pPr>
-      <w:r>
-        <w:rPr>
-          <w:rFonts w:ascii="Tahoma" w:eastAsia="微软雅黑" w:hAnsi="Tahoma" w:hint="eastAsia"/>
-          <w:kern w:val="0"/>
-          <w:sz w:val="22"/>
-        </w:rPr>
-        <w:t>标题</w:t>
-      </w:r>
-      <w:r>
-        <w:rPr>
-          <w:rFonts w:ascii="Tahoma" w:eastAsia="微软雅黑" w:hAnsi="Tahoma" w:hint="eastAsia"/>
-          <w:kern w:val="0"/>
-          <w:sz w:val="22"/>
-        </w:rPr>
-        <w:t>面板中，</w:t>
-      </w:r>
-      <w:r>
-        <w:rPr>
-          <w:rFonts w:ascii="Tahoma" w:eastAsia="微软雅黑" w:hAnsi="Tahoma" w:hint="eastAsia"/>
-          <w:kern w:val="0"/>
-          <w:sz w:val="22"/>
-        </w:rPr>
-        <w:t>按钮</w:t>
-      </w:r>
-      <w:r>
-        <w:rPr>
-          <w:rFonts w:ascii="Tahoma" w:eastAsia="微软雅黑" w:hAnsi="Tahoma" w:hint="eastAsia"/>
-          <w:kern w:val="0"/>
-          <w:sz w:val="22"/>
-        </w:rPr>
-        <w:t>关键字</w:t>
-      </w:r>
-      <w:r>
-        <w:rPr>
-          <w:rFonts w:ascii="Tahoma" w:eastAsia="微软雅黑" w:hAnsi="Tahoma" w:hint="eastAsia"/>
-          <w:kern w:val="0"/>
-          <w:sz w:val="22"/>
-        </w:rPr>
-        <w:t>的</w:t>
-      </w:r>
-      <w:r>
-        <w:rPr>
-          <w:rFonts w:ascii="Tahoma" w:eastAsia="微软雅黑" w:hAnsi="Tahoma" w:hint="eastAsia"/>
-          <w:kern w:val="0"/>
-          <w:sz w:val="22"/>
-        </w:rPr>
-        <w:t>相关</w:t>
-      </w:r>
-      <w:r>
-        <w:rPr>
-          <w:rFonts w:ascii="Tahoma" w:eastAsia="微软雅黑" w:hAnsi="Tahoma" w:hint="eastAsia"/>
-          <w:kern w:val="0"/>
-          <w:sz w:val="22"/>
-        </w:rPr>
-        <w:t>插件如下：</w:t>
-      </w:r>
-    </w:p>
-    <w:p>
-      <w:pPr>
-        <w:widowControl/>
-        <w:adjustRightInd w:val="0"/>
-        <w:snapToGrid w:val="0"/>
-        <w:jc w:val="left"/>
-        <w:rPr>
-          <w:rFonts w:ascii="Tahoma" w:eastAsia="微软雅黑" w:hAnsi="Tahoma"/>
-          <w:kern w:val="0"/>
-          <w:sz w:val="22"/>
-        </w:rPr>
-      </w:pPr>
-      <w:r>
-        <w:rPr>
-          <w:rFonts w:ascii="Tahoma" w:eastAsia="微软雅黑" w:hAnsi="Tahoma"/>
-          <w:kern w:val="0"/>
-          <w:sz w:val="22"/>
-        </w:rPr>
-        <w:tab/>
-      </w:r>
-      <w:r>
-        <w:rPr>
-          <w:rFonts w:ascii="Tahoma" w:eastAsia="微软雅黑" w:hAnsi="Tahoma" w:hint="eastAsia"/>
-          <w:kern w:val="0"/>
-          <w:sz w:val="22"/>
-        </w:rPr>
-        <w:t>◆</w:t>
-      </w:r>
-      <w:r>
-        <w:rPr>
-          <w:rFonts w:ascii="Tahoma" w:eastAsia="微软雅黑" w:hAnsi="Tahoma"/>
-          <w:kern w:val="0"/>
-          <w:sz w:val="22"/>
-        </w:rPr>
-        <w:t>Drill_</w:t>
-      </w:r>
-      <w:r>
-        <w:rPr>
-          <w:rFonts w:ascii="Tahoma" w:eastAsia="微软雅黑" w:hAnsi="Tahoma" w:hint="eastAsia"/>
-          <w:kern w:val="0"/>
-          <w:sz w:val="22"/>
-        </w:rPr>
-        <w:t>Title</w:t>
-      </w:r>
-      <w:r>
-        <w:rPr>
-          <w:rFonts w:ascii="Tahoma" w:eastAsia="微软雅黑" w:hAnsi="Tahoma"/>
-          <w:kern w:val="0"/>
-          <w:sz w:val="22"/>
-        </w:rPr>
-        <w:t>Scene</w:t>
-      </w:r>
-      <w:r>
-        <w:rPr>
-          <w:rFonts w:ascii="Tahoma" w:eastAsia="微软雅黑" w:hAnsi="Tahoma"/>
-          <w:kern w:val="0"/>
-          <w:sz w:val="22"/>
-        </w:rPr>
-        <w:tab/>
-      </w:r>
-      <w:r>
-        <w:rPr>
-          <w:rFonts w:ascii="Tahoma" w:eastAsia="微软雅黑" w:hAnsi="Tahoma"/>
-          <w:kern w:val="0"/>
-          <w:sz w:val="22"/>
-        </w:rPr>
-        <w:tab/>
-      </w:r>
-      <w:r>
-        <w:rPr>
-          <w:rFonts w:ascii="Tahoma" w:eastAsia="微软雅黑" w:hAnsi="Tahoma"/>
-          <w:kern w:val="0"/>
-          <w:sz w:val="22"/>
-        </w:rPr>
-        <w:tab/>
-      </w:r>
-      <w:r>
-        <w:rPr>
-          <w:rFonts w:ascii="Tahoma" w:eastAsia="微软雅黑" w:hAnsi="Tahoma"/>
-          <w:kern w:val="0"/>
-          <w:sz w:val="22"/>
-        </w:rPr>
-        <w:tab/>
-      </w:r>
-      <w:r>
-        <w:rPr>
-          <w:rFonts w:ascii="Tahoma" w:eastAsia="微软雅黑" w:hAnsi="Tahoma"/>
-          <w:kern w:val="0"/>
-          <w:sz w:val="22"/>
-        </w:rPr>
-        <w:tab/>
-      </w:r>
-      <w:r>
-        <w:rPr>
-          <w:rFonts w:ascii="Tahoma" w:eastAsia="微软雅黑" w:hAnsi="Tahoma" w:hint="eastAsia"/>
-          <w:kern w:val="0"/>
-          <w:sz w:val="22"/>
-        </w:rPr>
-        <w:t>面板</w:t>
-      </w:r>
-      <w:r>
-        <w:rPr>
-          <w:rFonts w:ascii="Tahoma" w:eastAsia="微软雅黑" w:hAnsi="Tahoma"/>
-          <w:kern w:val="0"/>
-          <w:sz w:val="22"/>
-        </w:rPr>
-        <w:t xml:space="preserve"> - </w:t>
-      </w:r>
-      <w:r>
-        <w:rPr>
-          <w:rFonts w:ascii="Tahoma" w:eastAsia="微软雅黑" w:hAnsi="Tahoma" w:hint="eastAsia"/>
-          <w:kern w:val="0"/>
-          <w:sz w:val="22"/>
-        </w:rPr>
-        <w:t>全自定义标题界面</w:t>
-      </w:r>
-    </w:p>
-    <w:p>
-      <w:pPr>
-        <w:widowControl/>
-        <w:adjustRightInd w:val="0"/>
-        <w:snapToGrid w:val="0"/>
-        <w:spacing w:before="200"/>
-        <w:jc w:val="left"/>
-        <w:rPr>
-          <w:rFonts w:ascii="Tahoma" w:eastAsia="微软雅黑" w:hAnsi="Tahoma"/>
-          <w:kern w:val="0"/>
-          <w:sz w:val="22"/>
-        </w:rPr>
-      </w:pPr>
-      <w:r>
-        <w:rPr>
-          <w:rFonts w:ascii="Tahoma" w:eastAsia="微软雅黑" w:hAnsi="Tahoma" w:hint="eastAsia"/>
-          <w:kern w:val="0"/>
-          <w:sz w:val="22"/>
-        </w:rPr>
-        <w:t>面板插件可以使用</w:t>
-      </w:r>
-      <w:r>
-        <w:rPr>
-          <w:rFonts w:ascii="Tahoma" w:eastAsia="微软雅黑" w:hAnsi="Tahoma" w:hint="eastAsia"/>
-          <w:kern w:val="0"/>
-          <w:sz w:val="22"/>
-        </w:rPr>
-        <w:t xml:space="preserve"> </w:t>
-      </w:r>
-      <w:r>
-        <w:rPr>
-          <w:rFonts w:ascii="Tahoma" w:eastAsia="微软雅黑" w:hAnsi="Tahoma" w:hint="eastAsia"/>
-          <w:kern w:val="0"/>
-          <w:sz w:val="22"/>
-        </w:rPr>
-        <w:t>按钮关键字</w:t>
-      </w:r>
-      <w:r>
-        <w:rPr>
-          <w:rFonts w:ascii="Tahoma" w:eastAsia="微软雅黑" w:hAnsi="Tahoma" w:hint="eastAsia"/>
-          <w:kern w:val="0"/>
-          <w:sz w:val="22"/>
-        </w:rPr>
-        <w:t xml:space="preserve"> </w:t>
-      </w:r>
-      <w:r>
-        <w:rPr>
-          <w:rFonts w:ascii="Tahoma" w:eastAsia="微软雅黑" w:hAnsi="Tahoma" w:hint="eastAsia"/>
-          <w:kern w:val="0"/>
-          <w:sz w:val="22"/>
-        </w:rPr>
-        <w:t>将按钮组的贴图资源</w:t>
-      </w:r>
-      <w:r>
-        <w:rPr>
-          <w:rFonts w:ascii="Tahoma" w:eastAsia="微软雅黑" w:hAnsi="Tahoma" w:hint="eastAsia"/>
-          <w:kern w:val="0"/>
-          <w:sz w:val="22"/>
-        </w:rPr>
-        <w:t xml:space="preserve"> </w:t>
-      </w:r>
-      <w:r>
-        <w:rPr>
-          <w:rFonts w:ascii="Tahoma" w:eastAsia="微软雅黑" w:hAnsi="Tahoma" w:hint="eastAsia"/>
-          <w:kern w:val="0"/>
-          <w:sz w:val="22"/>
-        </w:rPr>
-        <w:t>关联</w:t>
-      </w:r>
-      <w:r>
-        <w:rPr>
-          <w:rFonts w:ascii="Tahoma" w:eastAsia="微软雅黑" w:hAnsi="Tahoma" w:hint="eastAsia"/>
-          <w:color w:val="0070C0"/>
-          <w:kern w:val="0"/>
-          <w:sz w:val="22"/>
-        </w:rPr>
-        <w:t xml:space="preserve"> </w:t>
-      </w:r>
-      <w:r>
-        <w:rPr>
-          <w:rFonts w:ascii="Tahoma" w:eastAsia="微软雅黑" w:hAnsi="Tahoma" w:hint="eastAsia"/>
-          <w:color w:val="0070C0"/>
-          <w:kern w:val="0"/>
-          <w:sz w:val="22"/>
-        </w:rPr>
-        <w:t>已添加到标题</w:t>
-      </w:r>
-      <w:r>
-        <w:rPr>
-          <w:rFonts w:ascii="Tahoma" w:eastAsia="微软雅黑" w:hAnsi="Tahoma" w:hint="eastAsia"/>
-          <w:color w:val="0070C0"/>
-          <w:kern w:val="0"/>
-          <w:sz w:val="22"/>
-        </w:rPr>
-        <w:t xml:space="preserve"> </w:t>
-      </w:r>
-      <w:r>
-        <w:rPr>
-          <w:rFonts w:ascii="Tahoma" w:eastAsia="微软雅黑" w:hAnsi="Tahoma" w:hint="eastAsia"/>
-          <w:kern w:val="0"/>
-          <w:sz w:val="22"/>
-        </w:rPr>
-        <w:t>的按钮。</w:t>
-      </w:r>
-    </w:p>
-    <w:p>
-      <w:pPr>
-        <w:widowControl/>
-        <w:adjustRightInd w:val="0"/>
-        <w:snapToGrid w:val="0"/>
-        <w:spacing w:line="360" w:lineRule="auto"/>
-        <w:jc w:val="center"/>
+        </w:rPr>
       </w:pPr>
       <w:r>
         <w:object w:dxaOrig="9829" w:dyaOrig="3768" w14:anchorId="3FD11098">
           <v:shape id="_x0000_i1029" type="#_x0000_t75" style="width:358.2pt;height:137.4pt" o:ole="">
             <v:imagedata r:id="rId29" o:title=""/>
           </v:shape>
-          <o:OLEObject Type="Embed" ProgID="Visio.Drawing.15" ShapeID="_x0000_i1029" DrawAspect="Content" ObjectID="_1717681430" r:id="rId30"/>
+          <o:OLEObject Type="Embed" ProgID="Visio.Drawing.15" ShapeID="_x0000_i1029" DrawAspect="Content" ObjectID="_1829661175" r:id="rId30"/>
         </w:object>
       </w:r>
     </w:p>
@@ -21530,6 +21887,9 @@
         <w:snapToGrid w:val="0"/>
         <w:spacing w:line="360" w:lineRule="auto"/>
         <w:jc w:val="left"/>
+        <w:rPr>
+          <w:rFonts w:hint="eastAsia"/>
+        </w:rPr>
       </w:pPr>
     </w:p>
     <w:p>
@@ -21725,6 +22085,7 @@
         </w:rPr>
         <w:t>插件中，有</w:t>
       </w:r>
+      <w:proofErr w:type="gramStart"/>
       <w:r>
         <w:rPr>
           <w:rFonts w:ascii="Tahoma" w:eastAsia="微软雅黑" w:hAnsi="Tahoma"/>
@@ -21735,6 +22096,7 @@
         </w:rPr>
         <w:t>”</w:t>
       </w:r>
+      <w:proofErr w:type="gramEnd"/>
       <w:r>
         <w:rPr>
           <w:rFonts w:ascii="Tahoma" w:eastAsia="微软雅黑" w:hAnsi="Tahoma" w:hint="eastAsia"/>
@@ -21745,6 +22107,7 @@
         </w:rPr>
         <w:t>是否在标题窗口中显示</w:t>
       </w:r>
+      <w:proofErr w:type="gramStart"/>
       <w:r>
         <w:rPr>
           <w:rFonts w:ascii="Tahoma" w:eastAsia="微软雅黑" w:hAnsi="Tahoma"/>
@@ -21755,6 +22118,7 @@
         </w:rPr>
         <w:t>”</w:t>
       </w:r>
+      <w:proofErr w:type="gramEnd"/>
       <w:r>
         <w:rPr>
           <w:rFonts w:ascii="Tahoma" w:eastAsia="微软雅黑" w:hAnsi="Tahoma" w:hint="eastAsia"/>
@@ -21845,10 +22209,10 @@
           <w:noProof/>
         </w:rPr>
         <w:drawing>
-          <wp:inline distT="0" distB="0" distL="0" distR="0" wp14:anchorId="5C9FA4E4" wp14:editId="1BACF04F">
-            <wp:extent cx="2971800" cy="795270"/>
-            <wp:effectExtent l="0" t="0" r="0" b="5080"/>
-            <wp:docPr id="14" name="图片 14"/>
+          <wp:inline distT="0" distB="0" distL="0" distR="0" wp14:anchorId="23BB6A4D" wp14:editId="092CED48">
+            <wp:extent cx="4061460" cy="1089660"/>
+            <wp:effectExtent l="0" t="0" r="0" b="0"/>
+            <wp:docPr id="1325950101" name="图片 15"/>
             <wp:cNvGraphicFramePr>
               <a:graphicFrameLocks xmlns:a="http://schemas.openxmlformats.org/drawingml/2006/main" noChangeAspect="1"/>
             </wp:cNvGraphicFramePr>
@@ -21856,23 +22220,36 @@
               <a:graphicData uri="http://schemas.openxmlformats.org/drawingml/2006/picture">
                 <pic:pic xmlns:pic="http://schemas.openxmlformats.org/drawingml/2006/picture">
                   <pic:nvPicPr>
-                    <pic:cNvPr id="1" name=""/>
-                    <pic:cNvPicPr/>
+                    <pic:cNvPr id="0" name="Picture 34"/>
+                    <pic:cNvPicPr>
+                      <a:picLocks noChangeAspect="1" noChangeArrowheads="1"/>
+                    </pic:cNvPicPr>
                   </pic:nvPicPr>
                   <pic:blipFill>
-                    <a:blip r:embed="rId31"/>
+                    <a:blip r:embed="rId31">
+                      <a:extLst>
+                        <a:ext uri="{28A0092B-C50C-407E-A947-70E740481C1C}">
+                          <a14:useLocalDpi xmlns:a14="http://schemas.microsoft.com/office/drawing/2010/main" val="0"/>
+                        </a:ext>
+                      </a:extLst>
+                    </a:blip>
+                    <a:srcRect/>
                     <a:stretch>
                       <a:fillRect/>
                     </a:stretch>
                   </pic:blipFill>
-                  <pic:spPr>
+                  <pic:spPr bwMode="auto">
                     <a:xfrm>
                       <a:off x="0" y="0"/>
-                      <a:ext cx="3010638" cy="805663"/>
+                      <a:ext cx="4061460" cy="1089660"/>
                     </a:xfrm>
                     <a:prstGeom prst="rect">
                       <a:avLst/>
                     </a:prstGeom>
+                    <a:noFill/>
+                    <a:ln>
+                      <a:noFill/>
+                    </a:ln>
                   </pic:spPr>
                 </pic:pic>
               </a:graphicData>
@@ -21940,18 +22317,41 @@
     <w:p>
       <w:pPr>
         <w:pStyle w:val="4"/>
-        <w:spacing w:before="120" w:after="120" w:line="377" w:lineRule="auto"/>
-        <w:rPr>
-          <w:rFonts w:asciiTheme="minorEastAsia" w:eastAsiaTheme="minorEastAsia" w:hAnsiTheme="minorEastAsia"/>
-          <w:b w:val="0"/>
+        <w:snapToGrid w:val="0"/>
+        <w:spacing w:before="240" w:after="240" w:line="240" w:lineRule="auto"/>
+        <w:rPr>
+          <w:rFonts w:ascii="微软雅黑" w:eastAsia="微软雅黑" w:hAnsi="微软雅黑" w:hint="eastAsia"/>
+          <w:bCs w:val="0"/>
+          <w:sz w:val="22"/>
+          <w:szCs w:val="22"/>
         </w:rPr>
       </w:pPr>
       <w:r>
         <w:rPr>
-          <w:rFonts w:asciiTheme="minorEastAsia" w:eastAsiaTheme="minorEastAsia" w:hAnsiTheme="minorEastAsia" w:hint="eastAsia"/>
-          <w:b w:val="0"/>
+          <w:rFonts w:ascii="微软雅黑" w:eastAsia="微软雅黑" w:hAnsi="微软雅黑" w:hint="eastAsia"/>
+          <w:bCs w:val="0"/>
+          <w:sz w:val="22"/>
+          <w:szCs w:val="22"/>
         </w:rPr>
         <w:lastRenderedPageBreak/>
+        <w:t>2）</w:t>
+      </w:r>
+      <w:r>
+        <w:rPr>
+          <w:rFonts w:ascii="微软雅黑" w:eastAsia="微软雅黑" w:hAnsi="微软雅黑" w:hint="eastAsia"/>
+          <w:bCs w:val="0"/>
+          <w:sz w:val="22"/>
+          <w:szCs w:val="22"/>
+        </w:rPr>
+        <w:t>关键字</w:t>
+      </w:r>
+      <w:r>
+        <w:rPr>
+          <w:rFonts w:ascii="微软雅黑" w:eastAsia="微软雅黑" w:hAnsi="微软雅黑" w:hint="eastAsia"/>
+          <w:bCs w:val="0"/>
+          <w:sz w:val="22"/>
+          <w:szCs w:val="22"/>
+        </w:rPr>
         <w:t>列表</w:t>
       </w:r>
     </w:p>
@@ -22027,11 +22427,63 @@
           <w:kern w:val="0"/>
           <w:sz w:val="22"/>
         </w:rPr>
-        <w:t>（关键字的大小写敏感，必须完全匹配。加前缀</w:t>
-      </w:r>
-      <w:r>
-        <w:rPr>
-          <w:rFonts w:ascii="Tahoma" w:eastAsia="微软雅黑" w:hAnsi="Tahoma" w:hint="eastAsia"/>
+        <w:t>（关键字的大小写敏感，必须完全匹配。</w:t>
+      </w:r>
+      <w:r>
+        <w:rPr>
+          <w:rFonts w:ascii="Tahoma" w:eastAsia="微软雅黑" w:hAnsi="Tahoma" w:hint="eastAsia"/>
+          <w:b/>
+          <w:bCs/>
+          <w:kern w:val="0"/>
+          <w:sz w:val="22"/>
+        </w:rPr>
+        <w:t>加前缀</w:t>
+      </w:r>
+      <w:r>
+        <w:rPr>
+          <w:rFonts w:ascii="Tahoma" w:eastAsia="微软雅黑" w:hAnsi="Tahoma" w:hint="eastAsia"/>
+          <w:b/>
+          <w:bCs/>
+          <w:kern w:val="0"/>
+          <w:sz w:val="22"/>
+        </w:rPr>
+        <w:t>“</w:t>
+      </w:r>
+      <w:r>
+        <w:rPr>
+          <w:rFonts w:ascii="Tahoma" w:eastAsia="微软雅黑" w:hAnsi="Tahoma"/>
+          <w:b/>
+          <w:bCs/>
+          <w:kern w:val="0"/>
+          <w:sz w:val="22"/>
+        </w:rPr>
+        <w:t>Button_</w:t>
+      </w:r>
+      <w:r>
+        <w:rPr>
+          <w:rFonts w:ascii="Tahoma" w:eastAsia="微软雅黑" w:hAnsi="Tahoma" w:hint="eastAsia"/>
+          <w:b/>
+          <w:bCs/>
+          <w:kern w:val="0"/>
+          <w:sz w:val="22"/>
+        </w:rPr>
+        <w:t>”</w:t>
+      </w:r>
+      <w:r>
+        <w:rPr>
+          <w:rFonts w:ascii="Tahoma" w:eastAsia="微软雅黑" w:hAnsi="Tahoma" w:hint="eastAsia"/>
+          <w:b/>
+          <w:bCs/>
+          <w:kern w:val="0"/>
+          <w:sz w:val="22"/>
+        </w:rPr>
+        <w:t>或者</w:t>
+      </w:r>
+      <w:r>
+        <w:rPr>
+          <w:rFonts w:ascii="Tahoma" w:eastAsia="微软雅黑" w:hAnsi="Tahoma" w:hint="eastAsia"/>
+          <w:b/>
+          <w:bCs/>
           <w:kern w:val="0"/>
           <w:sz w:val="22"/>
         </w:rPr>
@@ -22039,15 +22491,19 @@
       </w:r>
       <w:r>
         <w:rPr>
-          <w:rFonts w:ascii="Tahoma" w:eastAsia="微软雅黑" w:hAnsi="Tahoma"/>
-          <w:kern w:val="0"/>
-          <w:sz w:val="22"/>
-        </w:rPr>
-        <w:t>”Button_”</w:t>
-      </w:r>
-      <w:r>
-        <w:rPr>
-          <w:rFonts w:ascii="Tahoma" w:eastAsia="微软雅黑" w:hAnsi="Tahoma"/>
+          <w:rFonts w:ascii="Tahoma" w:eastAsia="微软雅黑" w:hAnsi="Tahoma" w:hint="eastAsia"/>
+          <w:b/>
+          <w:bCs/>
+          <w:kern w:val="0"/>
+          <w:sz w:val="22"/>
+        </w:rPr>
+        <w:t>不加</w:t>
+      </w:r>
+      <w:r>
+        <w:rPr>
+          <w:rFonts w:ascii="Tahoma" w:eastAsia="微软雅黑" w:hAnsi="Tahoma" w:hint="eastAsia"/>
+          <w:b/>
+          <w:bCs/>
           <w:kern w:val="0"/>
           <w:sz w:val="22"/>
         </w:rPr>
@@ -22056,42 +22512,20 @@
       <w:r>
         <w:rPr>
           <w:rFonts w:ascii="Tahoma" w:eastAsia="微软雅黑" w:hAnsi="Tahoma" w:hint="eastAsia"/>
-          <w:kern w:val="0"/>
-          <w:sz w:val="22"/>
-        </w:rPr>
-        <w:t>或者</w:t>
-      </w:r>
-      <w:r>
-        <w:rPr>
-          <w:rFonts w:ascii="Tahoma" w:eastAsia="微软雅黑" w:hAnsi="Tahoma" w:hint="eastAsia"/>
-          <w:kern w:val="0"/>
-          <w:sz w:val="22"/>
-        </w:rPr>
-        <w:t xml:space="preserve"> </w:t>
-      </w:r>
-      <w:r>
-        <w:rPr>
-          <w:rFonts w:ascii="Tahoma" w:eastAsia="微软雅黑" w:hAnsi="Tahoma" w:hint="eastAsia"/>
-          <w:kern w:val="0"/>
-          <w:sz w:val="22"/>
-        </w:rPr>
-        <w:t>不加</w:t>
-      </w:r>
-      <w:r>
-        <w:rPr>
-          <w:rFonts w:ascii="Tahoma" w:eastAsia="微软雅黑" w:hAnsi="Tahoma" w:hint="eastAsia"/>
-          <w:kern w:val="0"/>
-          <w:sz w:val="22"/>
-        </w:rPr>
-        <w:t xml:space="preserve"> </w:t>
-      </w:r>
-      <w:r>
-        <w:rPr>
-          <w:rFonts w:ascii="Tahoma" w:eastAsia="微软雅黑" w:hAnsi="Tahoma" w:hint="eastAsia"/>
-          <w:kern w:val="0"/>
-          <w:sz w:val="22"/>
-        </w:rPr>
-        <w:t>都可以）</w:t>
+          <w:b/>
+          <w:bCs/>
+          <w:kern w:val="0"/>
+          <w:sz w:val="22"/>
+        </w:rPr>
+        <w:t>都可以</w:t>
+      </w:r>
+      <w:r>
+        <w:rPr>
+          <w:rFonts w:ascii="Tahoma" w:eastAsia="微软雅黑" w:hAnsi="Tahoma" w:hint="eastAsia"/>
+          <w:kern w:val="0"/>
+          <w:sz w:val="22"/>
+        </w:rPr>
+        <w:t>）</w:t>
       </w:r>
     </w:p>
     <w:tbl>
@@ -23095,7 +23529,7 @@
               <w:snapToGrid w:val="0"/>
               <w:jc w:val="left"/>
               <w:rPr>
-                <w:rFonts w:ascii="Tahoma" w:eastAsia="微软雅黑" w:hAnsi="Tahoma" w:hint="eastAsia"/>
+                <w:rFonts w:ascii="Tahoma" w:eastAsia="微软雅黑" w:hAnsi="Tahoma"/>
                 <w:kern w:val="0"/>
                 <w:sz w:val="20"/>
                 <w:szCs w:val="20"/>
@@ -23141,7 +23575,7 @@
               <w:snapToGrid w:val="0"/>
               <w:jc w:val="left"/>
               <w:rPr>
-                <w:rFonts w:ascii="Tahoma" w:eastAsia="微软雅黑" w:hAnsi="Tahoma" w:hint="eastAsia"/>
+                <w:rFonts w:ascii="Tahoma" w:eastAsia="微软雅黑" w:hAnsi="Tahoma"/>
                 <w:kern w:val="0"/>
                 <w:sz w:val="20"/>
                 <w:szCs w:val="20"/>
@@ -23196,7 +23630,7 @@
               <w:snapToGrid w:val="0"/>
               <w:jc w:val="left"/>
               <w:rPr>
-                <w:rFonts w:ascii="Tahoma" w:eastAsia="微软雅黑" w:hAnsi="Tahoma" w:hint="eastAsia"/>
+                <w:rFonts w:ascii="Tahoma" w:eastAsia="微软雅黑" w:hAnsi="Tahoma"/>
                 <w:kern w:val="0"/>
                 <w:sz w:val="20"/>
                 <w:szCs w:val="20"/>
@@ -23283,7 +23717,7 @@
               <w:snapToGrid w:val="0"/>
               <w:jc w:val="left"/>
               <w:rPr>
-                <w:rFonts w:ascii="Tahoma" w:eastAsia="微软雅黑" w:hAnsi="Tahoma" w:hint="eastAsia"/>
+                <w:rFonts w:ascii="Tahoma" w:eastAsia="微软雅黑" w:hAnsi="Tahoma"/>
                 <w:kern w:val="0"/>
                 <w:sz w:val="20"/>
                 <w:szCs w:val="20"/>
@@ -23329,7 +23763,7 @@
               <w:snapToGrid w:val="0"/>
               <w:jc w:val="left"/>
               <w:rPr>
-                <w:rFonts w:ascii="Tahoma" w:eastAsia="微软雅黑" w:hAnsi="Tahoma" w:hint="eastAsia"/>
+                <w:rFonts w:ascii="Tahoma" w:eastAsia="微软雅黑" w:hAnsi="Tahoma"/>
                 <w:kern w:val="0"/>
                 <w:sz w:val="20"/>
                 <w:szCs w:val="20"/>
@@ -23384,7 +23818,7 @@
               <w:snapToGrid w:val="0"/>
               <w:jc w:val="left"/>
               <w:rPr>
-                <w:rFonts w:ascii="Tahoma" w:eastAsia="微软雅黑" w:hAnsi="Tahoma" w:hint="eastAsia"/>
+                <w:rFonts w:ascii="Tahoma" w:eastAsia="微软雅黑" w:hAnsi="Tahoma"/>
                 <w:kern w:val="0"/>
                 <w:sz w:val="20"/>
                 <w:szCs w:val="20"/>
@@ -23471,7 +23905,7 @@
               <w:snapToGrid w:val="0"/>
               <w:jc w:val="left"/>
               <w:rPr>
-                <w:rFonts w:ascii="Tahoma" w:eastAsia="微软雅黑" w:hAnsi="Tahoma" w:hint="eastAsia"/>
+                <w:rFonts w:ascii="Tahoma" w:eastAsia="微软雅黑" w:hAnsi="Tahoma"/>
                 <w:kern w:val="0"/>
                 <w:sz w:val="20"/>
                 <w:szCs w:val="20"/>
@@ -23517,7 +23951,7 @@
               <w:snapToGrid w:val="0"/>
               <w:jc w:val="left"/>
               <w:rPr>
-                <w:rFonts w:ascii="Tahoma" w:eastAsia="微软雅黑" w:hAnsi="Tahoma" w:hint="eastAsia"/>
+                <w:rFonts w:ascii="Tahoma" w:eastAsia="微软雅黑" w:hAnsi="Tahoma"/>
                 <w:kern w:val="0"/>
                 <w:sz w:val="20"/>
                 <w:szCs w:val="20"/>
@@ -23572,7 +24006,7 @@
               <w:snapToGrid w:val="0"/>
               <w:jc w:val="left"/>
               <w:rPr>
-                <w:rFonts w:ascii="Tahoma" w:eastAsia="微软雅黑" w:hAnsi="Tahoma" w:hint="eastAsia"/>
+                <w:rFonts w:ascii="Tahoma" w:eastAsia="微软雅黑" w:hAnsi="Tahoma"/>
                 <w:kern w:val="0"/>
                 <w:sz w:val="20"/>
                 <w:szCs w:val="20"/>
@@ -23659,7 +24093,7 @@
               <w:snapToGrid w:val="0"/>
               <w:jc w:val="left"/>
               <w:rPr>
-                <w:rFonts w:ascii="Tahoma" w:eastAsia="微软雅黑" w:hAnsi="Tahoma" w:hint="eastAsia"/>
+                <w:rFonts w:ascii="Tahoma" w:eastAsia="微软雅黑" w:hAnsi="Tahoma"/>
                 <w:kern w:val="0"/>
                 <w:sz w:val="20"/>
                 <w:szCs w:val="20"/>
@@ -23705,7 +24139,7 @@
               <w:snapToGrid w:val="0"/>
               <w:jc w:val="left"/>
               <w:rPr>
-                <w:rFonts w:ascii="Tahoma" w:eastAsia="微软雅黑" w:hAnsi="Tahoma" w:hint="eastAsia"/>
+                <w:rFonts w:ascii="Tahoma" w:eastAsia="微软雅黑" w:hAnsi="Tahoma"/>
                 <w:kern w:val="0"/>
                 <w:sz w:val="20"/>
                 <w:szCs w:val="20"/>
@@ -23760,7 +24194,7 @@
               <w:snapToGrid w:val="0"/>
               <w:jc w:val="left"/>
               <w:rPr>
-                <w:rFonts w:ascii="Tahoma" w:eastAsia="微软雅黑" w:hAnsi="Tahoma" w:hint="eastAsia"/>
+                <w:rFonts w:ascii="Tahoma" w:eastAsia="微软雅黑" w:hAnsi="Tahoma"/>
                 <w:kern w:val="0"/>
                 <w:sz w:val="20"/>
                 <w:szCs w:val="20"/>
@@ -25900,6 +26334,7 @@
       <w:pPr>
         <w:pStyle w:val="2"/>
         <w:rPr>
+          <w:rFonts w:hint="eastAsia"/>
           <w:b w:val="0"/>
           <w:bCs w:val="0"/>
         </w:rPr>
@@ -25923,6 +26358,7 @@
         <w:pStyle w:val="3"/>
         <w:spacing w:before="240" w:after="120" w:line="415" w:lineRule="auto"/>
         <w:rPr>
+          <w:rFonts w:hint="eastAsia"/>
           <w:sz w:val="28"/>
         </w:rPr>
       </w:pPr>
@@ -26067,10 +26503,10 @@
                 <w:noProof/>
               </w:rPr>
               <w:drawing>
-                <wp:inline distT="0" distB="0" distL="0" distR="0" wp14:anchorId="0043125D" wp14:editId="282436B4">
-                  <wp:extent cx="1912620" cy="1301644"/>
+                <wp:inline distT="0" distB="0" distL="0" distR="0" wp14:anchorId="2EE89D7E" wp14:editId="79586404">
+                  <wp:extent cx="2743200" cy="1866900"/>
                   <wp:effectExtent l="0" t="0" r="0" b="0"/>
-                  <wp:docPr id="21" name="图片 21"/>
+                  <wp:docPr id="1130919704" name="图片 16"/>
                   <wp:cNvGraphicFramePr>
                     <a:graphicFrameLocks xmlns:a="http://schemas.openxmlformats.org/drawingml/2006/main" noChangeAspect="1"/>
                   </wp:cNvGraphicFramePr>
@@ -26078,23 +26514,36 @@
                     <a:graphicData uri="http://schemas.openxmlformats.org/drawingml/2006/picture">
                       <pic:pic xmlns:pic="http://schemas.openxmlformats.org/drawingml/2006/picture">
                         <pic:nvPicPr>
-                          <pic:cNvPr id="1" name=""/>
-                          <pic:cNvPicPr/>
+                          <pic:cNvPr id="0" name="Picture 36"/>
+                          <pic:cNvPicPr>
+                            <a:picLocks noChangeAspect="1" noChangeArrowheads="1"/>
+                          </pic:cNvPicPr>
                         </pic:nvPicPr>
                         <pic:blipFill>
-                          <a:blip r:embed="rId26"/>
+                          <a:blip r:embed="rId26">
+                            <a:extLst>
+                              <a:ext uri="{28A0092B-C50C-407E-A947-70E740481C1C}">
+                                <a14:useLocalDpi xmlns:a14="http://schemas.microsoft.com/office/drawing/2010/main" val="0"/>
+                              </a:ext>
+                            </a:extLst>
+                          </a:blip>
+                          <a:srcRect/>
                           <a:stretch>
                             <a:fillRect/>
                           </a:stretch>
                         </pic:blipFill>
-                        <pic:spPr>
+                        <pic:spPr bwMode="auto">
                           <a:xfrm>
                             <a:off x="0" y="0"/>
-                            <a:ext cx="1919576" cy="1306378"/>
+                            <a:ext cx="2743200" cy="1866900"/>
                           </a:xfrm>
                           <a:prstGeom prst="rect">
                             <a:avLst/>
                           </a:prstGeom>
+                          <a:noFill/>
+                          <a:ln>
+                            <a:noFill/>
+                          </a:ln>
                         </pic:spPr>
                       </pic:pic>
                     </a:graphicData>
@@ -26366,16 +26815,13 @@
             </w:pPr>
             <w:r>
               <w:rPr>
-                <w:rFonts w:ascii="Tahoma" w:eastAsia="微软雅黑" w:hAnsi="Tahoma"/>
                 <w:noProof/>
-                <w:kern w:val="0"/>
-                <w:sz w:val="22"/>
               </w:rPr>
               <w:drawing>
-                <wp:inline distT="0" distB="0" distL="0" distR="0" wp14:anchorId="4217C207" wp14:editId="247B56A5">
-                  <wp:extent cx="3040380" cy="1266825"/>
-                  <wp:effectExtent l="0" t="0" r="7620" b="9525"/>
-                  <wp:docPr id="18" name="图片 18"/>
+                <wp:inline distT="0" distB="0" distL="0" distR="0" wp14:anchorId="384DDF86" wp14:editId="01B694FF">
+                  <wp:extent cx="3596640" cy="1496980"/>
+                  <wp:effectExtent l="0" t="0" r="3810" b="8255"/>
+                  <wp:docPr id="899477082" name="图片 17"/>
                   <wp:cNvGraphicFramePr>
                     <a:graphicFrameLocks xmlns:a="http://schemas.openxmlformats.org/drawingml/2006/main" noChangeAspect="1"/>
                   </wp:cNvGraphicFramePr>
@@ -26383,23 +26829,36 @@
                     <a:graphicData uri="http://schemas.openxmlformats.org/drawingml/2006/picture">
                       <pic:pic xmlns:pic="http://schemas.openxmlformats.org/drawingml/2006/picture">
                         <pic:nvPicPr>
-                          <pic:cNvPr id="1" name=""/>
-                          <pic:cNvPicPr/>
+                          <pic:cNvPr id="0" name="Picture 38"/>
+                          <pic:cNvPicPr>
+                            <a:picLocks noChangeAspect="1" noChangeArrowheads="1"/>
+                          </pic:cNvPicPr>
                         </pic:nvPicPr>
                         <pic:blipFill>
-                          <a:blip r:embed="rId24"/>
+                          <a:blip r:embed="rId24">
+                            <a:extLst>
+                              <a:ext uri="{28A0092B-C50C-407E-A947-70E740481C1C}">
+                                <a14:useLocalDpi xmlns:a14="http://schemas.microsoft.com/office/drawing/2010/main" val="0"/>
+                              </a:ext>
+                            </a:extLst>
+                          </a:blip>
+                          <a:srcRect/>
                           <a:stretch>
                             <a:fillRect/>
                           </a:stretch>
                         </pic:blipFill>
-                        <pic:spPr>
+                        <pic:spPr bwMode="auto">
                           <a:xfrm>
                             <a:off x="0" y="0"/>
-                            <a:ext cx="3040651" cy="1266938"/>
+                            <a:ext cx="3599353" cy="1498109"/>
                           </a:xfrm>
                           <a:prstGeom prst="rect">
                             <a:avLst/>
                           </a:prstGeom>
+                          <a:noFill/>
+                          <a:ln>
+                            <a:noFill/>
+                          </a:ln>
                         </pic:spPr>
                       </pic:pic>
                     </a:graphicData>
@@ -26426,10 +26885,10 @@
                 <w:noProof/>
               </w:rPr>
               <w:drawing>
-                <wp:inline distT="0" distB="0" distL="0" distR="0" wp14:anchorId="2AB7B216" wp14:editId="0D6A3698">
-                  <wp:extent cx="3860294" cy="2270760"/>
-                  <wp:effectExtent l="0" t="0" r="6985" b="0"/>
-                  <wp:docPr id="19" name="图片 19"/>
+                <wp:inline distT="0" distB="0" distL="0" distR="0" wp14:anchorId="1D27153D" wp14:editId="736EA0DD">
+                  <wp:extent cx="3596640" cy="2114012"/>
+                  <wp:effectExtent l="0" t="0" r="3810" b="635"/>
+                  <wp:docPr id="1040817900" name="图片 18"/>
                   <wp:cNvGraphicFramePr>
                     <a:graphicFrameLocks xmlns:a="http://schemas.openxmlformats.org/drawingml/2006/main" noChangeAspect="1"/>
                   </wp:cNvGraphicFramePr>
@@ -26437,23 +26896,36 @@
                     <a:graphicData uri="http://schemas.openxmlformats.org/drawingml/2006/picture">
                       <pic:pic xmlns:pic="http://schemas.openxmlformats.org/drawingml/2006/picture">
                         <pic:nvPicPr>
-                          <pic:cNvPr id="1" name=""/>
-                          <pic:cNvPicPr/>
+                          <pic:cNvPr id="0" name="Picture 40"/>
+                          <pic:cNvPicPr>
+                            <a:picLocks noChangeAspect="1" noChangeArrowheads="1"/>
+                          </pic:cNvPicPr>
                         </pic:nvPicPr>
                         <pic:blipFill>
-                          <a:blip r:embed="rId25"/>
+                          <a:blip r:embed="rId25">
+                            <a:extLst>
+                              <a:ext uri="{28A0092B-C50C-407E-A947-70E740481C1C}">
+                                <a14:useLocalDpi xmlns:a14="http://schemas.microsoft.com/office/drawing/2010/main" val="0"/>
+                              </a:ext>
+                            </a:extLst>
+                          </a:blip>
+                          <a:srcRect/>
                           <a:stretch>
                             <a:fillRect/>
                           </a:stretch>
                         </pic:blipFill>
-                        <pic:spPr>
+                        <pic:spPr bwMode="auto">
                           <a:xfrm>
                             <a:off x="0" y="0"/>
-                            <a:ext cx="3881468" cy="2283215"/>
+                            <a:ext cx="3602272" cy="2117322"/>
                           </a:xfrm>
                           <a:prstGeom prst="rect">
                             <a:avLst/>
                           </a:prstGeom>
+                          <a:noFill/>
+                          <a:ln>
+                            <a:noFill/>
+                          </a:ln>
                         </pic:spPr>
                       </pic:pic>
                     </a:graphicData>
@@ -26466,7 +26938,7 @@
             <w:pPr>
               <w:snapToGrid w:val="0"/>
               <w:rPr>
-                <w:rFonts w:ascii="Tahoma" w:eastAsia="微软雅黑" w:hAnsi="Tahoma"/>
+                <w:rFonts w:ascii="Tahoma" w:eastAsia="微软雅黑" w:hAnsi="Tahoma" w:hint="eastAsia"/>
                 <w:kern w:val="0"/>
                 <w:sz w:val="22"/>
               </w:rPr>
@@ -26477,7 +26949,25 @@
                 <w:kern w:val="0"/>
                 <w:sz w:val="22"/>
               </w:rPr>
-              <w:t>如果只是内部的面板插件，可以直接去查表找按钮关键字：</w:t>
+              <w:t>如果只是内部的面板插件，可以直接去</w:t>
+            </w:r>
+            <w:proofErr w:type="gramStart"/>
+            <w:r>
+              <w:rPr>
+                <w:rFonts w:ascii="Tahoma" w:eastAsia="微软雅黑" w:hAnsi="Tahoma" w:hint="eastAsia"/>
+                <w:kern w:val="0"/>
+                <w:sz w:val="22"/>
+              </w:rPr>
+              <w:t>查表找</w:t>
+            </w:r>
+            <w:proofErr w:type="gramEnd"/>
+            <w:r>
+              <w:rPr>
+                <w:rFonts w:ascii="Tahoma" w:eastAsia="微软雅黑" w:hAnsi="Tahoma" w:hint="eastAsia"/>
+                <w:kern w:val="0"/>
+                <w:sz w:val="22"/>
+              </w:rPr>
+              <w:t>按钮关键字：</w:t>
             </w:r>
             <w:hyperlink w:anchor="_列表" w:history="1">
               <w:r>
@@ -26506,15 +26996,6 @@
               </w:rPr>
               <w:t>。</w:t>
             </w:r>
-          </w:p>
-          <w:p>
-            <w:pPr>
-              <w:rPr>
-                <w:rFonts w:ascii="Tahoma" w:eastAsia="微软雅黑" w:hAnsi="Tahoma"/>
-                <w:kern w:val="0"/>
-                <w:sz w:val="22"/>
-              </w:rPr>
-            </w:pPr>
           </w:p>
         </w:tc>
       </w:tr>
@@ -26543,9 +27024,14 @@
 </file>
 
 <file path=word/endnotes.xml><?xml version="1.0" encoding="utf-8"?>
-<w:endnotes xmlns:wpc="http://schemas.microsoft.com/office/word/2010/wordprocessingCanvas" xmlns:cx="http://schemas.microsoft.com/office/drawing/2014/chartex" xmlns:cx1="http://schemas.microsoft.com/office/drawing/2015/9/8/chartex" xmlns:cx2="http://schemas.microsoft.com/office/drawing/2015/10/21/chartex" xmlns:cx3="http://schemas.microsoft.com/office/drawing/2016/5/9/chartex" xmlns:cx4="http://schemas.microsoft.com/office/drawing/2016/5/10/chartex" xmlns:cx5="http://schemas.microsoft.com/office/drawing/2016/5/11/chartex" xmlns:cx6="http://schemas.microsoft.com/office/drawing/2016/5/12/chartex" xmlns:cx7="http://schemas.microsoft.com/office/drawing/2016/5/13/chartex" xmlns:cx8="http://schemas.microsoft.com/office/drawing/2016/5/14/chartex" xmlns:mc="http://schemas.openxmlformats.org/markup-compatibility/2006" xmlns:aink="http://schemas.microsoft.com/office/drawing/2016/ink" xmlns:am3d="http://schemas.microsoft.com/office/drawing/2017/model3d" xmlns:o="urn:schemas-microsoft-com:office:office" xmlns:oel="http://schemas.microsoft.com/office/2019/extlst" xmlns:r="http://schemas.openxmlformats.org/officeDocument/2006/relationships" xmlns:m="http://schemas.openxmlformats.org/officeDocument/2006/math" xmlns:v="urn:schemas-microsoft-com:vml" xmlns:wp14="http://schemas.microsoft.com/office/word/2010/wordprocessingDrawing" xmlns:wp="http://schemas.openxmlformats.org/drawingml/2006/wordprocessingDrawing" xmlns:w10="urn:schemas-microsoft-com:office:word" xmlns:w="http://schemas.openxmlformats.org/wordprocessingml/2006/main" xmlns:w14="http://schemas.microsoft.com/office/word/2010/wordml" xmlns:w15="http://schemas.microsoft.com/office/word/2012/wordml" xmlns:w16cex="http://schemas.microsoft.com/office/word/2018/wordml/cex" xmlns:w16cid="http://schemas.microsoft.com/office/word/2016/wordml/cid" xmlns:w16="http://schemas.microsoft.com/office/word/2018/wordml" xmlns:w16sdtdh="http://schemas.microsoft.com/office/word/2020/wordml/sdtdatahash" xmlns:w16se="http://schemas.microsoft.com/office/word/2015/wordml/symex" xmlns:wpg="http://schemas.microsoft.com/office/word/2010/wordprocessingGroup" xmlns:wpi="http://schemas.microsoft.com/office/word/2010/wordprocessingInk" xmlns:wne="http://schemas.microsoft.com/office/word/2006/wordml" xmlns:wps="http://schemas.microsoft.com/office/word/2010/wordprocessingShape" mc:Ignorable="w14 w15 w16se w16cid w16 w16cex w16sdtdh wp14">
+<w:endnotes xmlns:wpc="http://schemas.microsoft.com/office/word/2010/wordprocessingCanvas" xmlns:cx="http://schemas.microsoft.com/office/drawing/2014/chartex" xmlns:cx1="http://schemas.microsoft.com/office/drawing/2015/9/8/chartex" xmlns:cx2="http://schemas.microsoft.com/office/drawing/2015/10/21/chartex" xmlns:cx3="http://schemas.microsoft.com/office/drawing/2016/5/9/chartex" xmlns:cx4="http://schemas.microsoft.com/office/drawing/2016/5/10/chartex" xmlns:cx5="http://schemas.microsoft.com/office/drawing/2016/5/11/chartex" xmlns:cx6="http://schemas.microsoft.com/office/drawing/2016/5/12/chartex" xmlns:cx7="http://schemas.microsoft.com/office/drawing/2016/5/13/chartex" xmlns:cx8="http://schemas.microsoft.com/office/drawing/2016/5/14/chartex" xmlns:mc="http://schemas.openxmlformats.org/markup-compatibility/2006" xmlns:aink="http://schemas.microsoft.com/office/drawing/2016/ink" xmlns:am3d="http://schemas.microsoft.com/office/drawing/2017/model3d" xmlns:o="urn:schemas-microsoft-com:office:office" xmlns:oel="http://schemas.microsoft.com/office/2019/extlst" xmlns:r="http://schemas.openxmlformats.org/officeDocument/2006/relationships" xmlns:m="http://schemas.openxmlformats.org/officeDocument/2006/math" xmlns:v="urn:schemas-microsoft-com:vml" xmlns:wp14="http://schemas.microsoft.com/office/word/2010/wordprocessingDrawing" xmlns:wp="http://schemas.openxmlformats.org/drawingml/2006/wordprocessingDrawing" xmlns:w10="urn:schemas-microsoft-com:office:word" xmlns:w="http://schemas.openxmlformats.org/wordprocessingml/2006/main" xmlns:w14="http://schemas.microsoft.com/office/word/2010/wordml" xmlns:w15="http://schemas.microsoft.com/office/word/2012/wordml" xmlns:w16cex="http://schemas.microsoft.com/office/word/2018/wordml/cex" xmlns:w16cid="http://schemas.microsoft.com/office/word/2016/wordml/cid" xmlns:w16="http://schemas.microsoft.com/office/word/2018/wordml" xmlns:w16du="http://schemas.microsoft.com/office/word/2023/wordml/word16du" xmlns:w16sdtdh="http://schemas.microsoft.com/office/word/2020/wordml/sdtdatahash" xmlns:w16sdtfl="http://schemas.microsoft.com/office/word/2024/wordml/sdtformatlock" xmlns:w16se="http://schemas.microsoft.com/office/word/2015/wordml/symex" xmlns:wpg="http://schemas.microsoft.com/office/word/2010/wordprocessingGroup" xmlns:wpi="http://schemas.microsoft.com/office/word/2010/wordprocessingInk" xmlns:wne="http://schemas.microsoft.com/office/word/2006/wordml" xmlns:wps="http://schemas.microsoft.com/office/word/2010/wordprocessingShape" mc:Ignorable="w14 w15 w16se w16cid w16 w16cex w16sdtdh w16sdtfl w16du wp14">
   <w:endnote w:type="separator" w:id="-1">
     <w:p>
+      <w:pPr>
+        <w:rPr>
+          <w:rFonts w:hint="eastAsia"/>
+        </w:rPr>
+      </w:pPr>
       <w:r>
         <w:separator/>
       </w:r>
@@ -26553,6 +27039,11 @@
   </w:endnote>
   <w:endnote w:type="continuationSeparator" w:id="0">
     <w:p>
+      <w:pPr>
+        <w:rPr>
+          <w:rFonts w:hint="eastAsia"/>
+        </w:rPr>
+      </w:pPr>
       <w:r>
         <w:continuationSeparator/>
       </w:r>
@@ -26562,9 +27053,14 @@
 </file>
 
 <file path=word/footnotes.xml><?xml version="1.0" encoding="utf-8"?>
-<w:footnotes xmlns:wpc="http://schemas.microsoft.com/office/word/2010/wordprocessingCanvas" xmlns:cx="http://schemas.microsoft.com/office/drawing/2014/chartex" xmlns:cx1="http://schemas.microsoft.com/office/drawing/2015/9/8/chartex" xmlns:cx2="http://schemas.microsoft.com/office/drawing/2015/10/21/chartex" xmlns:cx3="http://schemas.microsoft.com/office/drawing/2016/5/9/chartex" xmlns:cx4="http://schemas.microsoft.com/office/drawing/2016/5/10/chartex" xmlns:cx5="http://schemas.microsoft.com/office/drawing/2016/5/11/chartex" xmlns:cx6="http://schemas.microsoft.com/office/drawing/2016/5/12/chartex" xmlns:cx7="http://schemas.microsoft.com/office/drawing/2016/5/13/chartex" xmlns:cx8="http://schemas.microsoft.com/office/drawing/2016/5/14/chartex" xmlns:mc="http://schemas.openxmlformats.org/markup-compatibility/2006" xmlns:aink="http://schemas.microsoft.com/office/drawing/2016/ink" xmlns:am3d="http://schemas.microsoft.com/office/drawing/2017/model3d" xmlns:o="urn:schemas-microsoft-com:office:office" xmlns:oel="http://schemas.microsoft.com/office/2019/extlst" xmlns:r="http://schemas.openxmlformats.org/officeDocument/2006/relationships" xmlns:m="http://schemas.openxmlformats.org/officeDocument/2006/math" xmlns:v="urn:schemas-microsoft-com:vml" xmlns:wp14="http://schemas.microsoft.com/office/word/2010/wordprocessingDrawing" xmlns:wp="http://schemas.openxmlformats.org/drawingml/2006/wordprocessingDrawing" xmlns:w10="urn:schemas-microsoft-com:office:word" xmlns:w="http://schemas.openxmlformats.org/wordprocessingml/2006/main" xmlns:w14="http://schemas.microsoft.com/office/word/2010/wordml" xmlns:w15="http://schemas.microsoft.com/office/word/2012/wordml" xmlns:w16cex="http://schemas.microsoft.com/office/word/2018/wordml/cex" xmlns:w16cid="http://schemas.microsoft.com/office/word/2016/wordml/cid" xmlns:w16="http://schemas.microsoft.com/office/word/2018/wordml" xmlns:w16sdtdh="http://schemas.microsoft.com/office/word/2020/wordml/sdtdatahash" xmlns:w16se="http://schemas.microsoft.com/office/word/2015/wordml/symex" xmlns:wpg="http://schemas.microsoft.com/office/word/2010/wordprocessingGroup" xmlns:wpi="http://schemas.microsoft.com/office/word/2010/wordprocessingInk" xmlns:wne="http://schemas.microsoft.com/office/word/2006/wordml" xmlns:wps="http://schemas.microsoft.com/office/word/2010/wordprocessingShape" mc:Ignorable="w14 w15 w16se w16cid w16 w16cex w16sdtdh wp14">
+<w:footnotes xmlns:wpc="http://schemas.microsoft.com/office/word/2010/wordprocessingCanvas" xmlns:cx="http://schemas.microsoft.com/office/drawing/2014/chartex" xmlns:cx1="http://schemas.microsoft.com/office/drawing/2015/9/8/chartex" xmlns:cx2="http://schemas.microsoft.com/office/drawing/2015/10/21/chartex" xmlns:cx3="http://schemas.microsoft.com/office/drawing/2016/5/9/chartex" xmlns:cx4="http://schemas.microsoft.com/office/drawing/2016/5/10/chartex" xmlns:cx5="http://schemas.microsoft.com/office/drawing/2016/5/11/chartex" xmlns:cx6="http://schemas.microsoft.com/office/drawing/2016/5/12/chartex" xmlns:cx7="http://schemas.microsoft.com/office/drawing/2016/5/13/chartex" xmlns:cx8="http://schemas.microsoft.com/office/drawing/2016/5/14/chartex" xmlns:mc="http://schemas.openxmlformats.org/markup-compatibility/2006" xmlns:aink="http://schemas.microsoft.com/office/drawing/2016/ink" xmlns:am3d="http://schemas.microsoft.com/office/drawing/2017/model3d" xmlns:o="urn:schemas-microsoft-com:office:office" xmlns:oel="http://schemas.microsoft.com/office/2019/extlst" xmlns:r="http://schemas.openxmlformats.org/officeDocument/2006/relationships" xmlns:m="http://schemas.openxmlformats.org/officeDocument/2006/math" xmlns:v="urn:schemas-microsoft-com:vml" xmlns:wp14="http://schemas.microsoft.com/office/word/2010/wordprocessingDrawing" xmlns:wp="http://schemas.openxmlformats.org/drawingml/2006/wordprocessingDrawing" xmlns:w10="urn:schemas-microsoft-com:office:word" xmlns:w="http://schemas.openxmlformats.org/wordprocessingml/2006/main" xmlns:w14="http://schemas.microsoft.com/office/word/2010/wordml" xmlns:w15="http://schemas.microsoft.com/office/word/2012/wordml" xmlns:w16cex="http://schemas.microsoft.com/office/word/2018/wordml/cex" xmlns:w16cid="http://schemas.microsoft.com/office/word/2016/wordml/cid" xmlns:w16="http://schemas.microsoft.com/office/word/2018/wordml" xmlns:w16du="http://schemas.microsoft.com/office/word/2023/wordml/word16du" xmlns:w16sdtdh="http://schemas.microsoft.com/office/word/2020/wordml/sdtdatahash" xmlns:w16sdtfl="http://schemas.microsoft.com/office/word/2024/wordml/sdtformatlock" xmlns:w16se="http://schemas.microsoft.com/office/word/2015/wordml/symex" xmlns:wpg="http://schemas.microsoft.com/office/word/2010/wordprocessingGroup" xmlns:wpi="http://schemas.microsoft.com/office/word/2010/wordprocessingInk" xmlns:wne="http://schemas.microsoft.com/office/word/2006/wordml" xmlns:wps="http://schemas.microsoft.com/office/word/2010/wordprocessingShape" mc:Ignorable="w14 w15 w16se w16cid w16 w16cex w16sdtdh w16sdtfl w16du wp14">
   <w:footnote w:type="separator" w:id="-1">
     <w:p>
+      <w:pPr>
+        <w:rPr>
+          <w:rFonts w:hint="eastAsia"/>
+        </w:rPr>
+      </w:pPr>
       <w:r>
         <w:separator/>
       </w:r>
@@ -26572,6 +27068,11 @@
   </w:footnote>
   <w:footnote w:type="continuationSeparator" w:id="0">
     <w:p>
+      <w:pPr>
+        <w:rPr>
+          <w:rFonts w:hint="eastAsia"/>
+        </w:rPr>
+      </w:pPr>
       <w:r>
         <w:continuationSeparator/>
       </w:r>
@@ -26581,12 +27082,12 @@
 </file>
 
 <file path=word/header1.xml><?xml version="1.0" encoding="utf-8"?>
-<w:hdr xmlns:wpc="http://schemas.microsoft.com/office/word/2010/wordprocessingCanvas" xmlns:cx="http://schemas.microsoft.com/office/drawing/2014/chartex" xmlns:cx1="http://schemas.microsoft.com/office/drawing/2015/9/8/chartex" xmlns:cx2="http://schemas.microsoft.com/office/drawing/2015/10/21/chartex" xmlns:cx3="http://schemas.microsoft.com/office/drawing/2016/5/9/chartex" xmlns:cx4="http://schemas.microsoft.com/office/drawing/2016/5/10/chartex" xmlns:cx5="http://schemas.microsoft.com/office/drawing/2016/5/11/chartex" xmlns:cx6="http://schemas.microsoft.com/office/drawing/2016/5/12/chartex" xmlns:cx7="http://schemas.microsoft.com/office/drawing/2016/5/13/chartex" xmlns:cx8="http://schemas.microsoft.com/office/drawing/2016/5/14/chartex" xmlns:mc="http://schemas.openxmlformats.org/markup-compatibility/2006" xmlns:aink="http://schemas.microsoft.com/office/drawing/2016/ink" xmlns:am3d="http://schemas.microsoft.com/office/drawing/2017/model3d" xmlns:o="urn:schemas-microsoft-com:office:office" xmlns:oel="http://schemas.microsoft.com/office/2019/extlst" xmlns:r="http://schemas.openxmlformats.org/officeDocument/2006/relationships" xmlns:m="http://schemas.openxmlformats.org/officeDocument/2006/math" xmlns:v="urn:schemas-microsoft-com:vml" xmlns:wp14="http://schemas.microsoft.com/office/word/2010/wordprocessingDrawing" xmlns:wp="http://schemas.openxmlformats.org/drawingml/2006/wordprocessingDrawing" xmlns:w10="urn:schemas-microsoft-com:office:word" xmlns:w="http://schemas.openxmlformats.org/wordprocessingml/2006/main" xmlns:w14="http://schemas.microsoft.com/office/word/2010/wordml" xmlns:w15="http://schemas.microsoft.com/office/word/2012/wordml" xmlns:w16cex="http://schemas.microsoft.com/office/word/2018/wordml/cex" xmlns:w16cid="http://schemas.microsoft.com/office/word/2016/wordml/cid" xmlns:w16="http://schemas.microsoft.com/office/word/2018/wordml" xmlns:w16sdtdh="http://schemas.microsoft.com/office/word/2020/wordml/sdtdatahash" xmlns:w16se="http://schemas.microsoft.com/office/word/2015/wordml/symex" xmlns:wpg="http://schemas.microsoft.com/office/word/2010/wordprocessingGroup" xmlns:wpi="http://schemas.microsoft.com/office/word/2010/wordprocessingInk" xmlns:wne="http://schemas.microsoft.com/office/word/2006/wordml" xmlns:wps="http://schemas.microsoft.com/office/word/2010/wordprocessingShape" mc:Ignorable="w14 w15 w16se w16cid w16 w16cex w16sdtdh wp14">
+<w:hdr xmlns:wpc="http://schemas.microsoft.com/office/word/2010/wordprocessingCanvas" xmlns:cx="http://schemas.microsoft.com/office/drawing/2014/chartex" xmlns:cx1="http://schemas.microsoft.com/office/drawing/2015/9/8/chartex" xmlns:cx2="http://schemas.microsoft.com/office/drawing/2015/10/21/chartex" xmlns:cx3="http://schemas.microsoft.com/office/drawing/2016/5/9/chartex" xmlns:cx4="http://schemas.microsoft.com/office/drawing/2016/5/10/chartex" xmlns:cx5="http://schemas.microsoft.com/office/drawing/2016/5/11/chartex" xmlns:cx6="http://schemas.microsoft.com/office/drawing/2016/5/12/chartex" xmlns:cx7="http://schemas.microsoft.com/office/drawing/2016/5/13/chartex" xmlns:cx8="http://schemas.microsoft.com/office/drawing/2016/5/14/chartex" xmlns:mc="http://schemas.openxmlformats.org/markup-compatibility/2006" xmlns:aink="http://schemas.microsoft.com/office/drawing/2016/ink" xmlns:am3d="http://schemas.microsoft.com/office/drawing/2017/model3d" xmlns:o="urn:schemas-microsoft-com:office:office" xmlns:oel="http://schemas.microsoft.com/office/2019/extlst" xmlns:r="http://schemas.openxmlformats.org/officeDocument/2006/relationships" xmlns:m="http://schemas.openxmlformats.org/officeDocument/2006/math" xmlns:v="urn:schemas-microsoft-com:vml" xmlns:wp14="http://schemas.microsoft.com/office/word/2010/wordprocessingDrawing" xmlns:wp="http://schemas.openxmlformats.org/drawingml/2006/wordprocessingDrawing" xmlns:w10="urn:schemas-microsoft-com:office:word" xmlns:w="http://schemas.openxmlformats.org/wordprocessingml/2006/main" xmlns:w14="http://schemas.microsoft.com/office/word/2010/wordml" xmlns:w15="http://schemas.microsoft.com/office/word/2012/wordml" xmlns:w16cex="http://schemas.microsoft.com/office/word/2018/wordml/cex" xmlns:w16cid="http://schemas.microsoft.com/office/word/2016/wordml/cid" xmlns:w16="http://schemas.microsoft.com/office/word/2018/wordml" xmlns:w16du="http://schemas.microsoft.com/office/word/2023/wordml/word16du" xmlns:w16sdtdh="http://schemas.microsoft.com/office/word/2020/wordml/sdtdatahash" xmlns:w16sdtfl="http://schemas.microsoft.com/office/word/2024/wordml/sdtformatlock" xmlns:w16se="http://schemas.microsoft.com/office/word/2015/wordml/symex" xmlns:wpg="http://schemas.microsoft.com/office/word/2010/wordprocessingGroup" xmlns:wpi="http://schemas.microsoft.com/office/word/2010/wordprocessingInk" xmlns:wne="http://schemas.microsoft.com/office/word/2006/wordml" xmlns:wps="http://schemas.microsoft.com/office/word/2010/wordprocessingShape" mc:Ignorable="w14 w15 w16se w16cid w16 w16cex w16sdtdh w16sdtfl w16du wp14">
   <w:p>
     <w:pPr>
       <w:jc w:val="center"/>
       <w:rPr>
-        <w:rFonts w:ascii="微软雅黑" w:eastAsia="微软雅黑" w:hAnsi="微软雅黑"/>
+        <w:rFonts w:ascii="微软雅黑" w:eastAsia="微软雅黑" w:hAnsi="微软雅黑" w:hint="eastAsia"/>
         <w:sz w:val="20"/>
       </w:rPr>
     </w:pPr>
@@ -26691,7 +27192,7 @@
 </file>
 
 <file path=word/styles.xml><?xml version="1.0" encoding="utf-8"?>
-<w:styles xmlns:mc="http://schemas.openxmlformats.org/markup-compatibility/2006" xmlns:r="http://schemas.openxmlformats.org/officeDocument/2006/relationships" xmlns:w="http://schemas.openxmlformats.org/wordprocessingml/2006/main" xmlns:w14="http://schemas.microsoft.com/office/word/2010/wordml" xmlns:w15="http://schemas.microsoft.com/office/word/2012/wordml" xmlns:w16cex="http://schemas.microsoft.com/office/word/2018/wordml/cex" xmlns:w16cid="http://schemas.microsoft.com/office/word/2016/wordml/cid" xmlns:w16="http://schemas.microsoft.com/office/word/2018/wordml" xmlns:w16sdtdh="http://schemas.microsoft.com/office/word/2020/wordml/sdtdatahash" xmlns:w16se="http://schemas.microsoft.com/office/word/2015/wordml/symex" mc:Ignorable="w14 w15 w16se w16cid w16 w16cex w16sdtdh">
+<w:styles xmlns:mc="http://schemas.openxmlformats.org/markup-compatibility/2006" xmlns:r="http://schemas.openxmlformats.org/officeDocument/2006/relationships" xmlns:w="http://schemas.openxmlformats.org/wordprocessingml/2006/main" xmlns:w14="http://schemas.microsoft.com/office/word/2010/wordml" xmlns:w15="http://schemas.microsoft.com/office/word/2012/wordml" xmlns:w16cex="http://schemas.microsoft.com/office/word/2018/wordml/cex" xmlns:w16cid="http://schemas.microsoft.com/office/word/2016/wordml/cid" xmlns:w16="http://schemas.microsoft.com/office/word/2018/wordml" xmlns:w16du="http://schemas.microsoft.com/office/word/2023/wordml/word16du" xmlns:w16sdtdh="http://schemas.microsoft.com/office/word/2020/wordml/sdtdatahash" xmlns:w16sdtfl="http://schemas.microsoft.com/office/word/2024/wordml/sdtformatlock" xmlns:w16se="http://schemas.microsoft.com/office/word/2015/wordml/symex" mc:Ignorable="w14 w15 w16se w16cid w16 w16cex w16sdtdh w16sdtfl w16du">
   <w:docDefaults>
     <w:rPrDefault>
       <w:rPr>
@@ -26859,7 +27360,7 @@
     <w:lsdException w:name="Table Web 2" w:semiHidden="1" w:unhideWhenUsed="1"/>
     <w:lsdException w:name="Table Web 3" w:semiHidden="1" w:unhideWhenUsed="1"/>
     <w:lsdException w:name="Balloon Text" w:semiHidden="1" w:unhideWhenUsed="1"/>
-    <w:lsdException w:name="Table Grid" w:semiHidden="1" w:uiPriority="39" w:unhideWhenUsed="1"/>
+    <w:lsdException w:name="Table Grid" w:uiPriority="39"/>
     <w:lsdException w:name="Table Theme" w:semiHidden="1" w:unhideWhenUsed="1"/>
     <w:lsdException w:name="Placeholder Text" w:semiHidden="1"/>
     <w:lsdException w:name="No Spacing" w:uiPriority="1" w:qFormat="1"/>
@@ -27138,6 +27639,7 @@
   </w:style>
   <w:style w:type="paragraph" w:styleId="4">
     <w:name w:val="heading 4"/>
+    <w:aliases w:val="第三层条,第四层,(１)黑小三,36标题4,标题 4 Char Char,1.1.1.1,1.1.1.1标题 4,H4,h4,PIM 4,第四层1 Char,第四层1,四级标题,四级,bullet,bl,bb,论文标题 3,论文标题3,四级标题 Char,36标题 4,第三层条1.1,1.1.1.1 标题 4,第三层条1,第三层条2,第三层条3,第三层条4,第三层条5,第三层条6,第三层条7,第三层条8,第三层条9,第三层条10,第三层条11,第三层条12,第三层条13,标题 4-lzg"/>
     <w:basedOn w:val="a"/>
     <w:next w:val="a"/>
     <w:link w:val="40"/>
@@ -27433,6 +27935,7 @@
   </w:style>
   <w:style w:type="character" w:customStyle="1" w:styleId="40">
     <w:name w:val="标题 4 字符"/>
+    <w:aliases w:val="第三层条 字符,第四层 字符,(１)黑小三 字符,36标题4 字符,标题 4 Char Char 字符,1.1.1.1 字符,1.1.1.1标题 4 字符,H4 字符,h4 字符,PIM 4 字符,第四层1 Char 字符,第四层1 字符,四级标题 字符,四级 字符,bullet 字符,bl 字符,bb 字符,论文标题 3 字符,论文标题3 字符,四级标题 Char 字符,36标题 4 字符,第三层条1.1 字符,1.1.1.1 标题 4 字符,第三层条1 字符,第三层条2 字符"/>
     <w:basedOn w:val="a0"/>
     <w:link w:val="4"/>
     <w:uiPriority w:val="9"/>
